--- a/docs/FreshKeep_Final_Report_IT21244384.docx
+++ b/docs/FreshKeep_Final_Report_IT21244384.docx
@@ -97,6 +97,7 @@
         <w:spacing w:before="200" w:after="120"/>
         <w:jc w:val="center"/>
       </w:pPr>
+      <w:proofErr w:type="spellStart"/>
       <w:r>
         <w:rPr>
           <w:b/>
@@ -107,6 +108,7 @@
         </w:rPr>
         <w:t>FreshKeep</w:t>
       </w:r>
+      <w:proofErr w:type="spellEnd"/>
     </w:p>
     <w:p>
       <w:pPr>
@@ -402,7 +404,23 @@
                 <w:sz w:val="21"/>
                 <w:szCs w:val="21"/>
               </w:rPr>
-              <w:t>Assignment 02 — Swift (Part A: iOS · Part B: visionOS)</w:t>
+              <w:t xml:space="preserve">Assignment 02 — Swift (Part A: iOS · Part B: </w:t>
+            </w:r>
+            <w:proofErr w:type="spellStart"/>
+            <w:r>
+              <w:rPr>
+                <w:sz w:val="21"/>
+                <w:szCs w:val="21"/>
+              </w:rPr>
+              <w:t>visionOS</w:t>
+            </w:r>
+            <w:proofErr w:type="spellEnd"/>
+            <w:r>
+              <w:rPr>
+                <w:sz w:val="21"/>
+                <w:szCs w:val="21"/>
+              </w:rPr>
+              <w:t>)</w:t>
             </w:r>
           </w:p>
         </w:tc>
@@ -456,6 +474,10 @@
           <w:p>
             <w:pPr>
               <w:spacing w:after="30"/>
+              <w:rPr>
+                <w:sz w:val="21"/>
+                <w:szCs w:val="21"/>
+              </w:rPr>
             </w:pPr>
             <w:r>
               <w:rPr>
@@ -554,7 +576,6 @@
         <w:alias w:val="Table of Contents"/>
         <w:id w:val="872659097"/>
       </w:sdtPr>
-      <w:sdtEndPr/>
       <w:sdtContent>
         <w:p>
           <w:pPr>
@@ -2424,11 +2445,61 @@
         <w:spacing w:after="140" w:line="300" w:lineRule="auto"/>
         <w:jc w:val="both"/>
       </w:pPr>
-      <w:r>
-        <w:t>FreshKeep is a SwiftUI iOS app that reduces household food waste. Users photograph their groceries; Apple’s Vision framework (Core ML) recognises the food on the device and FreshKeep estimates how long it will last based on where it is stored. It can also read printed best-before dates, sends reminders before food expires, suggests recipes that use up what is about to spoil, and reports the food, money and emissions the user has saved. A visionOS prototype, FreshKeep Spatial, extends the idea to a 3D virtua</w:t>
-      </w:r>
-      <w:r>
-        <w:t>l fridge and an immersive expiry timeline (Part B).</w:t>
+      <w:proofErr w:type="spellStart"/>
+      <w:r>
+        <w:t>FreshKeep</w:t>
+      </w:r>
+      <w:proofErr w:type="spellEnd"/>
+      <w:r>
+        <w:t xml:space="preserve"> is a </w:t>
+      </w:r>
+      <w:proofErr w:type="spellStart"/>
+      <w:r>
+        <w:t>SwiftUI</w:t>
+      </w:r>
+      <w:proofErr w:type="spellEnd"/>
+      <w:r>
+        <w:t xml:space="preserve"> iOS app that reduces household food waste. Users photograph their groceries; Apple’s Vision framework (Core ML) </w:t>
+      </w:r>
+      <w:proofErr w:type="spellStart"/>
+      <w:r>
+        <w:t>recognises</w:t>
+      </w:r>
+      <w:proofErr w:type="spellEnd"/>
+      <w:r>
+        <w:t xml:space="preserve"> the food on the device and </w:t>
+      </w:r>
+      <w:proofErr w:type="spellStart"/>
+      <w:r>
+        <w:t>FreshKeep</w:t>
+      </w:r>
+      <w:proofErr w:type="spellEnd"/>
+      <w:r>
+        <w:t xml:space="preserve"> estimates how long it will last </w:t>
+      </w:r>
+      <w:proofErr w:type="gramStart"/>
+      <w:r>
+        <w:t>based</w:t>
+      </w:r>
+      <w:proofErr w:type="gramEnd"/>
+      <w:r>
+        <w:t xml:space="preserve"> on where it is stored. It can also read printed best-before dates, sends reminders before food expires, suggests recipes that use up what is about to spoil, and reports the food, money and emissions the user has saved. A </w:t>
+      </w:r>
+      <w:proofErr w:type="spellStart"/>
+      <w:r>
+        <w:t>visionOS</w:t>
+      </w:r>
+      <w:proofErr w:type="spellEnd"/>
+      <w:r>
+        <w:t xml:space="preserve"> prototype, </w:t>
+      </w:r>
+      <w:proofErr w:type="spellStart"/>
+      <w:r>
+        <w:t>FreshKeep</w:t>
+      </w:r>
+      <w:proofErr w:type="spellEnd"/>
+      <w:r>
+        <w:t xml:space="preserve"> Spatial, extends the idea to a 3D virtual fridge and an immersive expiry timeline (Part B).</w:t>
       </w:r>
     </w:p>
     <w:tbl>
@@ -2636,6 +2707,7 @@
               </w:rPr>
               <w:t xml:space="preserve">Vision </w:t>
             </w:r>
+            <w:proofErr w:type="spellStart"/>
             <w:r>
               <w:rPr>
                 <w:rFonts w:ascii="Consolas" w:eastAsia="Consolas" w:hAnsi="Consolas" w:cs="Consolas"/>
@@ -2644,6 +2716,7 @@
               </w:rPr>
               <w:t>VNClassifyImageRequest</w:t>
             </w:r>
+            <w:proofErr w:type="spellEnd"/>
             <w:r>
               <w:rPr>
                 <w:sz w:val="21"/>
@@ -2651,6 +2724,7 @@
               </w:rPr>
               <w:t xml:space="preserve"> (Core ML) + </w:t>
             </w:r>
+            <w:proofErr w:type="spellStart"/>
             <w:r>
               <w:rPr>
                 <w:rFonts w:ascii="Consolas" w:eastAsia="Consolas" w:hAnsi="Consolas" w:cs="Consolas"/>
@@ -2659,6 +2733,7 @@
               </w:rPr>
               <w:t>VNRecognizeTextRequest</w:t>
             </w:r>
+            <w:proofErr w:type="spellEnd"/>
             <w:r>
               <w:rPr>
                 <w:sz w:val="21"/>
@@ -2719,12 +2794,21 @@
             <w:pPr>
               <w:spacing w:after="30"/>
             </w:pPr>
-            <w:r>
-              <w:rPr>
-                <w:sz w:val="21"/>
-                <w:szCs w:val="21"/>
-              </w:rPr>
-              <w:t>SwiftData model with external photo storage; settings in @AppStorage</w:t>
+            <w:proofErr w:type="spellStart"/>
+            <w:r>
+              <w:rPr>
+                <w:sz w:val="21"/>
+                <w:szCs w:val="21"/>
+              </w:rPr>
+              <w:t>SwiftData</w:t>
+            </w:r>
+            <w:proofErr w:type="spellEnd"/>
+            <w:r>
+              <w:rPr>
+                <w:sz w:val="21"/>
+                <w:szCs w:val="21"/>
+              </w:rPr>
+              <w:t xml:space="preserve"> model with external photo storage; settings in @AppStorage</w:t>
             </w:r>
           </w:p>
         </w:tc>
@@ -2870,12 +2954,21 @@
             <w:pPr>
               <w:spacing w:after="30"/>
             </w:pPr>
-            <w:r>
-              <w:rPr>
-                <w:sz w:val="21"/>
-                <w:szCs w:val="21"/>
-              </w:rPr>
-              <w:t>visionOS prototype</w:t>
+            <w:proofErr w:type="spellStart"/>
+            <w:r>
+              <w:rPr>
+                <w:sz w:val="21"/>
+                <w:szCs w:val="21"/>
+              </w:rPr>
+              <w:t>visionOS</w:t>
+            </w:r>
+            <w:proofErr w:type="spellEnd"/>
+            <w:r>
+              <w:rPr>
+                <w:sz w:val="21"/>
+                <w:szCs w:val="21"/>
+              </w:rPr>
+              <w:t xml:space="preserve"> prototype</w:t>
             </w:r>
           </w:p>
         </w:tc>
@@ -3017,8 +3110,21 @@
         <w:spacing w:after="140" w:line="300" w:lineRule="auto"/>
         <w:jc w:val="both"/>
       </w:pPr>
-      <w:r>
-        <w:t>FreshKeep’s purpose is to make tracking effortless and to nudge the user at the right time. It targets people who shop for themselves or a family — busy parents, students on a budget and older users who prefer large text — as described by the three personas in the proposal. Local context was considered: prices are in LKR, dates on packaging are read day-first, and the catalog includes local staples (coconut, brinjal, green chilli, cooked rice, curry).</w:t>
+      <w:proofErr w:type="spellStart"/>
+      <w:r>
+        <w:t>FreshKeep’s</w:t>
+      </w:r>
+      <w:proofErr w:type="spellEnd"/>
+      <w:r>
+        <w:t xml:space="preserve"> purpose is to make tracking effortless and to nudge the user at the right time. It targets people who shop for themselves or a family — busy parents, students on a budget and older users who prefer large text — as described by the three personas in the proposal. Local context was considered: prices are in LKR, dates on packaging are read day-first, and the catalog includes local staples (coconut, brinjal, green </w:t>
+      </w:r>
+      <w:proofErr w:type="spellStart"/>
+      <w:r>
+        <w:t>chilli</w:t>
+      </w:r>
+      <w:proofErr w:type="spellEnd"/>
+      <w:r>
+        <w:t>, cooked rice, curry).</w:t>
       </w:r>
     </w:p>
     <w:p>
@@ -3338,119 +3444,34 @@
               </w:rPr>
               <w:t xml:space="preserve">, </w:t>
             </w:r>
+            <w:proofErr w:type="spellStart"/>
             <w:r>
               <w:rPr>
                 <w:rFonts w:ascii="Consolas" w:eastAsia="Consolas" w:hAnsi="Consolas" w:cs="Consolas"/>
                 <w:sz w:val="19"/>
                 <w:szCs w:val="19"/>
               </w:rPr>
-              <w:t>DesignSystem/Effects.swift</w:t>
-            </w:r>
-          </w:p>
-        </w:tc>
-      </w:tr>
-      <w:tr>
-        <w:tc>
-          <w:tcPr>
-            <w:tcW w:w="2605" w:type="dxa"/>
-            <w:tcBorders>
-              <w:top w:val="single" w:sz="4" w:space="0" w:color="BFC9C2"/>
-              <w:left w:val="single" w:sz="4" w:space="0" w:color="BFC9C2"/>
-              <w:bottom w:val="single" w:sz="4" w:space="0" w:color="BFC9C2"/>
-              <w:right w:val="single" w:sz="4" w:space="0" w:color="BFC9C2"/>
-            </w:tcBorders>
-            <w:tcMar>
-              <w:top w:w="70" w:type="dxa"/>
-              <w:left w:w="110" w:type="dxa"/>
-              <w:bottom w:w="70" w:type="dxa"/>
-              <w:right w:w="110" w:type="dxa"/>
-            </w:tcMar>
-          </w:tcPr>
-          <w:p>
-            <w:pPr>
-              <w:spacing w:after="30"/>
-            </w:pPr>
-            <w:r>
-              <w:rPr>
-                <w:sz w:val="21"/>
-                <w:szCs w:val="21"/>
-              </w:rPr>
-              <w:t>SwiftUI components &amp; customisation</w:t>
-            </w:r>
-          </w:p>
-        </w:tc>
-        <w:tc>
-          <w:tcPr>
-            <w:tcW w:w="4280" w:type="dxa"/>
-            <w:tcBorders>
-              <w:top w:val="single" w:sz="4" w:space="0" w:color="BFC9C2"/>
-              <w:left w:val="single" w:sz="4" w:space="0" w:color="BFC9C2"/>
-              <w:bottom w:val="single" w:sz="4" w:space="0" w:color="BFC9C2"/>
-              <w:right w:val="single" w:sz="4" w:space="0" w:color="BFC9C2"/>
-            </w:tcBorders>
-            <w:tcMar>
-              <w:top w:w="70" w:type="dxa"/>
-              <w:left w:w="110" w:type="dxa"/>
-              <w:bottom w:w="70" w:type="dxa"/>
-              <w:right w:w="110" w:type="dxa"/>
-            </w:tcMar>
-          </w:tcPr>
-          <w:p>
-            <w:pPr>
-              <w:spacing w:after="30"/>
-            </w:pPr>
-            <w:r>
-              <w:rPr>
-                <w:sz w:val="21"/>
-                <w:szCs w:val="21"/>
-              </w:rPr>
-              <w:t xml:space="preserve">FreshnessRing, </w:t>
-            </w:r>
+              <w:t>DesignSystem</w:t>
+            </w:r>
+            <w:proofErr w:type="spellEnd"/>
             <w:r>
               <w:rPr>
                 <w:rFonts w:ascii="Consolas" w:eastAsia="Consolas" w:hAnsi="Consolas" w:cs="Consolas"/>
                 <w:sz w:val="19"/>
                 <w:szCs w:val="19"/>
               </w:rPr>
-              <w:t>.freshCard()</w:t>
-            </w:r>
-            <w:r>
-              <w:rPr>
-                <w:sz w:val="21"/>
-                <w:szCs w:val="21"/>
-              </w:rPr>
-              <w:t xml:space="preserve"> modifier, button styles, ViewfinderShape, FilterChip, ShakeEffect; brand theme</w:t>
-            </w:r>
-          </w:p>
-        </w:tc>
-        <w:tc>
-          <w:tcPr>
-            <w:tcW w:w="2421" w:type="dxa"/>
-            <w:tcBorders>
-              <w:top w:val="single" w:sz="4" w:space="0" w:color="BFC9C2"/>
-              <w:left w:val="single" w:sz="4" w:space="0" w:color="BFC9C2"/>
-              <w:bottom w:val="single" w:sz="4" w:space="0" w:color="BFC9C2"/>
-              <w:right w:val="single" w:sz="4" w:space="0" w:color="BFC9C2"/>
-            </w:tcBorders>
-            <w:tcMar>
-              <w:top w:w="70" w:type="dxa"/>
-              <w:left w:w="110" w:type="dxa"/>
-              <w:bottom w:w="70" w:type="dxa"/>
-              <w:right w:w="110" w:type="dxa"/>
-            </w:tcMar>
-          </w:tcPr>
-          <w:p>
-            <w:pPr>
-              <w:spacing w:after="30"/>
-            </w:pPr>
+              <w:t>/</w:t>
+            </w:r>
+            <w:proofErr w:type="spellStart"/>
             <w:r>
               <w:rPr>
                 <w:rFonts w:ascii="Consolas" w:eastAsia="Consolas" w:hAnsi="Consolas" w:cs="Consolas"/>
                 <w:sz w:val="19"/>
                 <w:szCs w:val="19"/>
               </w:rPr>
-              <w:t>DesignSystem/</w:t>
-            </w:r>
+              <w:t>Effects.swift</w:t>
+            </w:r>
+            <w:proofErr w:type="spellEnd"/>
           </w:p>
         </w:tc>
       </w:tr>
@@ -3475,13 +3496,31 @@
             <w:pPr>
               <w:spacing w:after="30"/>
             </w:pPr>
-            <w:r>
-              <w:rPr>
-                <w:sz w:val="21"/>
-                <w:szCs w:val="21"/>
-              </w:rPr>
-              <w:t>≥3 navigable screens</w:t>
-            </w:r>
+            <w:proofErr w:type="spellStart"/>
+            <w:r>
+              <w:rPr>
+                <w:sz w:val="21"/>
+                <w:szCs w:val="21"/>
+              </w:rPr>
+              <w:t>SwiftUI</w:t>
+            </w:r>
+            <w:proofErr w:type="spellEnd"/>
+            <w:r>
+              <w:rPr>
+                <w:sz w:val="21"/>
+                <w:szCs w:val="21"/>
+              </w:rPr>
+              <w:t xml:space="preserve"> components &amp; </w:t>
+            </w:r>
+            <w:proofErr w:type="spellStart"/>
+            <w:r>
+              <w:rPr>
+                <w:sz w:val="21"/>
+                <w:szCs w:val="21"/>
+              </w:rPr>
+              <w:t>customisation</w:t>
+            </w:r>
+            <w:proofErr w:type="spellEnd"/>
           </w:p>
         </w:tc>
         <w:tc>
@@ -3504,282 +3543,104 @@
             <w:pPr>
               <w:spacing w:after="30"/>
             </w:pPr>
-            <w:r>
-              <w:rPr>
-                <w:sz w:val="21"/>
-                <w:szCs w:val="21"/>
-              </w:rPr>
-              <w:t>Pantry, Item detail, Add/Edit, Scan, Insights, Recipe, Settings, Onboarding</w:t>
-            </w:r>
-          </w:p>
-        </w:tc>
-        <w:tc>
-          <w:tcPr>
-            <w:tcW w:w="2421" w:type="dxa"/>
-            <w:tcBorders>
-              <w:top w:val="single" w:sz="4" w:space="0" w:color="BFC9C2"/>
-              <w:left w:val="single" w:sz="4" w:space="0" w:color="BFC9C2"/>
-              <w:bottom w:val="single" w:sz="4" w:space="0" w:color="BFC9C2"/>
-              <w:right w:val="single" w:sz="4" w:space="0" w:color="BFC9C2"/>
-            </w:tcBorders>
-            <w:tcMar>
-              <w:top w:w="70" w:type="dxa"/>
-              <w:left w:w="110" w:type="dxa"/>
-              <w:bottom w:w="70" w:type="dxa"/>
-              <w:right w:w="110" w:type="dxa"/>
-            </w:tcMar>
-          </w:tcPr>
-          <w:p>
-            <w:pPr>
-              <w:spacing w:after="30"/>
-            </w:pPr>
+            <w:proofErr w:type="spellStart"/>
+            <w:r>
+              <w:rPr>
+                <w:sz w:val="21"/>
+                <w:szCs w:val="21"/>
+              </w:rPr>
+              <w:t>FreshnessRing</w:t>
+            </w:r>
+            <w:proofErr w:type="spellEnd"/>
+            <w:proofErr w:type="gramStart"/>
+            <w:r>
+              <w:rPr>
+                <w:sz w:val="21"/>
+                <w:szCs w:val="21"/>
+              </w:rPr>
+              <w:t xml:space="preserve">, </w:t>
+            </w:r>
             <w:r>
               <w:rPr>
                 <w:rFonts w:ascii="Consolas" w:eastAsia="Consolas" w:hAnsi="Consolas" w:cs="Consolas"/>
                 <w:sz w:val="19"/>
                 <w:szCs w:val="19"/>
               </w:rPr>
-              <w:t>Views/</w:t>
-            </w:r>
-          </w:p>
-        </w:tc>
-      </w:tr>
-      <w:tr>
-        <w:tc>
-          <w:tcPr>
-            <w:tcW w:w="2605" w:type="dxa"/>
-            <w:tcBorders>
-              <w:top w:val="single" w:sz="4" w:space="0" w:color="BFC9C2"/>
-              <w:left w:val="single" w:sz="4" w:space="0" w:color="BFC9C2"/>
-              <w:bottom w:val="single" w:sz="4" w:space="0" w:color="BFC9C2"/>
-              <w:right w:val="single" w:sz="4" w:space="0" w:color="BFC9C2"/>
-            </w:tcBorders>
-            <w:tcMar>
-              <w:top w:w="70" w:type="dxa"/>
-              <w:left w:w="110" w:type="dxa"/>
-              <w:bottom w:w="70" w:type="dxa"/>
-              <w:right w:w="110" w:type="dxa"/>
-            </w:tcMar>
-          </w:tcPr>
-          <w:p>
-            <w:pPr>
-              <w:spacing w:after="30"/>
-            </w:pPr>
-            <w:r>
-              <w:rPr>
-                <w:sz w:val="21"/>
-                <w:szCs w:val="21"/>
-              </w:rPr>
-              <w:t>Navigation &amp; architecture</w:t>
-            </w:r>
-          </w:p>
-        </w:tc>
-        <w:tc>
-          <w:tcPr>
-            <w:tcW w:w="4280" w:type="dxa"/>
-            <w:tcBorders>
-              <w:top w:val="single" w:sz="4" w:space="0" w:color="BFC9C2"/>
-              <w:left w:val="single" w:sz="4" w:space="0" w:color="BFC9C2"/>
-              <w:bottom w:val="single" w:sz="4" w:space="0" w:color="BFC9C2"/>
-              <w:right w:val="single" w:sz="4" w:space="0" w:color="BFC9C2"/>
-            </w:tcBorders>
-            <w:tcMar>
-              <w:top w:w="70" w:type="dxa"/>
-              <w:left w:w="110" w:type="dxa"/>
-              <w:bottom w:w="70" w:type="dxa"/>
-              <w:right w:w="110" w:type="dxa"/>
-            </w:tcMar>
-          </w:tcPr>
-          <w:p>
-            <w:pPr>
-              <w:spacing w:after="30"/>
-            </w:pPr>
-            <w:r>
-              <w:rPr>
-                <w:sz w:val="21"/>
-                <w:szCs w:val="21"/>
-              </w:rPr>
-              <w:t>NavigationStack per tab with typed destinations, NavigationSplitView on iPad, sheets; MVVM + services + shared package</w:t>
-            </w:r>
-          </w:p>
-        </w:tc>
-        <w:tc>
-          <w:tcPr>
-            <w:tcW w:w="2421" w:type="dxa"/>
-            <w:tcBorders>
-              <w:top w:val="single" w:sz="4" w:space="0" w:color="BFC9C2"/>
-              <w:left w:val="single" w:sz="4" w:space="0" w:color="BFC9C2"/>
-              <w:bottom w:val="single" w:sz="4" w:space="0" w:color="BFC9C2"/>
-              <w:right w:val="single" w:sz="4" w:space="0" w:color="BFC9C2"/>
-            </w:tcBorders>
-            <w:tcMar>
-              <w:top w:w="70" w:type="dxa"/>
-              <w:left w:w="110" w:type="dxa"/>
-              <w:bottom w:w="70" w:type="dxa"/>
-              <w:right w:w="110" w:type="dxa"/>
-            </w:tcMar>
-          </w:tcPr>
-          <w:p>
-            <w:pPr>
-              <w:spacing w:after="30"/>
-            </w:pPr>
+              <w:t>.</w:t>
+            </w:r>
+            <w:proofErr w:type="spellStart"/>
             <w:r>
               <w:rPr>
                 <w:rFonts w:ascii="Consolas" w:eastAsia="Consolas" w:hAnsi="Consolas" w:cs="Consolas"/>
                 <w:sz w:val="19"/>
                 <w:szCs w:val="19"/>
               </w:rPr>
-              <w:t>RootView.swift</w:t>
-            </w:r>
-          </w:p>
-        </w:tc>
-      </w:tr>
-      <w:tr>
-        <w:tc>
-          <w:tcPr>
-            <w:tcW w:w="2605" w:type="dxa"/>
-            <w:tcBorders>
-              <w:top w:val="single" w:sz="4" w:space="0" w:color="BFC9C2"/>
-              <w:left w:val="single" w:sz="4" w:space="0" w:color="BFC9C2"/>
-              <w:bottom w:val="single" w:sz="4" w:space="0" w:color="BFC9C2"/>
-              <w:right w:val="single" w:sz="4" w:space="0" w:color="BFC9C2"/>
-            </w:tcBorders>
-            <w:tcMar>
-              <w:top w:w="70" w:type="dxa"/>
-              <w:left w:w="110" w:type="dxa"/>
-              <w:bottom w:w="70" w:type="dxa"/>
-              <w:right w:w="110" w:type="dxa"/>
-            </w:tcMar>
-          </w:tcPr>
-          <w:p>
-            <w:pPr>
-              <w:spacing w:after="30"/>
-            </w:pPr>
-            <w:r>
-              <w:rPr>
-                <w:sz w:val="21"/>
-                <w:szCs w:val="21"/>
-              </w:rPr>
-              <w:t>Data persistence</w:t>
-            </w:r>
-          </w:p>
-        </w:tc>
-        <w:tc>
-          <w:tcPr>
-            <w:tcW w:w="4280" w:type="dxa"/>
-            <w:tcBorders>
-              <w:top w:val="single" w:sz="4" w:space="0" w:color="BFC9C2"/>
-              <w:left w:val="single" w:sz="4" w:space="0" w:color="BFC9C2"/>
-              <w:bottom w:val="single" w:sz="4" w:space="0" w:color="BFC9C2"/>
-              <w:right w:val="single" w:sz="4" w:space="0" w:color="BFC9C2"/>
-            </w:tcBorders>
-            <w:tcMar>
-              <w:top w:w="70" w:type="dxa"/>
-              <w:left w:w="110" w:type="dxa"/>
-              <w:bottom w:w="70" w:type="dxa"/>
-              <w:right w:w="110" w:type="dxa"/>
-            </w:tcMar>
-          </w:tcPr>
-          <w:p>
-            <w:pPr>
-              <w:spacing w:after="30"/>
-            </w:pPr>
-            <w:r>
-              <w:rPr>
-                <w:sz w:val="21"/>
-                <w:szCs w:val="21"/>
-              </w:rPr>
-              <w:t>SwiftData @Model, predicates and sort descriptors, external storage</w:t>
-            </w:r>
-          </w:p>
-        </w:tc>
-        <w:tc>
-          <w:tcPr>
-            <w:tcW w:w="2421" w:type="dxa"/>
-            <w:tcBorders>
-              <w:top w:val="single" w:sz="4" w:space="0" w:color="BFC9C2"/>
-              <w:left w:val="single" w:sz="4" w:space="0" w:color="BFC9C2"/>
-              <w:bottom w:val="single" w:sz="4" w:space="0" w:color="BFC9C2"/>
-              <w:right w:val="single" w:sz="4" w:space="0" w:color="BFC9C2"/>
-            </w:tcBorders>
-            <w:tcMar>
-              <w:top w:w="70" w:type="dxa"/>
-              <w:left w:w="110" w:type="dxa"/>
-              <w:bottom w:w="70" w:type="dxa"/>
-              <w:right w:w="110" w:type="dxa"/>
-            </w:tcMar>
-          </w:tcPr>
-          <w:p>
-            <w:pPr>
-              <w:spacing w:after="30"/>
-            </w:pPr>
+              <w:t>freshCard</w:t>
+            </w:r>
+            <w:proofErr w:type="spellEnd"/>
+            <w:proofErr w:type="gramEnd"/>
             <w:r>
               <w:rPr>
                 <w:rFonts w:ascii="Consolas" w:eastAsia="Consolas" w:hAnsi="Consolas" w:cs="Consolas"/>
                 <w:sz w:val="19"/>
                 <w:szCs w:val="19"/>
               </w:rPr>
-              <w:t>Shared/PantryItem.swift</w:t>
-            </w:r>
-          </w:p>
-        </w:tc>
-      </w:tr>
-      <w:tr>
-        <w:tc>
-          <w:tcPr>
-            <w:tcW w:w="2605" w:type="dxa"/>
-            <w:tcBorders>
-              <w:top w:val="single" w:sz="4" w:space="0" w:color="BFC9C2"/>
-              <w:left w:val="single" w:sz="4" w:space="0" w:color="BFC9C2"/>
-              <w:bottom w:val="single" w:sz="4" w:space="0" w:color="BFC9C2"/>
-              <w:right w:val="single" w:sz="4" w:space="0" w:color="BFC9C2"/>
-            </w:tcBorders>
-            <w:tcMar>
-              <w:top w:w="70" w:type="dxa"/>
-              <w:left w:w="110" w:type="dxa"/>
-              <w:bottom w:w="70" w:type="dxa"/>
-              <w:right w:w="110" w:type="dxa"/>
-            </w:tcMar>
-          </w:tcPr>
-          <w:p>
-            <w:pPr>
-              <w:spacing w:after="30"/>
-            </w:pPr>
-            <w:r>
-              <w:rPr>
-                <w:sz w:val="21"/>
-                <w:szCs w:val="21"/>
-              </w:rPr>
-              <w:t>Emerging technology</w:t>
-            </w:r>
-          </w:p>
-        </w:tc>
-        <w:tc>
-          <w:tcPr>
-            <w:tcW w:w="4280" w:type="dxa"/>
-            <w:tcBorders>
-              <w:top w:val="single" w:sz="4" w:space="0" w:color="BFC9C2"/>
-              <w:left w:val="single" w:sz="4" w:space="0" w:color="BFC9C2"/>
-              <w:bottom w:val="single" w:sz="4" w:space="0" w:color="BFC9C2"/>
-              <w:right w:val="single" w:sz="4" w:space="0" w:color="BFC9C2"/>
-            </w:tcBorders>
-            <w:tcMar>
-              <w:top w:w="70" w:type="dxa"/>
-              <w:left w:w="110" w:type="dxa"/>
-              <w:bottom w:w="70" w:type="dxa"/>
-              <w:right w:w="110" w:type="dxa"/>
-            </w:tcMar>
-          </w:tcPr>
-          <w:p>
-            <w:pPr>
-              <w:spacing w:after="30"/>
-            </w:pPr>
-            <w:r>
-              <w:rPr>
-                <w:sz w:val="21"/>
-                <w:szCs w:val="21"/>
-              </w:rPr>
-              <w:t>Vision / Core ML food recognition and OCR</w:t>
+              <w:t>()</w:t>
+            </w:r>
+            <w:r>
+              <w:rPr>
+                <w:sz w:val="21"/>
+                <w:szCs w:val="21"/>
+              </w:rPr>
+              <w:t xml:space="preserve"> modifier, button styles, </w:t>
+            </w:r>
+            <w:proofErr w:type="spellStart"/>
+            <w:r>
+              <w:rPr>
+                <w:sz w:val="21"/>
+                <w:szCs w:val="21"/>
+              </w:rPr>
+              <w:t>ViewfinderShape</w:t>
+            </w:r>
+            <w:proofErr w:type="spellEnd"/>
+            <w:r>
+              <w:rPr>
+                <w:sz w:val="21"/>
+                <w:szCs w:val="21"/>
+              </w:rPr>
+              <w:t xml:space="preserve">, </w:t>
+            </w:r>
+            <w:proofErr w:type="spellStart"/>
+            <w:r>
+              <w:rPr>
+                <w:sz w:val="21"/>
+                <w:szCs w:val="21"/>
+              </w:rPr>
+              <w:t>FilterChip</w:t>
+            </w:r>
+            <w:proofErr w:type="spellEnd"/>
+            <w:r>
+              <w:rPr>
+                <w:sz w:val="21"/>
+                <w:szCs w:val="21"/>
+              </w:rPr>
+              <w:t xml:space="preserve">, </w:t>
+            </w:r>
+            <w:proofErr w:type="spellStart"/>
+            <w:r>
+              <w:rPr>
+                <w:sz w:val="21"/>
+                <w:szCs w:val="21"/>
+              </w:rPr>
+              <w:t>ShakeEffect</w:t>
+            </w:r>
+            <w:proofErr w:type="spellEnd"/>
+            <w:r>
+              <w:rPr>
+                <w:sz w:val="21"/>
+                <w:szCs w:val="21"/>
+              </w:rPr>
+              <w:t>; brand theme</w:t>
             </w:r>
           </w:p>
         </w:tc>
@@ -3803,28 +3664,23 @@
             <w:pPr>
               <w:spacing w:after="30"/>
             </w:pPr>
+            <w:proofErr w:type="spellStart"/>
             <w:r>
               <w:rPr>
                 <w:rFonts w:ascii="Consolas" w:eastAsia="Consolas" w:hAnsi="Consolas" w:cs="Consolas"/>
                 <w:sz w:val="19"/>
                 <w:szCs w:val="19"/>
               </w:rPr>
-              <w:t>Services/FoodClassifier.swift</w:t>
-            </w:r>
-            <w:r>
-              <w:rPr>
-                <w:sz w:val="21"/>
-                <w:szCs w:val="21"/>
-              </w:rPr>
-              <w:t xml:space="preserve">, </w:t>
-            </w:r>
+              <w:t>DesignSystem</w:t>
+            </w:r>
+            <w:proofErr w:type="spellEnd"/>
             <w:r>
               <w:rPr>
                 <w:rFonts w:ascii="Consolas" w:eastAsia="Consolas" w:hAnsi="Consolas" w:cs="Consolas"/>
                 <w:sz w:val="19"/>
                 <w:szCs w:val="19"/>
               </w:rPr>
-              <w:t>LabelReader.swift</w:t>
+              <w:t>/</w:t>
             </w:r>
           </w:p>
         </w:tc>
@@ -3855,7 +3711,7 @@
                 <w:sz w:val="21"/>
                 <w:szCs w:val="21"/>
               </w:rPr>
-              <w:t>Visual design &amp; branding</w:t>
+              <w:t>≥3 navigable screens</w:t>
             </w:r>
           </w:p>
         </w:tc>
@@ -3884,7 +3740,7 @@
                 <w:sz w:val="21"/>
                 <w:szCs w:val="21"/>
               </w:rPr>
-              <w:t>Custom icon, colour tokens, Figma design system</w:t>
+              <w:t>Pantry, Item detail, Add/Edit, Scan, Insights, Recipe, Settings, Onboarding</w:t>
             </w:r>
           </w:p>
         </w:tc>
@@ -3908,20 +3764,13 @@
             <w:pPr>
               <w:spacing w:after="30"/>
             </w:pPr>
-            <w:r>
-              <w:rPr>
-                <w:sz w:val="21"/>
-                <w:szCs w:val="21"/>
-              </w:rPr>
-              <w:t xml:space="preserve">Figma file, </w:t>
-            </w:r>
             <w:r>
               <w:rPr>
                 <w:rFonts w:ascii="Consolas" w:eastAsia="Consolas" w:hAnsi="Consolas" w:cs="Consolas"/>
                 <w:sz w:val="19"/>
                 <w:szCs w:val="19"/>
               </w:rPr>
-              <w:t>Resources/Assets.xcassets</w:t>
+              <w:t>Views/</w:t>
             </w:r>
           </w:p>
         </w:tc>
@@ -3952,7 +3801,7 @@
                 <w:sz w:val="21"/>
                 <w:szCs w:val="21"/>
               </w:rPr>
-              <w:t>Accessibility</w:t>
+              <w:t>Navigation &amp; architecture</w:t>
             </w:r>
           </w:p>
         </w:tc>
@@ -3976,12 +3825,37 @@
             <w:pPr>
               <w:spacing w:after="30"/>
             </w:pPr>
-            <w:r>
-              <w:rPr>
-                <w:sz w:val="21"/>
-                <w:szCs w:val="21"/>
-              </w:rPr>
-              <w:t>Dark Mode assets, Dynamic Type, VoiceOver labels, Reduce Motion</w:t>
+            <w:proofErr w:type="spellStart"/>
+            <w:r>
+              <w:rPr>
+                <w:sz w:val="21"/>
+                <w:szCs w:val="21"/>
+              </w:rPr>
+              <w:t>NavigationStack</w:t>
+            </w:r>
+            <w:proofErr w:type="spellEnd"/>
+            <w:r>
+              <w:rPr>
+                <w:sz w:val="21"/>
+                <w:szCs w:val="21"/>
+              </w:rPr>
+              <w:t xml:space="preserve"> per tab with typed destinations, </w:t>
+            </w:r>
+            <w:proofErr w:type="spellStart"/>
+            <w:r>
+              <w:rPr>
+                <w:sz w:val="21"/>
+                <w:szCs w:val="21"/>
+              </w:rPr>
+              <w:t>NavigationSplitView</w:t>
+            </w:r>
+            <w:proofErr w:type="spellEnd"/>
+            <w:r>
+              <w:rPr>
+                <w:sz w:val="21"/>
+                <w:szCs w:val="21"/>
+              </w:rPr>
+              <w:t xml:space="preserve"> on iPad, sheets; MVVM + services + shared package</w:t>
             </w:r>
           </w:p>
         </w:tc>
@@ -4005,13 +3879,16 @@
             <w:pPr>
               <w:spacing w:after="30"/>
             </w:pPr>
-            <w:r>
-              <w:rPr>
-                <w:sz w:val="21"/>
-                <w:szCs w:val="21"/>
-              </w:rPr>
-              <w:t>UI Documentation §6–7</w:t>
-            </w:r>
+            <w:proofErr w:type="spellStart"/>
+            <w:r>
+              <w:rPr>
+                <w:rFonts w:ascii="Consolas" w:eastAsia="Consolas" w:hAnsi="Consolas" w:cs="Consolas"/>
+                <w:sz w:val="19"/>
+                <w:szCs w:val="19"/>
+              </w:rPr>
+              <w:t>RootView.swift</w:t>
+            </w:r>
+            <w:proofErr w:type="spellEnd"/>
           </w:p>
         </w:tc>
       </w:tr>
@@ -4041,7 +3918,7 @@
                 <w:sz w:val="21"/>
                 <w:szCs w:val="21"/>
               </w:rPr>
-              <w:t>Testing &amp; optimisation</w:t>
+              <w:t>Data persistence</w:t>
             </w:r>
           </w:p>
         </w:tc>
@@ -4065,12 +3942,507 @@
             <w:pPr>
               <w:spacing w:after="30"/>
             </w:pPr>
-            <w:r>
-              <w:rPr>
-                <w:sz w:val="21"/>
-                <w:szCs w:val="21"/>
-              </w:rPr>
-              <w:t>Unit, UI and performance tests, UAT plan; ImageIO downsampling, caching, background Vision</w:t>
+            <w:proofErr w:type="spellStart"/>
+            <w:r>
+              <w:rPr>
+                <w:sz w:val="21"/>
+                <w:szCs w:val="21"/>
+              </w:rPr>
+              <w:t>SwiftData</w:t>
+            </w:r>
+            <w:proofErr w:type="spellEnd"/>
+            <w:r>
+              <w:rPr>
+                <w:sz w:val="21"/>
+                <w:szCs w:val="21"/>
+              </w:rPr>
+              <w:t xml:space="preserve"> @Model, predicates and sort descriptors, external storage</w:t>
+            </w:r>
+          </w:p>
+        </w:tc>
+        <w:tc>
+          <w:tcPr>
+            <w:tcW w:w="2421" w:type="dxa"/>
+            <w:tcBorders>
+              <w:top w:val="single" w:sz="4" w:space="0" w:color="BFC9C2"/>
+              <w:left w:val="single" w:sz="4" w:space="0" w:color="BFC9C2"/>
+              <w:bottom w:val="single" w:sz="4" w:space="0" w:color="BFC9C2"/>
+              <w:right w:val="single" w:sz="4" w:space="0" w:color="BFC9C2"/>
+            </w:tcBorders>
+            <w:tcMar>
+              <w:top w:w="70" w:type="dxa"/>
+              <w:left w:w="110" w:type="dxa"/>
+              <w:bottom w:w="70" w:type="dxa"/>
+              <w:right w:w="110" w:type="dxa"/>
+            </w:tcMar>
+          </w:tcPr>
+          <w:p>
+            <w:pPr>
+              <w:spacing w:after="30"/>
+            </w:pPr>
+            <w:r>
+              <w:rPr>
+                <w:rFonts w:ascii="Consolas" w:eastAsia="Consolas" w:hAnsi="Consolas" w:cs="Consolas"/>
+                <w:sz w:val="19"/>
+                <w:szCs w:val="19"/>
+              </w:rPr>
+              <w:t>Shared/</w:t>
+            </w:r>
+            <w:proofErr w:type="spellStart"/>
+            <w:r>
+              <w:rPr>
+                <w:rFonts w:ascii="Consolas" w:eastAsia="Consolas" w:hAnsi="Consolas" w:cs="Consolas"/>
+                <w:sz w:val="19"/>
+                <w:szCs w:val="19"/>
+              </w:rPr>
+              <w:t>PantryItem.swift</w:t>
+            </w:r>
+            <w:proofErr w:type="spellEnd"/>
+          </w:p>
+        </w:tc>
+      </w:tr>
+      <w:tr>
+        <w:tc>
+          <w:tcPr>
+            <w:tcW w:w="2605" w:type="dxa"/>
+            <w:tcBorders>
+              <w:top w:val="single" w:sz="4" w:space="0" w:color="BFC9C2"/>
+              <w:left w:val="single" w:sz="4" w:space="0" w:color="BFC9C2"/>
+              <w:bottom w:val="single" w:sz="4" w:space="0" w:color="BFC9C2"/>
+              <w:right w:val="single" w:sz="4" w:space="0" w:color="BFC9C2"/>
+            </w:tcBorders>
+            <w:tcMar>
+              <w:top w:w="70" w:type="dxa"/>
+              <w:left w:w="110" w:type="dxa"/>
+              <w:bottom w:w="70" w:type="dxa"/>
+              <w:right w:w="110" w:type="dxa"/>
+            </w:tcMar>
+          </w:tcPr>
+          <w:p>
+            <w:pPr>
+              <w:spacing w:after="30"/>
+            </w:pPr>
+            <w:r>
+              <w:rPr>
+                <w:sz w:val="21"/>
+                <w:szCs w:val="21"/>
+              </w:rPr>
+              <w:t>Emerging technology</w:t>
+            </w:r>
+          </w:p>
+        </w:tc>
+        <w:tc>
+          <w:tcPr>
+            <w:tcW w:w="4280" w:type="dxa"/>
+            <w:tcBorders>
+              <w:top w:val="single" w:sz="4" w:space="0" w:color="BFC9C2"/>
+              <w:left w:val="single" w:sz="4" w:space="0" w:color="BFC9C2"/>
+              <w:bottom w:val="single" w:sz="4" w:space="0" w:color="BFC9C2"/>
+              <w:right w:val="single" w:sz="4" w:space="0" w:color="BFC9C2"/>
+            </w:tcBorders>
+            <w:tcMar>
+              <w:top w:w="70" w:type="dxa"/>
+              <w:left w:w="110" w:type="dxa"/>
+              <w:bottom w:w="70" w:type="dxa"/>
+              <w:right w:w="110" w:type="dxa"/>
+            </w:tcMar>
+          </w:tcPr>
+          <w:p>
+            <w:pPr>
+              <w:spacing w:after="30"/>
+            </w:pPr>
+            <w:r>
+              <w:rPr>
+                <w:sz w:val="21"/>
+                <w:szCs w:val="21"/>
+              </w:rPr>
+              <w:t>Vision / Core ML food recognition and OCR</w:t>
+            </w:r>
+          </w:p>
+        </w:tc>
+        <w:tc>
+          <w:tcPr>
+            <w:tcW w:w="2421" w:type="dxa"/>
+            <w:tcBorders>
+              <w:top w:val="single" w:sz="4" w:space="0" w:color="BFC9C2"/>
+              <w:left w:val="single" w:sz="4" w:space="0" w:color="BFC9C2"/>
+              <w:bottom w:val="single" w:sz="4" w:space="0" w:color="BFC9C2"/>
+              <w:right w:val="single" w:sz="4" w:space="0" w:color="BFC9C2"/>
+            </w:tcBorders>
+            <w:tcMar>
+              <w:top w:w="70" w:type="dxa"/>
+              <w:left w:w="110" w:type="dxa"/>
+              <w:bottom w:w="70" w:type="dxa"/>
+              <w:right w:w="110" w:type="dxa"/>
+            </w:tcMar>
+          </w:tcPr>
+          <w:p>
+            <w:pPr>
+              <w:spacing w:after="30"/>
+            </w:pPr>
+            <w:r>
+              <w:rPr>
+                <w:rFonts w:ascii="Consolas" w:eastAsia="Consolas" w:hAnsi="Consolas" w:cs="Consolas"/>
+                <w:sz w:val="19"/>
+                <w:szCs w:val="19"/>
+              </w:rPr>
+              <w:t>Services/</w:t>
+            </w:r>
+            <w:proofErr w:type="spellStart"/>
+            <w:r>
+              <w:rPr>
+                <w:rFonts w:ascii="Consolas" w:eastAsia="Consolas" w:hAnsi="Consolas" w:cs="Consolas"/>
+                <w:sz w:val="19"/>
+                <w:szCs w:val="19"/>
+              </w:rPr>
+              <w:t>FoodClassifier.swift</w:t>
+            </w:r>
+            <w:proofErr w:type="spellEnd"/>
+            <w:r>
+              <w:rPr>
+                <w:sz w:val="21"/>
+                <w:szCs w:val="21"/>
+              </w:rPr>
+              <w:t xml:space="preserve">, </w:t>
+            </w:r>
+            <w:proofErr w:type="spellStart"/>
+            <w:r>
+              <w:rPr>
+                <w:rFonts w:ascii="Consolas" w:eastAsia="Consolas" w:hAnsi="Consolas" w:cs="Consolas"/>
+                <w:sz w:val="19"/>
+                <w:szCs w:val="19"/>
+              </w:rPr>
+              <w:t>LabelReader.swift</w:t>
+            </w:r>
+            <w:proofErr w:type="spellEnd"/>
+          </w:p>
+        </w:tc>
+      </w:tr>
+      <w:tr>
+        <w:tc>
+          <w:tcPr>
+            <w:tcW w:w="2605" w:type="dxa"/>
+            <w:tcBorders>
+              <w:top w:val="single" w:sz="4" w:space="0" w:color="BFC9C2"/>
+              <w:left w:val="single" w:sz="4" w:space="0" w:color="BFC9C2"/>
+              <w:bottom w:val="single" w:sz="4" w:space="0" w:color="BFC9C2"/>
+              <w:right w:val="single" w:sz="4" w:space="0" w:color="BFC9C2"/>
+            </w:tcBorders>
+            <w:tcMar>
+              <w:top w:w="70" w:type="dxa"/>
+              <w:left w:w="110" w:type="dxa"/>
+              <w:bottom w:w="70" w:type="dxa"/>
+              <w:right w:w="110" w:type="dxa"/>
+            </w:tcMar>
+          </w:tcPr>
+          <w:p>
+            <w:pPr>
+              <w:spacing w:after="30"/>
+            </w:pPr>
+            <w:r>
+              <w:rPr>
+                <w:sz w:val="21"/>
+                <w:szCs w:val="21"/>
+              </w:rPr>
+              <w:t>Visual design &amp; branding</w:t>
+            </w:r>
+          </w:p>
+        </w:tc>
+        <w:tc>
+          <w:tcPr>
+            <w:tcW w:w="4280" w:type="dxa"/>
+            <w:tcBorders>
+              <w:top w:val="single" w:sz="4" w:space="0" w:color="BFC9C2"/>
+              <w:left w:val="single" w:sz="4" w:space="0" w:color="BFC9C2"/>
+              <w:bottom w:val="single" w:sz="4" w:space="0" w:color="BFC9C2"/>
+              <w:right w:val="single" w:sz="4" w:space="0" w:color="BFC9C2"/>
+            </w:tcBorders>
+            <w:tcMar>
+              <w:top w:w="70" w:type="dxa"/>
+              <w:left w:w="110" w:type="dxa"/>
+              <w:bottom w:w="70" w:type="dxa"/>
+              <w:right w:w="110" w:type="dxa"/>
+            </w:tcMar>
+          </w:tcPr>
+          <w:p>
+            <w:pPr>
+              <w:spacing w:after="30"/>
+            </w:pPr>
+            <w:r>
+              <w:rPr>
+                <w:sz w:val="21"/>
+                <w:szCs w:val="21"/>
+              </w:rPr>
+              <w:t xml:space="preserve">Custom icon, </w:t>
+            </w:r>
+            <w:proofErr w:type="spellStart"/>
+            <w:r>
+              <w:rPr>
+                <w:sz w:val="21"/>
+                <w:szCs w:val="21"/>
+              </w:rPr>
+              <w:t>colour</w:t>
+            </w:r>
+            <w:proofErr w:type="spellEnd"/>
+            <w:r>
+              <w:rPr>
+                <w:sz w:val="21"/>
+                <w:szCs w:val="21"/>
+              </w:rPr>
+              <w:t xml:space="preserve"> tokens, Figma design system</w:t>
+            </w:r>
+          </w:p>
+        </w:tc>
+        <w:tc>
+          <w:tcPr>
+            <w:tcW w:w="2421" w:type="dxa"/>
+            <w:tcBorders>
+              <w:top w:val="single" w:sz="4" w:space="0" w:color="BFC9C2"/>
+              <w:left w:val="single" w:sz="4" w:space="0" w:color="BFC9C2"/>
+              <w:bottom w:val="single" w:sz="4" w:space="0" w:color="BFC9C2"/>
+              <w:right w:val="single" w:sz="4" w:space="0" w:color="BFC9C2"/>
+            </w:tcBorders>
+            <w:tcMar>
+              <w:top w:w="70" w:type="dxa"/>
+              <w:left w:w="110" w:type="dxa"/>
+              <w:bottom w:w="70" w:type="dxa"/>
+              <w:right w:w="110" w:type="dxa"/>
+            </w:tcMar>
+          </w:tcPr>
+          <w:p>
+            <w:pPr>
+              <w:spacing w:after="30"/>
+            </w:pPr>
+            <w:r>
+              <w:rPr>
+                <w:sz w:val="21"/>
+                <w:szCs w:val="21"/>
+              </w:rPr>
+              <w:t xml:space="preserve">Figma file, </w:t>
+            </w:r>
+            <w:r>
+              <w:rPr>
+                <w:rFonts w:ascii="Consolas" w:eastAsia="Consolas" w:hAnsi="Consolas" w:cs="Consolas"/>
+                <w:sz w:val="19"/>
+                <w:szCs w:val="19"/>
+              </w:rPr>
+              <w:t>Resources/</w:t>
+            </w:r>
+            <w:proofErr w:type="spellStart"/>
+            <w:r>
+              <w:rPr>
+                <w:rFonts w:ascii="Consolas" w:eastAsia="Consolas" w:hAnsi="Consolas" w:cs="Consolas"/>
+                <w:sz w:val="19"/>
+                <w:szCs w:val="19"/>
+              </w:rPr>
+              <w:t>Assets.xcassets</w:t>
+            </w:r>
+            <w:proofErr w:type="spellEnd"/>
+          </w:p>
+        </w:tc>
+      </w:tr>
+      <w:tr>
+        <w:tc>
+          <w:tcPr>
+            <w:tcW w:w="2605" w:type="dxa"/>
+            <w:tcBorders>
+              <w:top w:val="single" w:sz="4" w:space="0" w:color="BFC9C2"/>
+              <w:left w:val="single" w:sz="4" w:space="0" w:color="BFC9C2"/>
+              <w:bottom w:val="single" w:sz="4" w:space="0" w:color="BFC9C2"/>
+              <w:right w:val="single" w:sz="4" w:space="0" w:color="BFC9C2"/>
+            </w:tcBorders>
+            <w:tcMar>
+              <w:top w:w="70" w:type="dxa"/>
+              <w:left w:w="110" w:type="dxa"/>
+              <w:bottom w:w="70" w:type="dxa"/>
+              <w:right w:w="110" w:type="dxa"/>
+            </w:tcMar>
+          </w:tcPr>
+          <w:p>
+            <w:pPr>
+              <w:spacing w:after="30"/>
+            </w:pPr>
+            <w:r>
+              <w:rPr>
+                <w:sz w:val="21"/>
+                <w:szCs w:val="21"/>
+              </w:rPr>
+              <w:t>Accessibility</w:t>
+            </w:r>
+          </w:p>
+        </w:tc>
+        <w:tc>
+          <w:tcPr>
+            <w:tcW w:w="4280" w:type="dxa"/>
+            <w:tcBorders>
+              <w:top w:val="single" w:sz="4" w:space="0" w:color="BFC9C2"/>
+              <w:left w:val="single" w:sz="4" w:space="0" w:color="BFC9C2"/>
+              <w:bottom w:val="single" w:sz="4" w:space="0" w:color="BFC9C2"/>
+              <w:right w:val="single" w:sz="4" w:space="0" w:color="BFC9C2"/>
+            </w:tcBorders>
+            <w:tcMar>
+              <w:top w:w="70" w:type="dxa"/>
+              <w:left w:w="110" w:type="dxa"/>
+              <w:bottom w:w="70" w:type="dxa"/>
+              <w:right w:w="110" w:type="dxa"/>
+            </w:tcMar>
+          </w:tcPr>
+          <w:p>
+            <w:pPr>
+              <w:spacing w:after="30"/>
+            </w:pPr>
+            <w:r>
+              <w:rPr>
+                <w:sz w:val="21"/>
+                <w:szCs w:val="21"/>
+              </w:rPr>
+              <w:t xml:space="preserve">Dark Mode assets, Dynamic Type, </w:t>
+            </w:r>
+            <w:proofErr w:type="spellStart"/>
+            <w:r>
+              <w:rPr>
+                <w:sz w:val="21"/>
+                <w:szCs w:val="21"/>
+              </w:rPr>
+              <w:t>VoiceOver</w:t>
+            </w:r>
+            <w:proofErr w:type="spellEnd"/>
+            <w:r>
+              <w:rPr>
+                <w:sz w:val="21"/>
+                <w:szCs w:val="21"/>
+              </w:rPr>
+              <w:t xml:space="preserve"> labels, Reduce Motion</w:t>
+            </w:r>
+          </w:p>
+        </w:tc>
+        <w:tc>
+          <w:tcPr>
+            <w:tcW w:w="2421" w:type="dxa"/>
+            <w:tcBorders>
+              <w:top w:val="single" w:sz="4" w:space="0" w:color="BFC9C2"/>
+              <w:left w:val="single" w:sz="4" w:space="0" w:color="BFC9C2"/>
+              <w:bottom w:val="single" w:sz="4" w:space="0" w:color="BFC9C2"/>
+              <w:right w:val="single" w:sz="4" w:space="0" w:color="BFC9C2"/>
+            </w:tcBorders>
+            <w:tcMar>
+              <w:top w:w="70" w:type="dxa"/>
+              <w:left w:w="110" w:type="dxa"/>
+              <w:bottom w:w="70" w:type="dxa"/>
+              <w:right w:w="110" w:type="dxa"/>
+            </w:tcMar>
+          </w:tcPr>
+          <w:p>
+            <w:pPr>
+              <w:spacing w:after="30"/>
+            </w:pPr>
+            <w:r>
+              <w:rPr>
+                <w:sz w:val="21"/>
+                <w:szCs w:val="21"/>
+              </w:rPr>
+              <w:t>UI Documentation §6–7</w:t>
+            </w:r>
+          </w:p>
+        </w:tc>
+      </w:tr>
+      <w:tr>
+        <w:tc>
+          <w:tcPr>
+            <w:tcW w:w="2605" w:type="dxa"/>
+            <w:tcBorders>
+              <w:top w:val="single" w:sz="4" w:space="0" w:color="BFC9C2"/>
+              <w:left w:val="single" w:sz="4" w:space="0" w:color="BFC9C2"/>
+              <w:bottom w:val="single" w:sz="4" w:space="0" w:color="BFC9C2"/>
+              <w:right w:val="single" w:sz="4" w:space="0" w:color="BFC9C2"/>
+            </w:tcBorders>
+            <w:tcMar>
+              <w:top w:w="70" w:type="dxa"/>
+              <w:left w:w="110" w:type="dxa"/>
+              <w:bottom w:w="70" w:type="dxa"/>
+              <w:right w:w="110" w:type="dxa"/>
+            </w:tcMar>
+          </w:tcPr>
+          <w:p>
+            <w:pPr>
+              <w:spacing w:after="30"/>
+            </w:pPr>
+            <w:r>
+              <w:rPr>
+                <w:sz w:val="21"/>
+                <w:szCs w:val="21"/>
+              </w:rPr>
+              <w:t xml:space="preserve">Testing &amp; </w:t>
+            </w:r>
+            <w:proofErr w:type="spellStart"/>
+            <w:r>
+              <w:rPr>
+                <w:sz w:val="21"/>
+                <w:szCs w:val="21"/>
+              </w:rPr>
+              <w:t>optimisation</w:t>
+            </w:r>
+            <w:proofErr w:type="spellEnd"/>
+          </w:p>
+        </w:tc>
+        <w:tc>
+          <w:tcPr>
+            <w:tcW w:w="4280" w:type="dxa"/>
+            <w:tcBorders>
+              <w:top w:val="single" w:sz="4" w:space="0" w:color="BFC9C2"/>
+              <w:left w:val="single" w:sz="4" w:space="0" w:color="BFC9C2"/>
+              <w:bottom w:val="single" w:sz="4" w:space="0" w:color="BFC9C2"/>
+              <w:right w:val="single" w:sz="4" w:space="0" w:color="BFC9C2"/>
+            </w:tcBorders>
+            <w:tcMar>
+              <w:top w:w="70" w:type="dxa"/>
+              <w:left w:w="110" w:type="dxa"/>
+              <w:bottom w:w="70" w:type="dxa"/>
+              <w:right w:w="110" w:type="dxa"/>
+            </w:tcMar>
+          </w:tcPr>
+          <w:p>
+            <w:pPr>
+              <w:spacing w:after="30"/>
+            </w:pPr>
+            <w:r>
+              <w:rPr>
+                <w:sz w:val="21"/>
+                <w:szCs w:val="21"/>
+              </w:rPr>
+              <w:t xml:space="preserve">Unit, UI and performance tests, UAT plan; </w:t>
+            </w:r>
+            <w:proofErr w:type="spellStart"/>
+            <w:r>
+              <w:rPr>
+                <w:sz w:val="21"/>
+                <w:szCs w:val="21"/>
+              </w:rPr>
+              <w:t>ImageIO</w:t>
+            </w:r>
+            <w:proofErr w:type="spellEnd"/>
+            <w:r>
+              <w:rPr>
+                <w:sz w:val="21"/>
+                <w:szCs w:val="21"/>
+              </w:rPr>
+              <w:t xml:space="preserve"> </w:t>
+            </w:r>
+            <w:proofErr w:type="spellStart"/>
+            <w:r>
+              <w:rPr>
+                <w:sz w:val="21"/>
+                <w:szCs w:val="21"/>
+              </w:rPr>
+              <w:t>downsampling</w:t>
+            </w:r>
+            <w:proofErr w:type="spellEnd"/>
+            <w:r>
+              <w:rPr>
+                <w:sz w:val="21"/>
+                <w:szCs w:val="21"/>
+              </w:rPr>
+              <w:t>, caching, background Vision</w:t>
             </w:r>
           </w:p>
         </w:tc>
@@ -4376,7 +4748,29 @@
           <w:sz w:val="20"/>
           <w:szCs w:val="20"/>
         </w:rPr>
-        <w:t>Figure 1 — FreshKeep architecture</w:t>
+        <w:t xml:space="preserve">Figure 1 — </w:t>
+      </w:r>
+      <w:proofErr w:type="spellStart"/>
+      <w:r>
+        <w:rPr>
+          <w:i/>
+          <w:iCs/>
+          <w:color w:val="5F6B64"/>
+          <w:sz w:val="20"/>
+          <w:szCs w:val="20"/>
+        </w:rPr>
+        <w:t>FreshKeep</w:t>
+      </w:r>
+      <w:proofErr w:type="spellEnd"/>
+      <w:r>
+        <w:rPr>
+          <w:i/>
+          <w:iCs/>
+          <w:color w:val="5F6B64"/>
+          <w:sz w:val="20"/>
+          <w:szCs w:val="20"/>
+        </w:rPr>
+        <w:t xml:space="preserve"> architecture</w:t>
       </w:r>
     </w:p>
     <w:p>
@@ -4394,6 +4788,7 @@
       <w:r>
         <w:t xml:space="preserve"> Views stay declarative; </w:t>
       </w:r>
+      <w:proofErr w:type="spellStart"/>
       <w:r>
         <w:rPr>
           <w:rFonts w:ascii="Consolas" w:eastAsia="Consolas" w:hAnsi="Consolas" w:cs="Consolas"/>
@@ -4402,9 +4797,11 @@
         </w:rPr>
         <w:t>ScanViewModel</w:t>
       </w:r>
+      <w:proofErr w:type="spellEnd"/>
       <w:r>
         <w:t xml:space="preserve"> owns the asynchronous Vision pipeline; services hide Apple frameworks behind protocols so tests and previews can inject mocks. A tiny dependency container (</w:t>
       </w:r>
+      <w:proofErr w:type="spellStart"/>
       <w:r>
         <w:rPr>
           <w:rFonts w:ascii="Consolas" w:eastAsia="Consolas" w:hAnsi="Consolas" w:cs="Consolas"/>
@@ -4413,8 +4810,17 @@
         </w:rPr>
         <w:t>AppServices</w:t>
       </w:r>
-      <w:r>
-        <w:t>) is passed through the SwiftUI environment.</w:t>
+      <w:proofErr w:type="spellEnd"/>
+      <w:r>
+        <w:t xml:space="preserve">) is passed through the </w:t>
+      </w:r>
+      <w:proofErr w:type="spellStart"/>
+      <w:r>
+        <w:t>SwiftUI</w:t>
+      </w:r>
+      <w:proofErr w:type="spellEnd"/>
+      <w:r>
+        <w:t xml:space="preserve"> environment.</w:t>
       </w:r>
     </w:p>
     <w:p>
@@ -4427,10 +4833,50 @@
           <w:b/>
           <w:bCs/>
         </w:rPr>
-        <w:t>A shared Swift package (FreshKeepCore).</w:t>
-      </w:r>
-      <w:r>
-        <w:t xml:space="preserve"> All business logic that does not need UIKit — the food catalog, label matcher, date parser, freshness maths, insights, recipe ranking and reminder timing — lives in a package used by both the iOS and visionOS apps. This made the logic fast to test (it runs with </w:t>
+        <w:t>A shared Swift package (</w:t>
+      </w:r>
+      <w:proofErr w:type="spellStart"/>
+      <w:r>
+        <w:rPr>
+          <w:b/>
+          <w:bCs/>
+        </w:rPr>
+        <w:t>FreshKeepCore</w:t>
+      </w:r>
+      <w:proofErr w:type="spellEnd"/>
+      <w:r>
+        <w:rPr>
+          <w:b/>
+          <w:bCs/>
+        </w:rPr>
+        <w:t>).</w:t>
+      </w:r>
+      <w:r>
+        <w:t xml:space="preserve"> All business logic that does not need </w:t>
+      </w:r>
+      <w:proofErr w:type="spellStart"/>
+      <w:r>
+        <w:t>UIKit</w:t>
+      </w:r>
+      <w:proofErr w:type="spellEnd"/>
+      <w:r>
+        <w:t xml:space="preserve"> — the food catalog, label matcher, date parser, freshness </w:t>
+      </w:r>
+      <w:proofErr w:type="spellStart"/>
+      <w:r>
+        <w:t>maths</w:t>
+      </w:r>
+      <w:proofErr w:type="spellEnd"/>
+      <w:r>
+        <w:t xml:space="preserve">, insights, recipe ranking and reminder timing — lives in a package used by both the iOS and </w:t>
+      </w:r>
+      <w:proofErr w:type="spellStart"/>
+      <w:r>
+        <w:t>visionOS</w:t>
+      </w:r>
+      <w:proofErr w:type="spellEnd"/>
+      <w:r>
+        <w:t xml:space="preserve"> apps. This made the logic fast to test (it runs with </w:t>
       </w:r>
       <w:r>
         <w:rPr>
@@ -4441,7 +4887,15 @@
         <w:t>swift test</w:t>
       </w:r>
       <w:r>
-        <w:t xml:space="preserve"> on any machine, including my Windows laptop) and kept views thin.</w:t>
+        <w:t xml:space="preserve"> on any machine, including my </w:t>
+      </w:r>
+      <w:proofErr w:type="gramStart"/>
+      <w:r>
+        <w:t>Windows</w:t>
+      </w:r>
+      <w:proofErr w:type="gramEnd"/>
+      <w:r>
+        <w:t xml:space="preserve"> laptop) and kept views thin.</w:t>
       </w:r>
     </w:p>
     <w:p>
@@ -4449,15 +4903,32 @@
         <w:spacing w:after="140" w:line="300" w:lineRule="auto"/>
         <w:jc w:val="both"/>
       </w:pPr>
+      <w:proofErr w:type="spellStart"/>
       <w:r>
         <w:rPr>
           <w:b/>
           <w:bCs/>
         </w:rPr>
-        <w:t>SwiftData over Core Data or Realm.</w:t>
-      </w:r>
-      <w:r>
-        <w:t xml:space="preserve"> SwiftData gives Core Data’s proven SQLite store with a Swift-native model, </w:t>
+        <w:t>SwiftData</w:t>
+      </w:r>
+      <w:proofErr w:type="spellEnd"/>
+      <w:r>
+        <w:rPr>
+          <w:b/>
+          <w:bCs/>
+        </w:rPr>
+        <w:t xml:space="preserve"> over Core Data or Realm.</w:t>
+      </w:r>
+      <w:r>
+        <w:t xml:space="preserve"> </w:t>
+      </w:r>
+      <w:proofErr w:type="spellStart"/>
+      <w:r>
+        <w:t>SwiftData</w:t>
+      </w:r>
+      <w:proofErr w:type="spellEnd"/>
+      <w:r>
+        <w:t xml:space="preserve"> gives Core Data’s proven SQLite store with a Swift-native model, </w:t>
       </w:r>
       <w:r>
         <w:rPr>
@@ -4495,8 +4966,17 @@
         <w:t>On-device ML instead of a cloud API.</w:t>
       </w:r>
       <w:r>
-        <w:t xml:space="preserve"> Vision’s built-in classifier runs on the Neural Engine, works offline, costs nothing per request and keeps photos of the user’s kitchen private. The trade-off is a generic label set, which FreshKeep compensates for with the synonym-aware </w:t>
-      </w:r>
+        <w:t xml:space="preserve"> Vision’s built-in classifier runs on the Neural Engine, works offline, costs nothing per request and keeps photos of the user’s kitchen private. The trade-off is a generic label set, which </w:t>
+      </w:r>
+      <w:proofErr w:type="spellStart"/>
+      <w:r>
+        <w:t>FreshKeep</w:t>
+      </w:r>
+      <w:proofErr w:type="spellEnd"/>
+      <w:r>
+        <w:t xml:space="preserve"> compensates for with the synonym-aware </w:t>
+      </w:r>
+      <w:proofErr w:type="spellStart"/>
       <w:r>
         <w:rPr>
           <w:rFonts w:ascii="Consolas" w:eastAsia="Consolas" w:hAnsi="Consolas" w:cs="Consolas"/>
@@ -4505,6 +4985,7 @@
         </w:rPr>
         <w:t>FoodMatcher</w:t>
       </w:r>
+      <w:proofErr w:type="spellEnd"/>
       <w:r>
         <w:t>, a category fallback and always-editable results.</w:t>
       </w:r>
@@ -4514,17 +4995,27 @@
         <w:spacing w:after="140" w:line="300" w:lineRule="auto"/>
         <w:jc w:val="both"/>
       </w:pPr>
+      <w:proofErr w:type="spellStart"/>
       <w:r>
         <w:rPr>
           <w:b/>
           <w:bCs/>
         </w:rPr>
         <w:lastRenderedPageBreak/>
-        <w:t>XcodeGen.</w:t>
+        <w:t>XcodeGen</w:t>
+      </w:r>
+      <w:proofErr w:type="spellEnd"/>
+      <w:r>
+        <w:rPr>
+          <w:b/>
+          <w:bCs/>
+        </w:rPr>
+        <w:t>.</w:t>
       </w:r>
       <w:r>
         <w:t xml:space="preserve"> The Xcode project is generated from </w:t>
       </w:r>
+      <w:proofErr w:type="spellStart"/>
       <w:r>
         <w:rPr>
           <w:rFonts w:ascii="Consolas" w:eastAsia="Consolas" w:hAnsi="Consolas" w:cs="Consolas"/>
@@ -4533,8 +5024,13 @@
         </w:rPr>
         <w:t>project.yml</w:t>
       </w:r>
-      <w:r>
-        <w:t xml:space="preserve">. This avoids merge conflicts in </w:t>
+      <w:proofErr w:type="spellEnd"/>
+      <w:r>
+        <w:t xml:space="preserve">. This avoids merge conflicts </w:t>
+      </w:r>
+      <w:proofErr w:type="gramStart"/>
+      <w:r>
+        <w:t xml:space="preserve">in </w:t>
       </w:r>
       <w:r>
         <w:rPr>
@@ -4542,8 +5038,19 @@
           <w:sz w:val="21"/>
           <w:szCs w:val="21"/>
         </w:rPr>
-        <w:t>.pbxproj</w:t>
-      </w:r>
+        <w:t>.</w:t>
+      </w:r>
+      <w:proofErr w:type="spellStart"/>
+      <w:r>
+        <w:rPr>
+          <w:rFonts w:ascii="Consolas" w:eastAsia="Consolas" w:hAnsi="Consolas" w:cs="Consolas"/>
+          <w:sz w:val="21"/>
+          <w:szCs w:val="21"/>
+        </w:rPr>
+        <w:t>pbxproj</w:t>
+      </w:r>
+      <w:proofErr w:type="spellEnd"/>
+      <w:proofErr w:type="gramEnd"/>
       <w:r>
         <w:t xml:space="preserve"> files and, crucially, let the project be created and built from a clean checkout on CI without ever opening Xcode.</w:t>
       </w:r>
@@ -4613,10 +5120,50 @@
           <w:b/>
           <w:bCs/>
         </w:rPr>
-        <w:t>Never colour alone</w:t>
-      </w:r>
-      <w:r>
-        <w:t xml:space="preserve"> — every freshness colour is paired with text for colour-blind users and VoiceOver.</w:t>
+        <w:t xml:space="preserve">Never </w:t>
+      </w:r>
+      <w:proofErr w:type="spellStart"/>
+      <w:r>
+        <w:rPr>
+          <w:b/>
+          <w:bCs/>
+        </w:rPr>
+        <w:t>colour</w:t>
+      </w:r>
+      <w:proofErr w:type="spellEnd"/>
+      <w:r>
+        <w:rPr>
+          <w:b/>
+          <w:bCs/>
+        </w:rPr>
+        <w:t xml:space="preserve"> alone</w:t>
+      </w:r>
+      <w:r>
+        <w:t xml:space="preserve"> — every freshness </w:t>
+      </w:r>
+      <w:proofErr w:type="spellStart"/>
+      <w:r>
+        <w:t>colour</w:t>
+      </w:r>
+      <w:proofErr w:type="spellEnd"/>
+      <w:r>
+        <w:t xml:space="preserve"> is paired with text for </w:t>
+      </w:r>
+      <w:proofErr w:type="spellStart"/>
+      <w:r>
+        <w:t>colour</w:t>
+      </w:r>
+      <w:proofErr w:type="spellEnd"/>
+      <w:r>
+        <w:t xml:space="preserve">-blind users and </w:t>
+      </w:r>
+      <w:proofErr w:type="spellStart"/>
+      <w:r>
+        <w:t>VoiceOver</w:t>
+      </w:r>
+      <w:proofErr w:type="spellEnd"/>
+      <w:r>
+        <w:t>.</w:t>
       </w:r>
     </w:p>
     <w:p>
@@ -4676,7 +5223,15 @@
         <w:jc w:val="both"/>
       </w:pPr>
       <w:r>
-        <w:t>The UI was designed in Figma (design system, components and screens) and implemented in SwiftUI; the separate UI Documentation pairs each Figma frame with the implemented screen. The screenshots below were captured automatically by the UI tests on an iPhone 17 Pro simulator in CI.</w:t>
+        <w:t xml:space="preserve">The UI was designed in Figma (design system, components and screens) and implemented in </w:t>
+      </w:r>
+      <w:proofErr w:type="spellStart"/>
+      <w:r>
+        <w:t>SwiftUI</w:t>
+      </w:r>
+      <w:proofErr w:type="spellEnd"/>
+      <w:r>
+        <w:t>; the separate UI Documentation pairs each Figma frame with the implemented screen. The screenshots below were captured automatically by the UI tests on an iPhone 17 Pro simulator in CI.</w:t>
       </w:r>
     </w:p>
     <w:tbl>
@@ -5181,7 +5736,23 @@
         <w:jc w:val="both"/>
       </w:pPr>
       <w:r>
-        <w:t>Photos are downsampled to at most 1280 px before analysis. Vision runs in a detached task so the interface stays responsive; a new photo cancels the previous analysis.</w:t>
+        <w:t xml:space="preserve">Photos are </w:t>
+      </w:r>
+      <w:proofErr w:type="spellStart"/>
+      <w:r>
+        <w:t>downsampled</w:t>
+      </w:r>
+      <w:proofErr w:type="spellEnd"/>
+      <w:r>
+        <w:t xml:space="preserve"> to at most 1280 </w:t>
+      </w:r>
+      <w:proofErr w:type="spellStart"/>
+      <w:r>
+        <w:t>px</w:t>
+      </w:r>
+      <w:proofErr w:type="spellEnd"/>
+      <w:r>
+        <w:t xml:space="preserve"> before analysis. Vision runs in a detached task so the interface stays responsive; a new photo cancels the previous analysis.</w:t>
       </w:r>
     </w:p>
     <w:p>
@@ -5195,32 +5766,95 @@
           <w:sz w:val="17"/>
           <w:szCs w:val="17"/>
         </w:rPr>
-        <w:t>let request = VNClassifyImageRequest()</w:t>
-      </w:r>
+        <w:t xml:space="preserve">let request = </w:t>
+      </w:r>
+      <w:proofErr w:type="spellStart"/>
+      <w:proofErr w:type="gramStart"/>
       <w:r>
         <w:rPr>
           <w:rFonts w:ascii="Consolas" w:eastAsia="Consolas" w:hAnsi="Consolas" w:cs="Consolas"/>
           <w:sz w:val="17"/>
           <w:szCs w:val="17"/>
         </w:rPr>
-        <w:br/>
-        <w:t>#if targetEnvironment(simulator)</w:t>
-      </w:r>
+        <w:t>VNClassifyImageRequest</w:t>
+      </w:r>
+      <w:proofErr w:type="spellEnd"/>
       <w:r>
         <w:rPr>
           <w:rFonts w:ascii="Consolas" w:eastAsia="Consolas" w:hAnsi="Consolas" w:cs="Consolas"/>
           <w:sz w:val="17"/>
           <w:szCs w:val="17"/>
         </w:rPr>
-        <w:br/>
-        <w:t>request.usesCPUOnly = true          // no Neural Engine in the Simulator</w:t>
-      </w:r>
+        <w:t>(</w:t>
+      </w:r>
+      <w:proofErr w:type="gramEnd"/>
       <w:r>
         <w:rPr>
           <w:rFonts w:ascii="Consolas" w:eastAsia="Consolas" w:hAnsi="Consolas" w:cs="Consolas"/>
           <w:sz w:val="17"/>
           <w:szCs w:val="17"/>
         </w:rPr>
+        <w:t>)</w:t>
+      </w:r>
+      <w:r>
+        <w:rPr>
+          <w:rFonts w:ascii="Consolas" w:eastAsia="Consolas" w:hAnsi="Consolas" w:cs="Consolas"/>
+          <w:sz w:val="17"/>
+          <w:szCs w:val="17"/>
+        </w:rPr>
+        <w:br/>
+        <w:t xml:space="preserve">#if </w:t>
+      </w:r>
+      <w:proofErr w:type="spellStart"/>
+      <w:r>
+        <w:rPr>
+          <w:rFonts w:ascii="Consolas" w:eastAsia="Consolas" w:hAnsi="Consolas" w:cs="Consolas"/>
+          <w:sz w:val="17"/>
+          <w:szCs w:val="17"/>
+        </w:rPr>
+        <w:t>targetEnvironment</w:t>
+      </w:r>
+      <w:proofErr w:type="spellEnd"/>
+      <w:r>
+        <w:rPr>
+          <w:rFonts w:ascii="Consolas" w:eastAsia="Consolas" w:hAnsi="Consolas" w:cs="Consolas"/>
+          <w:sz w:val="17"/>
+          <w:szCs w:val="17"/>
+        </w:rPr>
+        <w:t>(simulator)</w:t>
+      </w:r>
+      <w:r>
+        <w:rPr>
+          <w:rFonts w:ascii="Consolas" w:eastAsia="Consolas" w:hAnsi="Consolas" w:cs="Consolas"/>
+          <w:sz w:val="17"/>
+          <w:szCs w:val="17"/>
+        </w:rPr>
+        <w:br/>
+      </w:r>
+      <w:proofErr w:type="spellStart"/>
+      <w:r>
+        <w:rPr>
+          <w:rFonts w:ascii="Consolas" w:eastAsia="Consolas" w:hAnsi="Consolas" w:cs="Consolas"/>
+          <w:sz w:val="17"/>
+          <w:szCs w:val="17"/>
+        </w:rPr>
+        <w:t>request.usesCPUOnly</w:t>
+      </w:r>
+      <w:proofErr w:type="spellEnd"/>
+      <w:r>
+        <w:rPr>
+          <w:rFonts w:ascii="Consolas" w:eastAsia="Consolas" w:hAnsi="Consolas" w:cs="Consolas"/>
+          <w:sz w:val="17"/>
+          <w:szCs w:val="17"/>
+        </w:rPr>
+        <w:t xml:space="preserve"> = true          // no Neural Engine in the Simulator</w:t>
+      </w:r>
+      <w:r>
+        <w:rPr>
+          <w:rFonts w:ascii="Consolas" w:eastAsia="Consolas" w:hAnsi="Consolas" w:cs="Consolas"/>
+          <w:sz w:val="17"/>
+          <w:szCs w:val="17"/>
+        </w:rPr>
         <w:br/>
         <w:t>#endif</w:t>
       </w:r>
@@ -5231,43 +5865,187 @@
           <w:szCs w:val="17"/>
         </w:rPr>
         <w:br/>
-        <w:t>try VNImageRequestHandler(cgImage: cgImage, orientation: orientation).perform([request])</w:t>
-      </w:r>
+        <w:t xml:space="preserve">try </w:t>
+      </w:r>
+      <w:proofErr w:type="spellStart"/>
       <w:r>
         <w:rPr>
           <w:rFonts w:ascii="Consolas" w:eastAsia="Consolas" w:hAnsi="Consolas" w:cs="Consolas"/>
           <w:sz w:val="17"/>
           <w:szCs w:val="17"/>
         </w:rPr>
-        <w:br/>
-        <w:t>let observations = (request.results ?? [])</w:t>
-      </w:r>
+        <w:t>VNImageRequestHandler</w:t>
+      </w:r>
+      <w:proofErr w:type="spellEnd"/>
       <w:r>
         <w:rPr>
           <w:rFonts w:ascii="Consolas" w:eastAsia="Consolas" w:hAnsi="Consolas" w:cs="Consolas"/>
           <w:sz w:val="17"/>
           <w:szCs w:val="17"/>
         </w:rPr>
-        <w:br/>
-        <w:t xml:space="preserve">    .filter { $0.hasMinimumPrecision(0.1, forRecall: 0.8) || $0.confidence &gt; 0.2 }</w:t>
-      </w:r>
+        <w:t>(</w:t>
+      </w:r>
+      <w:proofErr w:type="spellStart"/>
       <w:r>
         <w:rPr>
           <w:rFonts w:ascii="Consolas" w:eastAsia="Consolas" w:hAnsi="Consolas" w:cs="Consolas"/>
           <w:sz w:val="17"/>
           <w:szCs w:val="17"/>
         </w:rPr>
-        <w:br/>
-        <w:t xml:space="preserve">    .map { ClassifierObservation(identifier: $0.identifier, confidence: Double($0.confidence)) }</w:t>
-      </w:r>
+        <w:t>cgImage</w:t>
+      </w:r>
+      <w:proofErr w:type="spellEnd"/>
       <w:r>
         <w:rPr>
           <w:rFonts w:ascii="Consolas" w:eastAsia="Consolas" w:hAnsi="Consolas" w:cs="Consolas"/>
           <w:sz w:val="17"/>
           <w:szCs w:val="17"/>
         </w:rPr>
+        <w:t xml:space="preserve">: </w:t>
+      </w:r>
+      <w:proofErr w:type="spellStart"/>
+      <w:r>
+        <w:rPr>
+          <w:rFonts w:ascii="Consolas" w:eastAsia="Consolas" w:hAnsi="Consolas" w:cs="Consolas"/>
+          <w:sz w:val="17"/>
+          <w:szCs w:val="17"/>
+        </w:rPr>
+        <w:t>cgImage</w:t>
+      </w:r>
+      <w:proofErr w:type="spellEnd"/>
+      <w:r>
+        <w:rPr>
+          <w:rFonts w:ascii="Consolas" w:eastAsia="Consolas" w:hAnsi="Consolas" w:cs="Consolas"/>
+          <w:sz w:val="17"/>
+          <w:szCs w:val="17"/>
+        </w:rPr>
+        <w:t>, orientation: orientation).perform([request])</w:t>
+      </w:r>
+      <w:r>
+        <w:rPr>
+          <w:rFonts w:ascii="Consolas" w:eastAsia="Consolas" w:hAnsi="Consolas" w:cs="Consolas"/>
+          <w:sz w:val="17"/>
+          <w:szCs w:val="17"/>
+        </w:rPr>
         <w:br/>
-        <w:t>return FoodMatcher().matches(from: observations)   // foods only, synonyms merged</w:t>
+        <w:t>let observations = (</w:t>
+      </w:r>
+      <w:proofErr w:type="spellStart"/>
+      <w:r>
+        <w:rPr>
+          <w:rFonts w:ascii="Consolas" w:eastAsia="Consolas" w:hAnsi="Consolas" w:cs="Consolas"/>
+          <w:sz w:val="17"/>
+          <w:szCs w:val="17"/>
+        </w:rPr>
+        <w:t>request.results</w:t>
+      </w:r>
+      <w:proofErr w:type="spellEnd"/>
+      <w:r>
+        <w:rPr>
+          <w:rFonts w:ascii="Consolas" w:eastAsia="Consolas" w:hAnsi="Consolas" w:cs="Consolas"/>
+          <w:sz w:val="17"/>
+          <w:szCs w:val="17"/>
+        </w:rPr>
+        <w:t xml:space="preserve"> ?? [])</w:t>
+      </w:r>
+      <w:r>
+        <w:rPr>
+          <w:rFonts w:ascii="Consolas" w:eastAsia="Consolas" w:hAnsi="Consolas" w:cs="Consolas"/>
+          <w:sz w:val="17"/>
+          <w:szCs w:val="17"/>
+        </w:rPr>
+        <w:br/>
+        <w:t xml:space="preserve">  </w:t>
+      </w:r>
+      <w:proofErr w:type="gramStart"/>
+      <w:r>
+        <w:rPr>
+          <w:rFonts w:ascii="Consolas" w:eastAsia="Consolas" w:hAnsi="Consolas" w:cs="Consolas"/>
+          <w:sz w:val="17"/>
+          <w:szCs w:val="17"/>
+        </w:rPr>
+        <w:t xml:space="preserve">  .filter</w:t>
+      </w:r>
+      <w:proofErr w:type="gramEnd"/>
+      <w:r>
+        <w:rPr>
+          <w:rFonts w:ascii="Consolas" w:eastAsia="Consolas" w:hAnsi="Consolas" w:cs="Consolas"/>
+          <w:sz w:val="17"/>
+          <w:szCs w:val="17"/>
+        </w:rPr>
+        <w:t xml:space="preserve"> { $0.hasMinimumPrecision(0.1, </w:t>
+      </w:r>
+      <w:proofErr w:type="spellStart"/>
+      <w:r>
+        <w:rPr>
+          <w:rFonts w:ascii="Consolas" w:eastAsia="Consolas" w:hAnsi="Consolas" w:cs="Consolas"/>
+          <w:sz w:val="17"/>
+          <w:szCs w:val="17"/>
+        </w:rPr>
+        <w:t>forRecall</w:t>
+      </w:r>
+      <w:proofErr w:type="spellEnd"/>
+      <w:r>
+        <w:rPr>
+          <w:rFonts w:ascii="Consolas" w:eastAsia="Consolas" w:hAnsi="Consolas" w:cs="Consolas"/>
+          <w:sz w:val="17"/>
+          <w:szCs w:val="17"/>
+        </w:rPr>
+        <w:t>: 0.8) || $0.confidence &gt; 0.2 }</w:t>
+      </w:r>
+      <w:r>
+        <w:rPr>
+          <w:rFonts w:ascii="Consolas" w:eastAsia="Consolas" w:hAnsi="Consolas" w:cs="Consolas"/>
+          <w:sz w:val="17"/>
+          <w:szCs w:val="17"/>
+        </w:rPr>
+        <w:br/>
+        <w:t xml:space="preserve">    .map { </w:t>
+      </w:r>
+      <w:proofErr w:type="spellStart"/>
+      <w:r>
+        <w:rPr>
+          <w:rFonts w:ascii="Consolas" w:eastAsia="Consolas" w:hAnsi="Consolas" w:cs="Consolas"/>
+          <w:sz w:val="17"/>
+          <w:szCs w:val="17"/>
+        </w:rPr>
+        <w:t>ClassifierObservation</w:t>
+      </w:r>
+      <w:proofErr w:type="spellEnd"/>
+      <w:r>
+        <w:rPr>
+          <w:rFonts w:ascii="Consolas" w:eastAsia="Consolas" w:hAnsi="Consolas" w:cs="Consolas"/>
+          <w:sz w:val="17"/>
+          <w:szCs w:val="17"/>
+        </w:rPr>
+        <w:t>(identifier: $0.identifier, confidence: Double($0.confidence)) }</w:t>
+      </w:r>
+      <w:r>
+        <w:rPr>
+          <w:rFonts w:ascii="Consolas" w:eastAsia="Consolas" w:hAnsi="Consolas" w:cs="Consolas"/>
+          <w:sz w:val="17"/>
+          <w:szCs w:val="17"/>
+        </w:rPr>
+        <w:br/>
+        <w:t xml:space="preserve">return </w:t>
+      </w:r>
+      <w:proofErr w:type="spellStart"/>
+      <w:r>
+        <w:rPr>
+          <w:rFonts w:ascii="Consolas" w:eastAsia="Consolas" w:hAnsi="Consolas" w:cs="Consolas"/>
+          <w:sz w:val="17"/>
+          <w:szCs w:val="17"/>
+        </w:rPr>
+        <w:t>FoodMatcher</w:t>
+      </w:r>
+      <w:proofErr w:type="spellEnd"/>
+      <w:r>
+        <w:rPr>
+          <w:rFonts w:ascii="Consolas" w:eastAsia="Consolas" w:hAnsi="Consolas" w:cs="Consolas"/>
+          <w:sz w:val="17"/>
+          <w:szCs w:val="17"/>
+        </w:rPr>
+        <w:t>().matches(from: observations)   // foods only, synonyms merged</w:t>
       </w:r>
     </w:p>
     <w:p>
@@ -5286,6 +6064,7 @@
         <w:spacing w:after="140" w:line="300" w:lineRule="auto"/>
         <w:jc w:val="both"/>
       </w:pPr>
+      <w:proofErr w:type="spellStart"/>
       <w:r>
         <w:rPr>
           <w:rFonts w:ascii="Consolas" w:eastAsia="Consolas" w:hAnsi="Consolas" w:cs="Consolas"/>
@@ -5294,9 +6073,11 @@
         </w:rPr>
         <w:t>VNRecognizeTextRequest</w:t>
       </w:r>
+      <w:proofErr w:type="spellEnd"/>
       <w:r>
         <w:t xml:space="preserve"> (accurate mode, language correction off) returns text lines that </w:t>
       </w:r>
+      <w:proofErr w:type="spellStart"/>
       <w:r>
         <w:rPr>
           <w:rFonts w:ascii="Consolas" w:eastAsia="Consolas" w:hAnsi="Consolas" w:cs="Consolas"/>
@@ -5305,11 +6086,9 @@
         </w:rPr>
         <w:t>ExpiryDateParser</w:t>
       </w:r>
-      <w:r>
-        <w:t xml:space="preserve"> scans with ordered regular expressions: ISO dates, day–month-name–year, month-name–day–year, numeric day-first dates (swapping when the first number cannot be a month) and month/year dates, which mean the end of that month. When a label shows both a manufacture and an expiry date, the parser picks the first date that follows an expiry keyword (EXP, USE BY, BB…) and is not closer to an MFD keyword. Impossible dates such as 31/</w:t>
-      </w:r>
-      <w:r>
-        <w:t>02/2026 are rejected — a case that the unit tests caught (see §9).</w:t>
+      <w:proofErr w:type="spellEnd"/>
+      <w:r>
+        <w:t xml:space="preserve"> scans with ordered regular expressions: ISO dates, day–month-name–year, month-name–day–year, numeric day-first dates (swapping when the first number cannot be a month) and month/year dates, which mean the end of that month. When a label shows both a manufacture and an expiry date, the parser picks the first date that follows an expiry keyword (EXP, USE BY, BB…) and is not closer to an MFD keyword. Impossible dates such as 31/02/2026 are rejected — a case that the unit tests caught (see §9).</w:t>
       </w:r>
     </w:p>
     <w:p>
@@ -5329,6 +6108,7 @@
         <w:spacing w:after="140" w:line="300" w:lineRule="auto"/>
         <w:jc w:val="both"/>
       </w:pPr>
+      <w:proofErr w:type="spellStart"/>
       <w:r>
         <w:rPr>
           <w:rFonts w:ascii="Consolas" w:eastAsia="Consolas" w:hAnsi="Consolas" w:cs="Consolas"/>
@@ -5337,8 +6117,17 @@
         </w:rPr>
         <w:t>PantryItem</w:t>
       </w:r>
-      <w:r>
-        <w:t xml:space="preserve"> is a SwiftData </w:t>
+      <w:proofErr w:type="spellEnd"/>
+      <w:r>
+        <w:t xml:space="preserve"> is a </w:t>
+      </w:r>
+      <w:proofErr w:type="spellStart"/>
+      <w:r>
+        <w:t>SwiftData</w:t>
+      </w:r>
+      <w:proofErr w:type="spellEnd"/>
+      <w:r>
+        <w:t xml:space="preserve"> </w:t>
       </w:r>
       <w:r>
         <w:rPr>
@@ -5357,30 +6146,70 @@
           <w:sz w:val="21"/>
           <w:szCs w:val="21"/>
         </w:rPr>
-        <w:t>@Query(filter: #Predicate { $0.statusRaw == "active" }, sort: \.expiresAt)</w:t>
-      </w:r>
-      <w:r>
-        <w:t xml:space="preserve"> so filtering and sorting happen in SQLite. When an item is saved, </w:t>
-      </w:r>
+        <w:t>@</w:t>
+      </w:r>
+      <w:proofErr w:type="gramStart"/>
       <w:r>
         <w:rPr>
           <w:rFonts w:ascii="Consolas" w:eastAsia="Consolas" w:hAnsi="Consolas" w:cs="Consolas"/>
           <w:sz w:val="21"/>
           <w:szCs w:val="21"/>
         </w:rPr>
-        <w:t>ReminderPlanner</w:t>
-      </w:r>
-      <w:r>
-        <w:t xml:space="preserve"> computes a “use soon” reminder N days before expiry and one on the morning of expiry; </w:t>
-      </w:r>
+        <w:t>Query(</w:t>
+      </w:r>
+      <w:proofErr w:type="gramEnd"/>
       <w:r>
         <w:rPr>
           <w:rFonts w:ascii="Consolas" w:eastAsia="Consolas" w:hAnsi="Consolas" w:cs="Consolas"/>
           <w:sz w:val="21"/>
           <w:szCs w:val="21"/>
         </w:rPr>
+        <w:t>filter: #Predicate { $0.statusRaw == "active" }, sort: \.</w:t>
+      </w:r>
+      <w:proofErr w:type="spellStart"/>
+      <w:r>
+        <w:rPr>
+          <w:rFonts w:ascii="Consolas" w:eastAsia="Consolas" w:hAnsi="Consolas" w:cs="Consolas"/>
+          <w:sz w:val="21"/>
+          <w:szCs w:val="21"/>
+        </w:rPr>
+        <w:t>expiresAt</w:t>
+      </w:r>
+      <w:proofErr w:type="spellEnd"/>
+      <w:r>
+        <w:rPr>
+          <w:rFonts w:ascii="Consolas" w:eastAsia="Consolas" w:hAnsi="Consolas" w:cs="Consolas"/>
+          <w:sz w:val="21"/>
+          <w:szCs w:val="21"/>
+        </w:rPr>
+        <w:t>)</w:t>
+      </w:r>
+      <w:r>
+        <w:t xml:space="preserve"> so filtering and sorting happen in SQLite. When an item is saved, </w:t>
+      </w:r>
+      <w:proofErr w:type="spellStart"/>
+      <w:r>
+        <w:rPr>
+          <w:rFonts w:ascii="Consolas" w:eastAsia="Consolas" w:hAnsi="Consolas" w:cs="Consolas"/>
+          <w:sz w:val="21"/>
+          <w:szCs w:val="21"/>
+        </w:rPr>
+        <w:t>ReminderPlanner</w:t>
+      </w:r>
+      <w:proofErr w:type="spellEnd"/>
+      <w:r>
+        <w:t xml:space="preserve"> computes a “use soon” reminder N days before expiry and one on the morning of expiry; </w:t>
+      </w:r>
+      <w:proofErr w:type="spellStart"/>
+      <w:r>
+        <w:rPr>
+          <w:rFonts w:ascii="Consolas" w:eastAsia="Consolas" w:hAnsi="Consolas" w:cs="Consolas"/>
+          <w:sz w:val="21"/>
+          <w:szCs w:val="21"/>
+        </w:rPr>
         <w:t>NotificationService</w:t>
       </w:r>
+      <w:proofErr w:type="spellEnd"/>
       <w:r>
         <w:t xml:space="preserve"> schedules them with calendar triggers and cancels them when the item is eaten, wasted or deleted.</w:t>
       </w:r>
@@ -5407,14 +6236,32 @@
           <w:sz w:val="17"/>
           <w:szCs w:val="17"/>
         </w:rPr>
-        <w:t>struct FreshnessRing: View {</w:t>
-      </w:r>
+        <w:t xml:space="preserve">struct </w:t>
+      </w:r>
+      <w:proofErr w:type="spellStart"/>
       <w:r>
         <w:rPr>
           <w:rFonts w:ascii="Consolas" w:eastAsia="Consolas" w:hAnsi="Consolas" w:cs="Consolas"/>
           <w:sz w:val="17"/>
           <w:szCs w:val="17"/>
         </w:rPr>
+        <w:t>FreshnessRing</w:t>
+      </w:r>
+      <w:proofErr w:type="spellEnd"/>
+      <w:r>
+        <w:rPr>
+          <w:rFonts w:ascii="Consolas" w:eastAsia="Consolas" w:hAnsi="Consolas" w:cs="Consolas"/>
+          <w:sz w:val="17"/>
+          <w:szCs w:val="17"/>
+        </w:rPr>
+        <w:t>: View {</w:t>
+      </w:r>
+      <w:r>
+        <w:rPr>
+          <w:rFonts w:ascii="Consolas" w:eastAsia="Consolas" w:hAnsi="Consolas" w:cs="Consolas"/>
+          <w:sz w:val="17"/>
+          <w:szCs w:val="17"/>
+        </w:rPr>
         <w:br/>
         <w:t xml:space="preserve">    let freshness: Freshness</w:t>
       </w:r>
@@ -5425,23 +6272,25 @@
           <w:szCs w:val="17"/>
         </w:rPr>
         <w:br/>
-      </w:r>
+        <w:t xml:space="preserve">    @ScaledMetric private var scale: </w:t>
+      </w:r>
+      <w:proofErr w:type="spellStart"/>
       <w:r>
         <w:rPr>
           <w:rFonts w:ascii="Consolas" w:eastAsia="Consolas" w:hAnsi="Consolas" w:cs="Consolas"/>
           <w:sz w:val="17"/>
           <w:szCs w:val="17"/>
         </w:rPr>
-        <w:t xml:space="preserve">    @ScaledMetric private var scale: CGFloat = 1        // grows with Dynamic Type</w:t>
-      </w:r>
+        <w:t>CGFloat</w:t>
+      </w:r>
+      <w:proofErr w:type="spellEnd"/>
       <w:r>
         <w:rPr>
           <w:rFonts w:ascii="Consolas" w:eastAsia="Consolas" w:hAnsi="Consolas" w:cs="Consolas"/>
           <w:sz w:val="17"/>
           <w:szCs w:val="17"/>
         </w:rPr>
-        <w:br/>
-        <w:t xml:space="preserve">    @State private var animatedFraction: Double = 0</w:t>
+        <w:t xml:space="preserve"> = 1        // grows with Dynamic Type</w:t>
       </w:r>
       <w:r>
         <w:rPr>
@@ -5450,25 +6299,25 @@
           <w:szCs w:val="17"/>
         </w:rPr>
         <w:br/>
-        <w:t xml:space="preserve">    var body: some View {</w:t>
-      </w:r>
+        <w:t xml:space="preserve">    @State private var </w:t>
+      </w:r>
+      <w:proofErr w:type="spellStart"/>
       <w:r>
         <w:rPr>
           <w:rFonts w:ascii="Consolas" w:eastAsia="Consolas" w:hAnsi="Consolas" w:cs="Consolas"/>
           <w:sz w:val="17"/>
           <w:szCs w:val="17"/>
         </w:rPr>
-        <w:br/>
-        <w:t xml:space="preserve">        ZStack {</w:t>
-      </w:r>
+        <w:t>animatedFraction</w:t>
+      </w:r>
+      <w:proofErr w:type="spellEnd"/>
       <w:r>
         <w:rPr>
           <w:rFonts w:ascii="Consolas" w:eastAsia="Consolas" w:hAnsi="Consolas" w:cs="Consolas"/>
           <w:sz w:val="17"/>
           <w:szCs w:val="17"/>
         </w:rPr>
-        <w:br/>
-        <w:t xml:space="preserve">            Circle().stroke(color.opacity(0.18), lineWidth: lineWidth)</w:t>
+        <w:t>: Double = 0</w:t>
       </w:r>
       <w:r>
         <w:rPr>
@@ -5477,7 +6326,7 @@
           <w:szCs w:val="17"/>
         </w:rPr>
         <w:br/>
-        <w:t xml:space="preserve">            Circle().trim(from: 0, to: animatedFraction)</w:t>
+        <w:t xml:space="preserve">    var body: some View {</w:t>
       </w:r>
       <w:r>
         <w:rPr>
@@ -5486,23 +6335,248 @@
           <w:szCs w:val="17"/>
         </w:rPr>
         <w:br/>
-        <w:t xml:space="preserve">                .stroke(color.gradient, style: StrokeStyle(lineWidth: lineWidth, lineCap: .round))</w:t>
-      </w:r>
+        <w:t xml:space="preserve">        </w:t>
+      </w:r>
+      <w:proofErr w:type="spellStart"/>
       <w:r>
         <w:rPr>
           <w:rFonts w:ascii="Consolas" w:eastAsia="Consolas" w:hAnsi="Consolas" w:cs="Consolas"/>
           <w:sz w:val="17"/>
           <w:szCs w:val="17"/>
         </w:rPr>
-        <w:br/>
-        <w:t xml:space="preserve">                .rotationEffect(.degrees(-90))</w:t>
-      </w:r>
+        <w:t>ZStack</w:t>
+      </w:r>
+      <w:proofErr w:type="spellEnd"/>
       <w:r>
         <w:rPr>
           <w:rFonts w:ascii="Consolas" w:eastAsia="Consolas" w:hAnsi="Consolas" w:cs="Consolas"/>
           <w:sz w:val="17"/>
           <w:szCs w:val="17"/>
         </w:rPr>
+        <w:t xml:space="preserve"> {</w:t>
+      </w:r>
+      <w:r>
+        <w:rPr>
+          <w:rFonts w:ascii="Consolas" w:eastAsia="Consolas" w:hAnsi="Consolas" w:cs="Consolas"/>
+          <w:sz w:val="17"/>
+          <w:szCs w:val="17"/>
+        </w:rPr>
+        <w:br/>
+        <w:t xml:space="preserve">            Circle().stroke(</w:t>
+      </w:r>
+      <w:proofErr w:type="spellStart"/>
+      <w:r>
+        <w:rPr>
+          <w:rFonts w:ascii="Consolas" w:eastAsia="Consolas" w:hAnsi="Consolas" w:cs="Consolas"/>
+          <w:sz w:val="17"/>
+          <w:szCs w:val="17"/>
+        </w:rPr>
+        <w:t>color.opacity</w:t>
+      </w:r>
+      <w:proofErr w:type="spellEnd"/>
+      <w:r>
+        <w:rPr>
+          <w:rFonts w:ascii="Consolas" w:eastAsia="Consolas" w:hAnsi="Consolas" w:cs="Consolas"/>
+          <w:sz w:val="17"/>
+          <w:szCs w:val="17"/>
+        </w:rPr>
+        <w:t xml:space="preserve">(0.18), </w:t>
+      </w:r>
+      <w:proofErr w:type="spellStart"/>
+      <w:r>
+        <w:rPr>
+          <w:rFonts w:ascii="Consolas" w:eastAsia="Consolas" w:hAnsi="Consolas" w:cs="Consolas"/>
+          <w:sz w:val="17"/>
+          <w:szCs w:val="17"/>
+        </w:rPr>
+        <w:t>lineWidth</w:t>
+      </w:r>
+      <w:proofErr w:type="spellEnd"/>
+      <w:r>
+        <w:rPr>
+          <w:rFonts w:ascii="Consolas" w:eastAsia="Consolas" w:hAnsi="Consolas" w:cs="Consolas"/>
+          <w:sz w:val="17"/>
+          <w:szCs w:val="17"/>
+        </w:rPr>
+        <w:t xml:space="preserve">: </w:t>
+      </w:r>
+      <w:proofErr w:type="spellStart"/>
+      <w:r>
+        <w:rPr>
+          <w:rFonts w:ascii="Consolas" w:eastAsia="Consolas" w:hAnsi="Consolas" w:cs="Consolas"/>
+          <w:sz w:val="17"/>
+          <w:szCs w:val="17"/>
+        </w:rPr>
+        <w:t>lineWidth</w:t>
+      </w:r>
+      <w:proofErr w:type="spellEnd"/>
+      <w:r>
+        <w:rPr>
+          <w:rFonts w:ascii="Consolas" w:eastAsia="Consolas" w:hAnsi="Consolas" w:cs="Consolas"/>
+          <w:sz w:val="17"/>
+          <w:szCs w:val="17"/>
+        </w:rPr>
+        <w:t>)</w:t>
+      </w:r>
+      <w:r>
+        <w:rPr>
+          <w:rFonts w:ascii="Consolas" w:eastAsia="Consolas" w:hAnsi="Consolas" w:cs="Consolas"/>
+          <w:sz w:val="17"/>
+          <w:szCs w:val="17"/>
+        </w:rPr>
+        <w:br/>
+        <w:t xml:space="preserve">            Circle().trim(from: 0, to: </w:t>
+      </w:r>
+      <w:proofErr w:type="spellStart"/>
+      <w:r>
+        <w:rPr>
+          <w:rFonts w:ascii="Consolas" w:eastAsia="Consolas" w:hAnsi="Consolas" w:cs="Consolas"/>
+          <w:sz w:val="17"/>
+          <w:szCs w:val="17"/>
+        </w:rPr>
+        <w:t>animatedFraction</w:t>
+      </w:r>
+      <w:proofErr w:type="spellEnd"/>
+      <w:r>
+        <w:rPr>
+          <w:rFonts w:ascii="Consolas" w:eastAsia="Consolas" w:hAnsi="Consolas" w:cs="Consolas"/>
+          <w:sz w:val="17"/>
+          <w:szCs w:val="17"/>
+        </w:rPr>
+        <w:t>)</w:t>
+      </w:r>
+      <w:r>
+        <w:rPr>
+          <w:rFonts w:ascii="Consolas" w:eastAsia="Consolas" w:hAnsi="Consolas" w:cs="Consolas"/>
+          <w:sz w:val="17"/>
+          <w:szCs w:val="17"/>
+        </w:rPr>
+        <w:br/>
+        <w:t xml:space="preserve">                .stroke(</w:t>
+      </w:r>
+      <w:proofErr w:type="spellStart"/>
+      <w:r>
+        <w:rPr>
+          <w:rFonts w:ascii="Consolas" w:eastAsia="Consolas" w:hAnsi="Consolas" w:cs="Consolas"/>
+          <w:sz w:val="17"/>
+          <w:szCs w:val="17"/>
+        </w:rPr>
+        <w:t>color.gradient</w:t>
+      </w:r>
+      <w:proofErr w:type="spellEnd"/>
+      <w:r>
+        <w:rPr>
+          <w:rFonts w:ascii="Consolas" w:eastAsia="Consolas" w:hAnsi="Consolas" w:cs="Consolas"/>
+          <w:sz w:val="17"/>
+          <w:szCs w:val="17"/>
+        </w:rPr>
+        <w:t xml:space="preserve">, style: </w:t>
+      </w:r>
+      <w:proofErr w:type="spellStart"/>
+      <w:r>
+        <w:rPr>
+          <w:rFonts w:ascii="Consolas" w:eastAsia="Consolas" w:hAnsi="Consolas" w:cs="Consolas"/>
+          <w:sz w:val="17"/>
+          <w:szCs w:val="17"/>
+        </w:rPr>
+        <w:t>StrokeStyle</w:t>
+      </w:r>
+      <w:proofErr w:type="spellEnd"/>
+      <w:r>
+        <w:rPr>
+          <w:rFonts w:ascii="Consolas" w:eastAsia="Consolas" w:hAnsi="Consolas" w:cs="Consolas"/>
+          <w:sz w:val="17"/>
+          <w:szCs w:val="17"/>
+        </w:rPr>
+        <w:t>(</w:t>
+      </w:r>
+      <w:proofErr w:type="spellStart"/>
+      <w:r>
+        <w:rPr>
+          <w:rFonts w:ascii="Consolas" w:eastAsia="Consolas" w:hAnsi="Consolas" w:cs="Consolas"/>
+          <w:sz w:val="17"/>
+          <w:szCs w:val="17"/>
+        </w:rPr>
+        <w:t>lineWidth</w:t>
+      </w:r>
+      <w:proofErr w:type="spellEnd"/>
+      <w:r>
+        <w:rPr>
+          <w:rFonts w:ascii="Consolas" w:eastAsia="Consolas" w:hAnsi="Consolas" w:cs="Consolas"/>
+          <w:sz w:val="17"/>
+          <w:szCs w:val="17"/>
+        </w:rPr>
+        <w:t xml:space="preserve">: </w:t>
+      </w:r>
+      <w:proofErr w:type="spellStart"/>
+      <w:r>
+        <w:rPr>
+          <w:rFonts w:ascii="Consolas" w:eastAsia="Consolas" w:hAnsi="Consolas" w:cs="Consolas"/>
+          <w:sz w:val="17"/>
+          <w:szCs w:val="17"/>
+        </w:rPr>
+        <w:t>lineWidth</w:t>
+      </w:r>
+      <w:proofErr w:type="spellEnd"/>
+      <w:r>
+        <w:rPr>
+          <w:rFonts w:ascii="Consolas" w:eastAsia="Consolas" w:hAnsi="Consolas" w:cs="Consolas"/>
+          <w:sz w:val="17"/>
+          <w:szCs w:val="17"/>
+        </w:rPr>
+        <w:t xml:space="preserve">, </w:t>
+      </w:r>
+      <w:proofErr w:type="spellStart"/>
+      <w:r>
+        <w:rPr>
+          <w:rFonts w:ascii="Consolas" w:eastAsia="Consolas" w:hAnsi="Consolas" w:cs="Consolas"/>
+          <w:sz w:val="17"/>
+          <w:szCs w:val="17"/>
+        </w:rPr>
+        <w:t>lineCap</w:t>
+      </w:r>
+      <w:proofErr w:type="spellEnd"/>
+      <w:r>
+        <w:rPr>
+          <w:rFonts w:ascii="Consolas" w:eastAsia="Consolas" w:hAnsi="Consolas" w:cs="Consolas"/>
+          <w:sz w:val="17"/>
+          <w:szCs w:val="17"/>
+        </w:rPr>
+        <w:t>: .round))</w:t>
+      </w:r>
+      <w:r>
+        <w:rPr>
+          <w:rFonts w:ascii="Consolas" w:eastAsia="Consolas" w:hAnsi="Consolas" w:cs="Consolas"/>
+          <w:sz w:val="17"/>
+          <w:szCs w:val="17"/>
+        </w:rPr>
+        <w:br/>
+        <w:t xml:space="preserve">                .</w:t>
+      </w:r>
+      <w:proofErr w:type="spellStart"/>
+      <w:r>
+        <w:rPr>
+          <w:rFonts w:ascii="Consolas" w:eastAsia="Consolas" w:hAnsi="Consolas" w:cs="Consolas"/>
+          <w:sz w:val="17"/>
+          <w:szCs w:val="17"/>
+        </w:rPr>
+        <w:t>rotationEffect</w:t>
+      </w:r>
+      <w:proofErr w:type="spellEnd"/>
+      <w:r>
+        <w:rPr>
+          <w:rFonts w:ascii="Consolas" w:eastAsia="Consolas" w:hAnsi="Consolas" w:cs="Consolas"/>
+          <w:sz w:val="17"/>
+          <w:szCs w:val="17"/>
+        </w:rPr>
+        <w:t>(.degrees(-90))</w:t>
+      </w:r>
+      <w:r>
+        <w:rPr>
+          <w:rFonts w:ascii="Consolas" w:eastAsia="Consolas" w:hAnsi="Consolas" w:cs="Consolas"/>
+          <w:sz w:val="17"/>
+          <w:szCs w:val="17"/>
+        </w:rPr>
         <w:br/>
         <w:t xml:space="preserve">            // days label …</w:t>
       </w:r>
@@ -5522,24 +6596,160 @@
           <w:szCs w:val="17"/>
         </w:rPr>
         <w:br/>
-        <w:t xml:space="preserve">        .onAppear { wi</w:t>
-      </w:r>
+        <w:t xml:space="preserve">        .</w:t>
+      </w:r>
+      <w:proofErr w:type="spellStart"/>
       <w:r>
         <w:rPr>
           <w:rFonts w:ascii="Consolas" w:eastAsia="Consolas" w:hAnsi="Consolas" w:cs="Consolas"/>
           <w:sz w:val="17"/>
           <w:szCs w:val="17"/>
         </w:rPr>
-        <w:t>thAnimation(.easeOut(duration: 0.9)) { animatedFraction = freshness.remainingFraction } }</w:t>
-      </w:r>
+        <w:t>onAppear</w:t>
+      </w:r>
+      <w:proofErr w:type="spellEnd"/>
       <w:r>
         <w:rPr>
           <w:rFonts w:ascii="Consolas" w:eastAsia="Consolas" w:hAnsi="Consolas" w:cs="Consolas"/>
           <w:sz w:val="17"/>
           <w:szCs w:val="17"/>
         </w:rPr>
+        <w:t xml:space="preserve"> { </w:t>
+      </w:r>
+      <w:proofErr w:type="spellStart"/>
+      <w:r>
+        <w:rPr>
+          <w:rFonts w:ascii="Consolas" w:eastAsia="Consolas" w:hAnsi="Consolas" w:cs="Consolas"/>
+          <w:sz w:val="17"/>
+          <w:szCs w:val="17"/>
+        </w:rPr>
+        <w:t>withAnimation</w:t>
+      </w:r>
+      <w:proofErr w:type="spellEnd"/>
+      <w:r>
+        <w:rPr>
+          <w:rFonts w:ascii="Consolas" w:eastAsia="Consolas" w:hAnsi="Consolas" w:cs="Consolas"/>
+          <w:sz w:val="17"/>
+          <w:szCs w:val="17"/>
+        </w:rPr>
+        <w:t>(.</w:t>
+      </w:r>
+      <w:proofErr w:type="spellStart"/>
+      <w:r>
+        <w:rPr>
+          <w:rFonts w:ascii="Consolas" w:eastAsia="Consolas" w:hAnsi="Consolas" w:cs="Consolas"/>
+          <w:sz w:val="17"/>
+          <w:szCs w:val="17"/>
+        </w:rPr>
+        <w:t>easeOut</w:t>
+      </w:r>
+      <w:proofErr w:type="spellEnd"/>
+      <w:r>
+        <w:rPr>
+          <w:rFonts w:ascii="Consolas" w:eastAsia="Consolas" w:hAnsi="Consolas" w:cs="Consolas"/>
+          <w:sz w:val="17"/>
+          <w:szCs w:val="17"/>
+        </w:rPr>
+        <w:t xml:space="preserve">(duration: 0.9)) { </w:t>
+      </w:r>
+      <w:proofErr w:type="spellStart"/>
+      <w:r>
+        <w:rPr>
+          <w:rFonts w:ascii="Consolas" w:eastAsia="Consolas" w:hAnsi="Consolas" w:cs="Consolas"/>
+          <w:sz w:val="17"/>
+          <w:szCs w:val="17"/>
+        </w:rPr>
+        <w:t>animatedFraction</w:t>
+      </w:r>
+      <w:proofErr w:type="spellEnd"/>
+      <w:r>
+        <w:rPr>
+          <w:rFonts w:ascii="Consolas" w:eastAsia="Consolas" w:hAnsi="Consolas" w:cs="Consolas"/>
+          <w:sz w:val="17"/>
+          <w:szCs w:val="17"/>
+        </w:rPr>
+        <w:t xml:space="preserve"> = </w:t>
+      </w:r>
+      <w:proofErr w:type="spellStart"/>
+      <w:r>
+        <w:rPr>
+          <w:rFonts w:ascii="Consolas" w:eastAsia="Consolas" w:hAnsi="Consolas" w:cs="Consolas"/>
+          <w:sz w:val="17"/>
+          <w:szCs w:val="17"/>
+        </w:rPr>
+        <w:t>freshness.remainingFraction</w:t>
+      </w:r>
+      <w:proofErr w:type="spellEnd"/>
+      <w:r>
+        <w:rPr>
+          <w:rFonts w:ascii="Consolas" w:eastAsia="Consolas" w:hAnsi="Consolas" w:cs="Consolas"/>
+          <w:sz w:val="17"/>
+          <w:szCs w:val="17"/>
+        </w:rPr>
+        <w:t xml:space="preserve"> } }</w:t>
+      </w:r>
+      <w:r>
+        <w:rPr>
+          <w:rFonts w:ascii="Consolas" w:eastAsia="Consolas" w:hAnsi="Consolas" w:cs="Consolas"/>
+          <w:sz w:val="17"/>
+          <w:szCs w:val="17"/>
+        </w:rPr>
         <w:br/>
-        <w:t xml:space="preserve">        .accessibilityValue("\(freshness.level.title), \(freshness.summary)")</w:t>
+        <w:t xml:space="preserve">        .</w:t>
+      </w:r>
+      <w:proofErr w:type="spellStart"/>
+      <w:r>
+        <w:rPr>
+          <w:rFonts w:ascii="Consolas" w:eastAsia="Consolas" w:hAnsi="Consolas" w:cs="Consolas"/>
+          <w:sz w:val="17"/>
+          <w:szCs w:val="17"/>
+        </w:rPr>
+        <w:t>accessibilityValue</w:t>
+      </w:r>
+      <w:proofErr w:type="spellEnd"/>
+      <w:r>
+        <w:rPr>
+          <w:rFonts w:ascii="Consolas" w:eastAsia="Consolas" w:hAnsi="Consolas" w:cs="Consolas"/>
+          <w:sz w:val="17"/>
+          <w:szCs w:val="17"/>
+        </w:rPr>
+        <w:t>("\(</w:t>
+      </w:r>
+      <w:proofErr w:type="spellStart"/>
+      <w:r>
+        <w:rPr>
+          <w:rFonts w:ascii="Consolas" w:eastAsia="Consolas" w:hAnsi="Consolas" w:cs="Consolas"/>
+          <w:sz w:val="17"/>
+          <w:szCs w:val="17"/>
+        </w:rPr>
+        <w:t>freshness.level.title</w:t>
+      </w:r>
+      <w:proofErr w:type="spellEnd"/>
+      <w:r>
+        <w:rPr>
+          <w:rFonts w:ascii="Consolas" w:eastAsia="Consolas" w:hAnsi="Consolas" w:cs="Consolas"/>
+          <w:sz w:val="17"/>
+          <w:szCs w:val="17"/>
+        </w:rPr>
+        <w:t>), \(</w:t>
+      </w:r>
+      <w:proofErr w:type="spellStart"/>
+      <w:r>
+        <w:rPr>
+          <w:rFonts w:ascii="Consolas" w:eastAsia="Consolas" w:hAnsi="Consolas" w:cs="Consolas"/>
+          <w:sz w:val="17"/>
+          <w:szCs w:val="17"/>
+        </w:rPr>
+        <w:t>freshness.summary</w:t>
+      </w:r>
+      <w:proofErr w:type="spellEnd"/>
+      <w:r>
+        <w:rPr>
+          <w:rFonts w:ascii="Consolas" w:eastAsia="Consolas" w:hAnsi="Consolas" w:cs="Consolas"/>
+          <w:sz w:val="17"/>
+          <w:szCs w:val="17"/>
+        </w:rPr>
+        <w:t>)")</w:t>
       </w:r>
       <w:r>
         <w:rPr>
@@ -5576,6 +6786,7 @@
         <w:spacing w:after="140" w:line="300" w:lineRule="auto"/>
         <w:jc w:val="both"/>
       </w:pPr>
+      <w:proofErr w:type="spellStart"/>
       <w:r>
         <w:rPr>
           <w:rFonts w:ascii="Consolas" w:eastAsia="Consolas" w:hAnsi="Consolas" w:cs="Consolas"/>
@@ -5584,9 +6795,11 @@
         </w:rPr>
         <w:t>RootView</w:t>
       </w:r>
+      <w:proofErr w:type="spellEnd"/>
       <w:r>
         <w:t xml:space="preserve"> checks the horizontal size class: compact width shows a </w:t>
       </w:r>
+      <w:proofErr w:type="spellStart"/>
       <w:r>
         <w:rPr>
           <w:rFonts w:ascii="Consolas" w:eastAsia="Consolas" w:hAnsi="Consolas" w:cs="Consolas"/>
@@ -5595,9 +6808,11 @@
         </w:rPr>
         <w:t>TabView</w:t>
       </w:r>
+      <w:proofErr w:type="spellEnd"/>
       <w:r>
         <w:t xml:space="preserve">; regular width shows a </w:t>
       </w:r>
+      <w:proofErr w:type="spellStart"/>
       <w:r>
         <w:rPr>
           <w:rFonts w:ascii="Consolas" w:eastAsia="Consolas" w:hAnsi="Consolas" w:cs="Consolas"/>
@@ -5606,9 +6821,11 @@
         </w:rPr>
         <w:t>NavigationSplitView</w:t>
       </w:r>
+      <w:proofErr w:type="spellEnd"/>
       <w:r>
         <w:t xml:space="preserve"> sidebar with the same sections. The item detail uses </w:t>
       </w:r>
+      <w:proofErr w:type="spellStart"/>
       <w:r>
         <w:rPr>
           <w:rFonts w:ascii="Consolas" w:eastAsia="Consolas" w:hAnsi="Consolas" w:cs="Consolas"/>
@@ -5617,9 +6834,11 @@
         </w:rPr>
         <w:t>ViewThatFits</w:t>
       </w:r>
+      <w:proofErr w:type="spellEnd"/>
       <w:r>
         <w:t xml:space="preserve"> to place cards side by side when there is room, and the scan screen switches between vertical and horizontal stacks with </w:t>
       </w:r>
+      <w:proofErr w:type="spellStart"/>
       <w:r>
         <w:rPr>
           <w:rFonts w:ascii="Consolas" w:eastAsia="Consolas" w:hAnsi="Consolas" w:cs="Consolas"/>
@@ -5628,6 +6847,7 @@
         </w:rPr>
         <w:t>AnyLayout</w:t>
       </w:r>
+      <w:proofErr w:type="spellEnd"/>
       <w:r>
         <w:t xml:space="preserve"> in landscape.</w:t>
       </w:r>
@@ -5826,12 +7046,21 @@
             <w:pPr>
               <w:spacing w:after="30"/>
             </w:pPr>
-            <w:r>
-              <w:rPr>
-                <w:sz w:val="21"/>
-                <w:szCs w:val="21"/>
-              </w:rPr>
-              <w:t xml:space="preserve">XCTest via </w:t>
+            <w:proofErr w:type="spellStart"/>
+            <w:r>
+              <w:rPr>
+                <w:sz w:val="21"/>
+                <w:szCs w:val="21"/>
+              </w:rPr>
+              <w:t>XCTest</w:t>
+            </w:r>
+            <w:proofErr w:type="spellEnd"/>
+            <w:r>
+              <w:rPr>
+                <w:sz w:val="21"/>
+                <w:szCs w:val="21"/>
+              </w:rPr>
+              <w:t xml:space="preserve"> via </w:t>
             </w:r>
             <w:r>
               <w:rPr>
@@ -5930,12 +7159,21 @@
             <w:pPr>
               <w:spacing w:after="30"/>
             </w:pPr>
-            <w:r>
-              <w:rPr>
-                <w:sz w:val="21"/>
-                <w:szCs w:val="21"/>
-              </w:rPr>
-              <w:t>XCTest (iOS Simulator)</w:t>
+            <w:proofErr w:type="spellStart"/>
+            <w:r>
+              <w:rPr>
+                <w:sz w:val="21"/>
+                <w:szCs w:val="21"/>
+              </w:rPr>
+              <w:t>XCTest</w:t>
+            </w:r>
+            <w:proofErr w:type="spellEnd"/>
+            <w:r>
+              <w:rPr>
+                <w:sz w:val="21"/>
+                <w:szCs w:val="21"/>
+              </w:rPr>
+              <w:t xml:space="preserve"> (iOS Simulator)</w:t>
             </w:r>
           </w:p>
         </w:tc>
@@ -5959,12 +7197,21 @@
             <w:pPr>
               <w:spacing w:after="30"/>
             </w:pPr>
-            <w:r>
-              <w:rPr>
-                <w:sz w:val="21"/>
-                <w:szCs w:val="21"/>
-              </w:rPr>
-              <w:t>SwiftData queries, resolve/freeze, drafts, scan view model with mocks, image pipeline</w:t>
+            <w:proofErr w:type="spellStart"/>
+            <w:r>
+              <w:rPr>
+                <w:sz w:val="21"/>
+                <w:szCs w:val="21"/>
+              </w:rPr>
+              <w:t>SwiftData</w:t>
+            </w:r>
+            <w:proofErr w:type="spellEnd"/>
+            <w:r>
+              <w:rPr>
+                <w:sz w:val="21"/>
+                <w:szCs w:val="21"/>
+              </w:rPr>
+              <w:t xml:space="preserve"> queries, resolve/freeze, drafts, scan view model with mocks, image pipeline</w:t>
             </w:r>
           </w:p>
         </w:tc>
@@ -6019,6 +7266,7 @@
             <w:pPr>
               <w:spacing w:after="30"/>
             </w:pPr>
+            <w:proofErr w:type="spellStart"/>
             <w:r>
               <w:rPr>
                 <w:sz w:val="21"/>
@@ -6026,6 +7274,7 @@
               </w:rPr>
               <w:t>XCUITest</w:t>
             </w:r>
+            <w:proofErr w:type="spellEnd"/>
           </w:p>
         </w:tc>
         <w:tc>
@@ -6108,12 +7357,21 @@
             <w:pPr>
               <w:spacing w:after="30"/>
             </w:pPr>
-            <w:r>
-              <w:rPr>
-                <w:sz w:val="21"/>
-                <w:szCs w:val="21"/>
-              </w:rPr>
-              <w:t xml:space="preserve">XCTest </w:t>
+            <w:proofErr w:type="spellStart"/>
+            <w:r>
+              <w:rPr>
+                <w:sz w:val="21"/>
+                <w:szCs w:val="21"/>
+              </w:rPr>
+              <w:t>XCTest</w:t>
+            </w:r>
+            <w:proofErr w:type="spellEnd"/>
+            <w:r>
+              <w:rPr>
+                <w:sz w:val="21"/>
+                <w:szCs w:val="21"/>
+              </w:rPr>
+              <w:t xml:space="preserve"> </w:t>
             </w:r>
             <w:r>
               <w:rPr>
@@ -6441,12 +7699,21 @@
             <w:pPr>
               <w:spacing w:after="30"/>
             </w:pPr>
-            <w:r>
-              <w:rPr>
-                <w:sz w:val="21"/>
-                <w:szCs w:val="21"/>
-              </w:rPr>
-              <w:t>FreshKeepCoreTests (package)</w:t>
+            <w:proofErr w:type="spellStart"/>
+            <w:r>
+              <w:rPr>
+                <w:sz w:val="21"/>
+                <w:szCs w:val="21"/>
+              </w:rPr>
+              <w:t>FreshKeepCoreTests</w:t>
+            </w:r>
+            <w:proofErr w:type="spellEnd"/>
+            <w:r>
+              <w:rPr>
+                <w:sz w:val="21"/>
+                <w:szCs w:val="21"/>
+              </w:rPr>
+              <w:t xml:space="preserve"> (package)</w:t>
             </w:r>
           </w:p>
         </w:tc>
@@ -6559,12 +7826,21 @@
             <w:pPr>
               <w:spacing w:after="30"/>
             </w:pPr>
-            <w:r>
-              <w:rPr>
-                <w:sz w:val="21"/>
-                <w:szCs w:val="21"/>
-              </w:rPr>
-              <w:t>FreshKeepTests (app unit)</w:t>
+            <w:proofErr w:type="spellStart"/>
+            <w:r>
+              <w:rPr>
+                <w:sz w:val="21"/>
+                <w:szCs w:val="21"/>
+              </w:rPr>
+              <w:t>FreshKeepTests</w:t>
+            </w:r>
+            <w:proofErr w:type="spellEnd"/>
+            <w:r>
+              <w:rPr>
+                <w:sz w:val="21"/>
+                <w:szCs w:val="21"/>
+              </w:rPr>
+              <w:t xml:space="preserve"> (app unit)</w:t>
             </w:r>
           </w:p>
         </w:tc>
@@ -6646,12 +7922,21 @@
             <w:pPr>
               <w:spacing w:after="30"/>
             </w:pPr>
-            <w:r>
-              <w:rPr>
-                <w:sz w:val="21"/>
-                <w:szCs w:val="21"/>
-              </w:rPr>
-              <w:t>SwiftData, drafts, scan view model, image pipeline</w:t>
+            <w:proofErr w:type="spellStart"/>
+            <w:r>
+              <w:rPr>
+                <w:sz w:val="21"/>
+                <w:szCs w:val="21"/>
+              </w:rPr>
+              <w:t>SwiftData</w:t>
+            </w:r>
+            <w:proofErr w:type="spellEnd"/>
+            <w:r>
+              <w:rPr>
+                <w:sz w:val="21"/>
+                <w:szCs w:val="21"/>
+              </w:rPr>
+              <w:t>, drafts, scan view model, image pipeline</w:t>
             </w:r>
           </w:p>
         </w:tc>
@@ -6677,6 +7962,7 @@
             <w:pPr>
               <w:spacing w:after="30"/>
             </w:pPr>
+            <w:proofErr w:type="spellStart"/>
             <w:r>
               <w:rPr>
                 <w:sz w:val="21"/>
@@ -6684,6 +7970,7 @@
               </w:rPr>
               <w:t>FreshKeepUITests</w:t>
             </w:r>
+            <w:proofErr w:type="spellEnd"/>
           </w:p>
         </w:tc>
         <w:tc>
@@ -6781,7 +8068,15 @@
         <w:jc w:val="both"/>
       </w:pPr>
       <w:r>
-        <w:t xml:space="preserve">Code coverage for the FreshKeep app target (unit + UI tests): </w:t>
+        <w:t xml:space="preserve">Code coverage for the </w:t>
+      </w:r>
+      <w:proofErr w:type="spellStart"/>
+      <w:r>
+        <w:t>FreshKeep</w:t>
+      </w:r>
+      <w:proofErr w:type="spellEnd"/>
+      <w:r>
+        <w:t xml:space="preserve"> app target (unit + UI tests): </w:t>
       </w:r>
       <w:r>
         <w:rPr>
@@ -6912,6 +8207,7 @@
             <w:pPr>
               <w:spacing w:after="30"/>
             </w:pPr>
+            <w:proofErr w:type="spellStart"/>
             <w:r>
               <w:rPr>
                 <w:sz w:val="21"/>
@@ -6919,6 +8215,7 @@
               </w:rPr>
               <w:t>testPrefersExpiryOverManufactureDate</w:t>
             </w:r>
+            <w:proofErr w:type="spellEnd"/>
           </w:p>
         </w:tc>
         <w:tc>
@@ -6972,6 +8269,7 @@
             <w:pPr>
               <w:spacing w:after="30"/>
             </w:pPr>
+            <w:proofErr w:type="spellStart"/>
             <w:r>
               <w:rPr>
                 <w:sz w:val="21"/>
@@ -6979,6 +8277,7 @@
               </w:rPr>
               <w:t>testRejectsImpossibleDates</w:t>
             </w:r>
+            <w:proofErr w:type="spellEnd"/>
           </w:p>
         </w:tc>
         <w:tc>
@@ -7032,6 +8331,7 @@
             <w:pPr>
               <w:spacing w:after="30"/>
             </w:pPr>
+            <w:proofErr w:type="spellStart"/>
             <w:r>
               <w:rPr>
                 <w:sz w:val="21"/>
@@ -7039,6 +8339,7 @@
               </w:rPr>
               <w:t>testMonthAndYearOnlyMeansEndOfMonth</w:t>
             </w:r>
+            <w:proofErr w:type="spellEnd"/>
           </w:p>
         </w:tc>
         <w:tc>
@@ -7092,6 +8393,7 @@
             <w:pPr>
               <w:spacing w:after="30"/>
             </w:pPr>
+            <w:proofErr w:type="spellStart"/>
             <w:r>
               <w:rPr>
                 <w:sz w:val="21"/>
@@ -7099,6 +8401,7 @@
               </w:rPr>
               <w:t>testMergesAliasesAndKeepsHighestConfidence</w:t>
             </w:r>
+            <w:proofErr w:type="spellEnd"/>
           </w:p>
         </w:tc>
         <w:tc>
@@ -7126,7 +8429,32 @@
                 <w:sz w:val="21"/>
                 <w:szCs w:val="21"/>
               </w:rPr>
-              <w:t>“granny_smith” 62% and “apple” 30% → one Apple match at 62%</w:t>
+              <w:t>“</w:t>
+            </w:r>
+            <w:proofErr w:type="spellStart"/>
+            <w:proofErr w:type="gramStart"/>
+            <w:r>
+              <w:rPr>
+                <w:sz w:val="21"/>
+                <w:szCs w:val="21"/>
+              </w:rPr>
+              <w:t>granny</w:t>
+            </w:r>
+            <w:proofErr w:type="gramEnd"/>
+            <w:r>
+              <w:rPr>
+                <w:sz w:val="21"/>
+                <w:szCs w:val="21"/>
+              </w:rPr>
+              <w:t>_smith</w:t>
+            </w:r>
+            <w:proofErr w:type="spellEnd"/>
+            <w:r>
+              <w:rPr>
+                <w:sz w:val="21"/>
+                <w:szCs w:val="21"/>
+              </w:rPr>
+              <w:t>” 62% and “apple” 30% → one Apple match at 62%</w:t>
             </w:r>
           </w:p>
         </w:tc>
@@ -7152,6 +8480,7 @@
             <w:pPr>
               <w:spacing w:after="30"/>
             </w:pPr>
+            <w:proofErr w:type="spellStart"/>
             <w:r>
               <w:rPr>
                 <w:sz w:val="21"/>
@@ -7159,6 +8488,7 @@
               </w:rPr>
               <w:t>testPrefersRecipesUsingUrgentItems</w:t>
             </w:r>
+            <w:proofErr w:type="spellEnd"/>
           </w:p>
         </w:tc>
         <w:tc>
@@ -7212,6 +8542,7 @@
             <w:pPr>
               <w:spacing w:after="30"/>
             </w:pPr>
+            <w:proofErr w:type="spellStart"/>
             <w:r>
               <w:rPr>
                 <w:sz w:val="21"/>
@@ -7219,6 +8550,7 @@
               </w:rPr>
               <w:t>testFreezeExtendsExpiryAndMovesToFreezer</w:t>
             </w:r>
+            <w:proofErr w:type="spellEnd"/>
           </w:p>
         </w:tc>
         <w:tc>
@@ -7272,6 +8604,7 @@
             <w:pPr>
               <w:spacing w:after="30"/>
             </w:pPr>
+            <w:proofErr w:type="spellStart"/>
             <w:r>
               <w:rPr>
                 <w:sz w:val="21"/>
@@ -7279,6 +8612,7 @@
               </w:rPr>
               <w:t>testFoodScanProducesMatchesAndDownsamples</w:t>
             </w:r>
+            <w:proofErr w:type="spellEnd"/>
           </w:p>
         </w:tc>
         <w:tc>
@@ -7306,8 +8640,17 @@
                 <w:sz w:val="21"/>
                 <w:szCs w:val="21"/>
               </w:rPr>
-              <w:t>Scan state machine reaches results; working image ≤ 1280 px</w:t>
-            </w:r>
+              <w:t xml:space="preserve">Scan state machine reaches results; working image ≤ 1280 </w:t>
+            </w:r>
+            <w:proofErr w:type="spellStart"/>
+            <w:r>
+              <w:rPr>
+                <w:sz w:val="21"/>
+                <w:szCs w:val="21"/>
+              </w:rPr>
+              <w:t>px</w:t>
+            </w:r>
+            <w:proofErr w:type="spellEnd"/>
           </w:p>
         </w:tc>
       </w:tr>
@@ -7524,12 +8867,21 @@
             <w:pPr>
               <w:spacing w:after="30"/>
             </w:pPr>
-            <w:r>
-              <w:rPr>
-                <w:sz w:val="21"/>
-                <w:szCs w:val="21"/>
-              </w:rPr>
-              <w:t>XCTest measure, iPhone 17 Pro simulator</w:t>
+            <w:proofErr w:type="spellStart"/>
+            <w:r>
+              <w:rPr>
+                <w:sz w:val="21"/>
+                <w:szCs w:val="21"/>
+              </w:rPr>
+              <w:t>XCTest</w:t>
+            </w:r>
+            <w:proofErr w:type="spellEnd"/>
+            <w:r>
+              <w:rPr>
+                <w:sz w:val="21"/>
+                <w:szCs w:val="21"/>
+              </w:rPr>
+              <w:t xml:space="preserve"> measure, iPhone 17 Pro simulator</w:t>
             </w:r>
           </w:p>
         </w:tc>
@@ -7613,12 +8965,21 @@
             <w:pPr>
               <w:spacing w:after="30"/>
             </w:pPr>
-            <w:r>
-              <w:rPr>
-                <w:sz w:val="21"/>
-                <w:szCs w:val="21"/>
-              </w:rPr>
-              <w:t>XCTApplicationLaunchMetric on the CI simulator (shared virtual Mac, slower than a device)</w:t>
+            <w:proofErr w:type="spellStart"/>
+            <w:r>
+              <w:rPr>
+                <w:sz w:val="21"/>
+                <w:szCs w:val="21"/>
+              </w:rPr>
+              <w:t>XCTApplicationLaunchMetric</w:t>
+            </w:r>
+            <w:proofErr w:type="spellEnd"/>
+            <w:r>
+              <w:rPr>
+                <w:sz w:val="21"/>
+                <w:szCs w:val="21"/>
+              </w:rPr>
+              <w:t xml:space="preserve"> on the CI simulator (shared virtual Mac, slower than a device)</w:t>
             </w:r>
           </w:p>
         </w:tc>
@@ -7702,12 +9063,21 @@
             <w:pPr>
               <w:spacing w:after="30"/>
             </w:pPr>
-            <w:r>
-              <w:rPr>
-                <w:sz w:val="21"/>
-                <w:szCs w:val="21"/>
-              </w:rPr>
-              <w:t>XCTest measure, Windows laptop (debug build)</w:t>
+            <w:proofErr w:type="spellStart"/>
+            <w:r>
+              <w:rPr>
+                <w:sz w:val="21"/>
+                <w:szCs w:val="21"/>
+              </w:rPr>
+              <w:t>XCTest</w:t>
+            </w:r>
+            <w:proofErr w:type="spellEnd"/>
+            <w:r>
+              <w:rPr>
+                <w:sz w:val="21"/>
+                <w:szCs w:val="21"/>
+              </w:rPr>
+              <w:t xml:space="preserve"> measure, Windows laptop (debug build)</w:t>
             </w:r>
           </w:p>
         </w:tc>
@@ -7767,7 +9137,23 @@
                 <w:sz w:val="21"/>
                 <w:szCs w:val="21"/>
               </w:rPr>
-              <w:t>≤ 1024 px JPEG</w:t>
+              <w:t xml:space="preserve">≤ 1024 </w:t>
+            </w:r>
+            <w:proofErr w:type="spellStart"/>
+            <w:r>
+              <w:rPr>
+                <w:sz w:val="21"/>
+                <w:szCs w:val="21"/>
+              </w:rPr>
+              <w:t>px</w:t>
+            </w:r>
+            <w:proofErr w:type="spellEnd"/>
+            <w:r>
+              <w:rPr>
+                <w:sz w:val="21"/>
+                <w:szCs w:val="21"/>
+              </w:rPr>
+              <w:t xml:space="preserve"> JPEG</w:t>
             </w:r>
           </w:p>
         </w:tc>
@@ -7791,12 +9177,21 @@
             <w:pPr>
               <w:spacing w:after="30"/>
             </w:pPr>
-            <w:r>
-              <w:rPr>
-                <w:sz w:val="21"/>
-                <w:szCs w:val="21"/>
-              </w:rPr>
-              <w:t>ImagePipeline test</w:t>
+            <w:proofErr w:type="spellStart"/>
+            <w:r>
+              <w:rPr>
+                <w:sz w:val="21"/>
+                <w:szCs w:val="21"/>
+              </w:rPr>
+              <w:t>ImagePipeline</w:t>
+            </w:r>
+            <w:proofErr w:type="spellEnd"/>
+            <w:r>
+              <w:rPr>
+                <w:sz w:val="21"/>
+                <w:szCs w:val="21"/>
+              </w:rPr>
+              <w:t xml:space="preserve"> test</w:t>
             </w:r>
           </w:p>
         </w:tc>
@@ -9625,9 +11020,14 @@
       </w:pPr>
       <w:bookmarkStart w:id="20" w:name="_Toc242872334"/>
       <w:r>
-        <w:t>8. Performance Optimisation</w:t>
+        <w:t xml:space="preserve">8. Performance </w:t>
+      </w:r>
+      <w:proofErr w:type="spellStart"/>
+      <w:r>
+        <w:t>Optimisation</w:t>
       </w:r>
       <w:bookmarkEnd w:id="20"/>
+      <w:proofErr w:type="spellEnd"/>
     </w:p>
     <w:p>
       <w:pPr>
@@ -9646,8 +11046,25 @@
         <w:t>Memory:</w:t>
       </w:r>
       <w:r>
-        <w:t xml:space="preserve"> camera images (~12 MP, ~48 MB decoded) are never decoded at full size; ImageIO thumbnails are created directly from the compressed data. Stored photos are ≤ 1024 px JPEGs (~150 KB). Thumbnails are cached in an </w:t>
-      </w:r>
+        <w:t xml:space="preserve"> camera images (~12 MP, ~48 MB decoded) are never decoded at full size; </w:t>
+      </w:r>
+      <w:proofErr w:type="spellStart"/>
+      <w:r>
+        <w:t>ImageIO</w:t>
+      </w:r>
+      <w:proofErr w:type="spellEnd"/>
+      <w:r>
+        <w:t xml:space="preserve"> thumbnails are created directly from the compressed data. Stored photos are ≤ 1024 </w:t>
+      </w:r>
+      <w:proofErr w:type="spellStart"/>
+      <w:r>
+        <w:t>px</w:t>
+      </w:r>
+      <w:proofErr w:type="spellEnd"/>
+      <w:r>
+        <w:t xml:space="preserve"> JPEGs (~150 KB). Thumbnails are cached in an </w:t>
+      </w:r>
+      <w:proofErr w:type="spellStart"/>
       <w:r>
         <w:rPr>
           <w:rFonts w:ascii="Consolas" w:eastAsia="Consolas" w:hAnsi="Consolas" w:cs="Consolas"/>
@@ -9656,6 +11073,7 @@
         </w:rPr>
         <w:t>NSCache</w:t>
       </w:r>
+      <w:proofErr w:type="spellEnd"/>
       <w:r>
         <w:t xml:space="preserve"> limited to 150 entries.</w:t>
       </w:r>
@@ -9677,7 +11095,15 @@
         <w:t>Storage:</w:t>
       </w:r>
       <w:r>
-        <w:t xml:space="preserve"> photos use SwiftData external storage, so list fetches don’t load image blobs.</w:t>
+        <w:t xml:space="preserve"> photos use </w:t>
+      </w:r>
+      <w:proofErr w:type="spellStart"/>
+      <w:r>
+        <w:t>SwiftData</w:t>
+      </w:r>
+      <w:proofErr w:type="spellEnd"/>
+      <w:r>
+        <w:t xml:space="preserve"> external storage, so list fetches don’t load image blobs.</w:t>
       </w:r>
     </w:p>
     <w:p>
@@ -9957,7 +11383,23 @@
                 <w:sz w:val="21"/>
                 <w:szCs w:val="21"/>
               </w:rPr>
-              <w:t>Wrote shared logic as a Swift package tested on Windows; generated the project with XcodeGen and built/tested it on GitHub Actions macOS runners on every push (including screen recordings and screenshots).</w:t>
+              <w:t xml:space="preserve">Wrote shared logic as a Swift package tested on Windows; generated the project with </w:t>
+            </w:r>
+            <w:proofErr w:type="spellStart"/>
+            <w:r>
+              <w:rPr>
+                <w:sz w:val="21"/>
+                <w:szCs w:val="21"/>
+              </w:rPr>
+              <w:t>XcodeGen</w:t>
+            </w:r>
+            <w:proofErr w:type="spellEnd"/>
+            <w:r>
+              <w:rPr>
+                <w:sz w:val="21"/>
+                <w:szCs w:val="21"/>
+              </w:rPr>
+              <w:t xml:space="preserve"> and built/tested it on GitHub Actions macOS runners on every push (including screen recordings and screenshots).</w:t>
             </w:r>
           </w:p>
         </w:tc>
@@ -10078,8 +11520,17 @@
                 <w:szCs w:val="21"/>
               </w:rPr>
               <w:lastRenderedPageBreak/>
-              <w:t>Name clash on visionOS</w:t>
-            </w:r>
+              <w:t xml:space="preserve">Name clash on </w:t>
+            </w:r>
+            <w:proofErr w:type="spellStart"/>
+            <w:r>
+              <w:rPr>
+                <w:sz w:val="21"/>
+                <w:szCs w:val="21"/>
+              </w:rPr>
+              <w:t>visionOS</w:t>
+            </w:r>
+            <w:proofErr w:type="spellEnd"/>
           </w:p>
         </w:tc>
         <w:tc>
@@ -10115,7 +11566,23 @@
                 <w:sz w:val="21"/>
                 <w:szCs w:val="21"/>
               </w:rPr>
-              <w:t xml:space="preserve"> was ambiguous because RealityKit also defines </w:t>
+              <w:t xml:space="preserve"> was ambiguous because </w:t>
+            </w:r>
+            <w:proofErr w:type="spellStart"/>
+            <w:r>
+              <w:rPr>
+                <w:sz w:val="21"/>
+                <w:szCs w:val="21"/>
+              </w:rPr>
+              <w:t>RealityKit</w:t>
+            </w:r>
+            <w:proofErr w:type="spellEnd"/>
+            <w:r>
+              <w:rPr>
+                <w:sz w:val="21"/>
+                <w:szCs w:val="21"/>
+              </w:rPr>
+              <w:t xml:space="preserve"> also defines </w:t>
             </w:r>
             <w:r>
               <w:rPr>
@@ -10161,6 +11628,7 @@
               </w:rPr>
               <w:t xml:space="preserve">Qualified as </w:t>
             </w:r>
+            <w:proofErr w:type="spellStart"/>
             <w:r>
               <w:rPr>
                 <w:rFonts w:ascii="Consolas" w:eastAsia="Consolas" w:hAnsi="Consolas" w:cs="Consolas"/>
@@ -10169,6 +11637,7 @@
               </w:rPr>
               <w:t>SwiftUI.Scene</w:t>
             </w:r>
+            <w:proofErr w:type="spellEnd"/>
             <w:r>
               <w:rPr>
                 <w:sz w:val="21"/>
@@ -10263,7 +11732,23 @@
                 <w:sz w:val="21"/>
                 <w:szCs w:val="21"/>
               </w:rPr>
-              <w:t>Handled the alert through SpringBoard and looked up rows by identifier regardless of element type.</w:t>
+              <w:t xml:space="preserve">Handled the alert through </w:t>
+            </w:r>
+            <w:proofErr w:type="spellStart"/>
+            <w:r>
+              <w:rPr>
+                <w:sz w:val="21"/>
+                <w:szCs w:val="21"/>
+              </w:rPr>
+              <w:t>SpringBoard</w:t>
+            </w:r>
+            <w:proofErr w:type="spellEnd"/>
+            <w:r>
+              <w:rPr>
+                <w:sz w:val="21"/>
+                <w:szCs w:val="21"/>
+              </w:rPr>
+              <w:t xml:space="preserve"> and looked up rows by identifier regardless of element type.</w:t>
             </w:r>
           </w:p>
         </w:tc>
@@ -10466,16 +11951,42 @@
       <w:r>
         <w:t xml:space="preserve">The app builds from a clean checkout with </w:t>
       </w:r>
+      <w:proofErr w:type="spellStart"/>
       <w:r>
         <w:rPr>
           <w:rFonts w:ascii="Consolas" w:eastAsia="Consolas" w:hAnsi="Consolas" w:cs="Consolas"/>
           <w:sz w:val="21"/>
           <w:szCs w:val="21"/>
         </w:rPr>
-        <w:t>xcodegen generate</w:t>
-      </w:r>
-      <w:r>
-        <w:t xml:space="preserve"> and Xcode 16 or later; README contains the steps. Every push produces build artifacts: UI-test screenshots, an MP4 recording of the UI tests running in the simulator, a code-coverage report and a visionOS screenshot and recording. For the live demonstration the app is run from Xcode on a Mac on an iPhone (camera scanning) and in the Apple Vision Pro simulator.</w:t>
+        <w:t>xcodegen</w:t>
+      </w:r>
+      <w:proofErr w:type="spellEnd"/>
+      <w:r>
+        <w:rPr>
+          <w:rFonts w:ascii="Consolas" w:eastAsia="Consolas" w:hAnsi="Consolas" w:cs="Consolas"/>
+          <w:sz w:val="21"/>
+          <w:szCs w:val="21"/>
+        </w:rPr>
+        <w:t xml:space="preserve"> generate</w:t>
+      </w:r>
+      <w:r>
+        <w:t xml:space="preserve"> and Xcode 16 or later; README contains the steps. </w:t>
+      </w:r>
+      <w:proofErr w:type="gramStart"/>
+      <w:r>
+        <w:t>Every</w:t>
+      </w:r>
+      <w:proofErr w:type="gramEnd"/>
+      <w:r>
+        <w:t xml:space="preserve"> push produces build artifacts: UI-test screenshots, an MP4 recording of the UI tests running in the simulator, a code-coverage report and a </w:t>
+      </w:r>
+      <w:proofErr w:type="spellStart"/>
+      <w:r>
+        <w:t>visionOS</w:t>
+      </w:r>
+      <w:proofErr w:type="spellEnd"/>
+      <w:r>
+        <w:t xml:space="preserve"> screenshot and recording. For the live demonstration the app is run from Xcode on a Mac on an iPhone (camera scanning) and in the Apple Vision Pro simulator.</w:t>
       </w:r>
     </w:p>
     <w:p>
@@ -10491,7 +12002,15 @@
         <w:t>Demo script:</w:t>
       </w:r>
       <w:r>
-        <w:t xml:space="preserve"> onboarding → load sample pantry → swipe an item as eaten (confetti) → scan a banana → read a date from a milk carton → item detail and freeze → Insights and a recipe → Dark Mode and large text → visionOS fridge and timeline.</w:t>
+        <w:t xml:space="preserve"> onboarding → load sample pantry → swipe an item as eaten (confetti) → scan a banana → read a date from a milk carton → item detail and freeze → Insights and a recipe → Dark Mode and large text → </w:t>
+      </w:r>
+      <w:proofErr w:type="spellStart"/>
+      <w:r>
+        <w:t>visionOS</w:t>
+      </w:r>
+      <w:proofErr w:type="spellEnd"/>
+      <w:r>
+        <w:t xml:space="preserve"> fridge and timeline.</w:t>
       </w:r>
     </w:p>
     <w:p>
@@ -10501,7 +12020,23 @@
       </w:pPr>
       <w:bookmarkStart w:id="23" w:name="_Toc242872337"/>
       <w:r>
-        <w:t>11. Part B — FreshKeep Spatial (visionOS)</w:t>
+        <w:t xml:space="preserve">11. Part B — </w:t>
+      </w:r>
+      <w:proofErr w:type="spellStart"/>
+      <w:r>
+        <w:t>FreshKeep</w:t>
+      </w:r>
+      <w:proofErr w:type="spellEnd"/>
+      <w:r>
+        <w:t xml:space="preserve"> Spatial (</w:t>
+      </w:r>
+      <w:proofErr w:type="spellStart"/>
+      <w:r>
+        <w:t>visionOS</w:t>
+      </w:r>
+      <w:proofErr w:type="spellEnd"/>
+      <w:r>
+        <w:t>)</w:t>
       </w:r>
       <w:bookmarkEnd w:id="23"/>
     </w:p>
@@ -10510,11 +12045,45 @@
         <w:spacing w:after="140" w:line="300" w:lineRule="auto"/>
         <w:jc w:val="both"/>
       </w:pPr>
-      <w:r>
-        <w:t xml:space="preserve">FreshKeep Spatial reuses the SwiftData model and FreshKeepCore. It offers a glass main window with an ornament, a volumetric “virtual fridge” built from RealityKit entities generated in code (shelves per storage location, tokens coloured by freshness, a cooking pot) and a mixed immersive “expiry timeline”. Users look and pinch to see an item’s floating card, or pinch and drag it into the pot to mark it eaten and get a recipe idea. The concept, competitor analysis, revenue model and go-to-market plan are in </w:t>
-      </w:r>
-      <w:r>
-        <w:t>the pitch deck.</w:t>
+      <w:proofErr w:type="spellStart"/>
+      <w:r>
+        <w:t>FreshKeep</w:t>
+      </w:r>
+      <w:proofErr w:type="spellEnd"/>
+      <w:r>
+        <w:t xml:space="preserve"> Spatial reuses the </w:t>
+      </w:r>
+      <w:proofErr w:type="spellStart"/>
+      <w:r>
+        <w:t>SwiftData</w:t>
+      </w:r>
+      <w:proofErr w:type="spellEnd"/>
+      <w:r>
+        <w:t xml:space="preserve"> model and </w:t>
+      </w:r>
+      <w:proofErr w:type="spellStart"/>
+      <w:r>
+        <w:t>FreshKeepCore</w:t>
+      </w:r>
+      <w:proofErr w:type="spellEnd"/>
+      <w:r>
+        <w:t xml:space="preserve">. It offers a glass main window with an ornament, a volumetric “virtual fridge” built from </w:t>
+      </w:r>
+      <w:proofErr w:type="spellStart"/>
+      <w:r>
+        <w:t>RealityKit</w:t>
+      </w:r>
+      <w:proofErr w:type="spellEnd"/>
+      <w:r>
+        <w:t xml:space="preserve"> entities generated in code (shelves per storage location, tokens </w:t>
+      </w:r>
+      <w:proofErr w:type="spellStart"/>
+      <w:r>
+        <w:t>coloured</w:t>
+      </w:r>
+      <w:proofErr w:type="spellEnd"/>
+      <w:r>
+        <w:t xml:space="preserve"> by freshness, a cooking pot) and a mixed immersive “expiry timeline”. Users look and pinch to see an item’s floating card, or pinch and drag it into the pot to mark it eaten and get a recipe idea. The concept, competitor analysis, revenue model and go-to-market plan are in the pitch deck.</w:t>
       </w:r>
     </w:p>
     <w:p>
@@ -10580,7 +12149,29 @@
           <w:sz w:val="20"/>
           <w:szCs w:val="20"/>
         </w:rPr>
-        <w:t>Figure — FreshKeep Spatial in the Apple Vision Pro simulator</w:t>
+        <w:t xml:space="preserve">Figure — </w:t>
+      </w:r>
+      <w:proofErr w:type="spellStart"/>
+      <w:r>
+        <w:rPr>
+          <w:i/>
+          <w:iCs/>
+          <w:color w:val="5F6B64"/>
+          <w:sz w:val="20"/>
+          <w:szCs w:val="20"/>
+        </w:rPr>
+        <w:t>FreshKeep</w:t>
+      </w:r>
+      <w:proofErr w:type="spellEnd"/>
+      <w:r>
+        <w:rPr>
+          <w:i/>
+          <w:iCs/>
+          <w:color w:val="5F6B64"/>
+          <w:sz w:val="20"/>
+          <w:szCs w:val="20"/>
+        </w:rPr>
+        <w:t xml:space="preserve"> Spatial in the Apple Vision Pro simulator</w:t>
       </w:r>
     </w:p>
     <w:p>
@@ -10631,7 +12222,15 @@
         <w:jc w:val="both"/>
       </w:pPr>
       <w:r>
-        <w:t>The most valuable lesson was to separate logic from UI early. Putting the catalog, parser and statistics into a package let me test them in seconds without a simulator, and those tests caught a real bug before it reached the app. Designing the component library in Figma first also paid off: each component became one SwiftUI view or modifier, and the screens were quick to assemble.</w:t>
+        <w:t xml:space="preserve">The most valuable lesson was to separate logic from UI early. Putting the catalog, parser and statistics into a package let me test them in seconds without a simulator, and those tests caught a real bug before it reached the app. Designing the component library in Figma first also paid off: each component became one </w:t>
+      </w:r>
+      <w:proofErr w:type="spellStart"/>
+      <w:r>
+        <w:t>SwiftUI</w:t>
+      </w:r>
+      <w:proofErr w:type="spellEnd"/>
+      <w:r>
+        <w:t xml:space="preserve"> view or modifier, and the screens were quick to assemble.</w:t>
       </w:r>
     </w:p>
     <w:p>
@@ -10640,7 +12239,15 @@
         <w:jc w:val="both"/>
       </w:pPr>
       <w:r>
-        <w:t>Working without a Mac was the biggest constraint. Building through CI made each compile cycle slower (around ten minutes), which pushed me to write more carefully, rely on the compiler’s strictness and test logic locally. If I repeated the project I would set up the CI pipeline on day one — the automatic screenshots and recordings were also very useful for documentation.</w:t>
+        <w:t xml:space="preserve">Working without a Mac was the biggest constraint. Building through CI made each compile cycle slower (around ten minutes), which pushed me to write more carefully, rely on the compiler’s strictness and test logic locally. If I repeated the </w:t>
+      </w:r>
+      <w:proofErr w:type="gramStart"/>
+      <w:r>
+        <w:t>project</w:t>
+      </w:r>
+      <w:proofErr w:type="gramEnd"/>
+      <w:r>
+        <w:t xml:space="preserve"> I would set up the CI pipeline on day one — the automatic screenshots and recordings were also very useful for documentation.</w:t>
       </w:r>
     </w:p>
     <w:p>
@@ -10649,7 +12256,23 @@
         <w:jc w:val="both"/>
       </w:pPr>
       <w:r>
-        <w:t>If I had more time I would train a Create ML model on local produce (jackfruit, gotukola, rambutan), add barcode lookup for packaged goods, iCloud sync for shared households and home-screen widgets for items that must be used today.</w:t>
+        <w:t xml:space="preserve">If I had more </w:t>
+      </w:r>
+      <w:proofErr w:type="gramStart"/>
+      <w:r>
+        <w:t>time</w:t>
+      </w:r>
+      <w:proofErr w:type="gramEnd"/>
+      <w:r>
+        <w:t xml:space="preserve"> I would train a Create ML model on local produce (jackfruit, </w:t>
+      </w:r>
+      <w:proofErr w:type="spellStart"/>
+      <w:r>
+        <w:t>gotukola</w:t>
+      </w:r>
+      <w:proofErr w:type="spellEnd"/>
+      <w:r>
+        <w:t>, rambutan), add barcode lookup for packaged goods, iCloud sync for shared households and home-screen widgets for items that must be used today.</w:t>
       </w:r>
     </w:p>
     <w:p>
@@ -10669,8 +12292,37 @@
         <w:spacing w:after="140" w:line="300" w:lineRule="auto"/>
         <w:jc w:val="both"/>
       </w:pPr>
-      <w:r>
-        <w:t>FreshKeep meets the assignment requirements with a polished, accessible SwiftUI app that integrates on-device machine learning in a way that is central to the product, persists data with SwiftData, follows a clean architecture, and is backed by automated tests and continuous integration. The visionOS prototype shows how the same core can power a spatial experience.</w:t>
+      <w:proofErr w:type="spellStart"/>
+      <w:r>
+        <w:t>FreshKeep</w:t>
+      </w:r>
+      <w:proofErr w:type="spellEnd"/>
+      <w:r>
+        <w:t xml:space="preserve"> meets the assignment requirements with a polished, accessible </w:t>
+      </w:r>
+      <w:proofErr w:type="spellStart"/>
+      <w:r>
+        <w:t>SwiftUI</w:t>
+      </w:r>
+      <w:proofErr w:type="spellEnd"/>
+      <w:r>
+        <w:t xml:space="preserve"> app that integrates on-device machine learning in a way that is central to the product, persists data with </w:t>
+      </w:r>
+      <w:proofErr w:type="spellStart"/>
+      <w:r>
+        <w:t>SwiftData</w:t>
+      </w:r>
+      <w:proofErr w:type="spellEnd"/>
+      <w:r>
+        <w:t xml:space="preserve">, follows a clean architecture, and is backed by automated tests and continuous integration. The </w:t>
+      </w:r>
+      <w:proofErr w:type="spellStart"/>
+      <w:r>
+        <w:t>visionOS</w:t>
+      </w:r>
+      <w:proofErr w:type="spellEnd"/>
+      <w:r>
+        <w:t xml:space="preserve"> prototype shows how the same core can power a spatial experience.</w:t>
       </w:r>
     </w:p>
     <w:p>
@@ -10694,7 +12346,15 @@
         <w:spacing w:after="80" w:line="280" w:lineRule="auto"/>
       </w:pPr>
       <w:r>
-        <w:t>United Nations Environment Programme (2024). Food Waste Index Report 2024. Nairobi: UNEP.</w:t>
+        <w:t xml:space="preserve">United Nations Environment </w:t>
+      </w:r>
+      <w:proofErr w:type="spellStart"/>
+      <w:r>
+        <w:t>Programme</w:t>
+      </w:r>
+      <w:proofErr w:type="spellEnd"/>
+      <w:r>
+        <w:t xml:space="preserve"> (2024). Food Waste Index Report 2024. Nairobi: UNEP.</w:t>
       </w:r>
     </w:p>
     <w:p>
@@ -10720,8 +12380,21 @@
         <w:spacing w:after="80" w:line="280" w:lineRule="auto"/>
       </w:pPr>
       <w:r>
-        <w:t>Apple Inc. SwiftData. developer.apple.com/documentation/swiftdata</w:t>
-      </w:r>
+        <w:t xml:space="preserve">Apple Inc. </w:t>
+      </w:r>
+      <w:proofErr w:type="spellStart"/>
+      <w:r>
+        <w:t>SwiftData</w:t>
+      </w:r>
+      <w:proofErr w:type="spellEnd"/>
+      <w:r>
+        <w:t>. developer.apple.com/documentation/</w:t>
+      </w:r>
+      <w:proofErr w:type="spellStart"/>
+      <w:r>
+        <w:t>swiftdata</w:t>
+      </w:r>
+      <w:proofErr w:type="spellEnd"/>
     </w:p>
     <w:p>
       <w:pPr>
@@ -10746,8 +12419,29 @@
         <w:spacing w:after="80" w:line="280" w:lineRule="auto"/>
       </w:pPr>
       <w:r>
-        <w:t>Apple Inc. RealityKit and visionOS. developer.apple.com/visionos</w:t>
-      </w:r>
+        <w:t xml:space="preserve">Apple Inc. </w:t>
+      </w:r>
+      <w:proofErr w:type="spellStart"/>
+      <w:r>
+        <w:t>RealityKit</w:t>
+      </w:r>
+      <w:proofErr w:type="spellEnd"/>
+      <w:r>
+        <w:t xml:space="preserve"> and </w:t>
+      </w:r>
+      <w:proofErr w:type="spellStart"/>
+      <w:r>
+        <w:t>visionOS</w:t>
+      </w:r>
+      <w:proofErr w:type="spellEnd"/>
+      <w:r>
+        <w:t>. developer.apple.com/</w:t>
+      </w:r>
+      <w:proofErr w:type="spellStart"/>
+      <w:r>
+        <w:t>visionos</w:t>
+      </w:r>
+      <w:proofErr w:type="spellEnd"/>
     </w:p>
     <w:p>
       <w:pPr>
@@ -10772,7 +12466,23 @@
         <w:spacing w:after="80" w:line="280" w:lineRule="auto"/>
       </w:pPr>
       <w:r>
-        <w:t>USDA FSIS. FoodKeeper data. foodsafety.gov/keep-food-safe/foodkeeper-app</w:t>
+        <w:t xml:space="preserve">USDA FSIS. </w:t>
+      </w:r>
+      <w:proofErr w:type="spellStart"/>
+      <w:r>
+        <w:t>FoodKeeper</w:t>
+      </w:r>
+      <w:proofErr w:type="spellEnd"/>
+      <w:r>
+        <w:t xml:space="preserve"> data. foodsafety.gov/keep-food-safe/</w:t>
+      </w:r>
+      <w:proofErr w:type="spellStart"/>
+      <w:r>
+        <w:t>foodkeeper</w:t>
+      </w:r>
+      <w:proofErr w:type="spellEnd"/>
+      <w:r>
+        <w:t>-app</w:t>
       </w:r>
     </w:p>
     <w:p>
@@ -10784,9 +12494,27 @@
         </w:numPr>
         <w:spacing w:after="80" w:line="280" w:lineRule="auto"/>
       </w:pPr>
-      <w:r>
-        <w:t>XcodeGen. github.com/yonaskolb/XcodeGen</w:t>
-      </w:r>
+      <w:proofErr w:type="spellStart"/>
+      <w:r>
+        <w:t>XcodeGen</w:t>
+      </w:r>
+      <w:proofErr w:type="spellEnd"/>
+      <w:r>
+        <w:t>. github.com/</w:t>
+      </w:r>
+      <w:proofErr w:type="spellStart"/>
+      <w:r>
+        <w:t>yonaskolb</w:t>
+      </w:r>
+      <w:proofErr w:type="spellEnd"/>
+      <w:r>
+        <w:t>/</w:t>
+      </w:r>
+      <w:proofErr w:type="spellStart"/>
+      <w:r>
+        <w:t>XcodeGen</w:t>
+      </w:r>
+      <w:proofErr w:type="spellEnd"/>
     </w:p>
     <w:p>
       <w:r>
@@ -10810,8 +12538,13 @@
         <w:spacing w:after="140" w:line="300" w:lineRule="auto"/>
         <w:jc w:val="both"/>
       </w:pPr>
-      <w:r>
-        <w:t>FreshKeep helps you eat your food before it goes off. Add groceries with your camera, get a reminder before they expire, and see how much food and money you've saved.</w:t>
+      <w:proofErr w:type="spellStart"/>
+      <w:r>
+        <w:t>FreshKeep</w:t>
+      </w:r>
+      <w:proofErr w:type="spellEnd"/>
+      <w:r>
+        <w:t xml:space="preserve"> helps you eat your food before it goes off. Add groceries with your camera, get a reminder before they expire, and see how much food and money you've saved.</w:t>
       </w:r>
     </w:p>
     <w:p>
@@ -10833,7 +12566,15 @@
         <w:spacing w:after="80" w:line="280" w:lineRule="auto"/>
       </w:pPr>
       <w:r>
-        <w:t>Open *FreshKeep. Swipe through the three welcome pages (or tap Skip*).</w:t>
+        <w:t>Open *</w:t>
+      </w:r>
+      <w:proofErr w:type="spellStart"/>
+      <w:r>
+        <w:t>FreshKeep</w:t>
+      </w:r>
+      <w:proofErr w:type="spellEnd"/>
+      <w:r>
+        <w:t>. Swipe through the three welcome pages (or tap Skip*).</w:t>
       </w:r>
     </w:p>
     <w:p>
@@ -10846,7 +12587,15 @@
         <w:spacing w:after="80" w:line="280" w:lineRule="auto"/>
       </w:pPr>
       <w:r>
-        <w:t>Tap *Get started* and allow notifications so FreshKeep can remind you before food expires.</w:t>
+        <w:t xml:space="preserve">Tap *Get started* and allow notifications so </w:t>
+      </w:r>
+      <w:proofErr w:type="spellStart"/>
+      <w:r>
+        <w:t>FreshKeep</w:t>
+      </w:r>
+      <w:proofErr w:type="spellEnd"/>
+      <w:r>
+        <w:t xml:space="preserve"> can remind you before food expires.</w:t>
       </w:r>
     </w:p>
     <w:p>
@@ -10859,7 +12608,15 @@
         <w:spacing w:after="80" w:line="280" w:lineRule="auto"/>
       </w:pPr>
       <w:r>
-        <w:t>Your pantry is empty at first. Tap *Scan food or Add manually. Tip: Settings → Load sample pantry* fills the app with demo items so you can explore.</w:t>
+        <w:t xml:space="preserve">Your pantry is empty at first. Tap *Scan food or </w:t>
+      </w:r>
+      <w:proofErr w:type="gramStart"/>
+      <w:r>
+        <w:t>Add</w:t>
+      </w:r>
+      <w:proofErr w:type="gramEnd"/>
+      <w:r>
+        <w:t xml:space="preserve"> manually. Tip: Settings → Load sample pantry* fills the app with demo items so you can explore.</w:t>
       </w:r>
     </w:p>
     <w:p>
@@ -10915,8 +12672,21 @@
         </w:numPr>
         <w:spacing w:after="80" w:line="280" w:lineRule="auto"/>
       </w:pPr>
-      <w:r>
-        <w:t>FreshKeep recognises the food on your phone and shows the best matches with a confidence bar.</w:t>
+      <w:proofErr w:type="spellStart"/>
+      <w:r>
+        <w:t>FreshKeep</w:t>
+      </w:r>
+      <w:proofErr w:type="spellEnd"/>
+      <w:r>
+        <w:t xml:space="preserve"> </w:t>
+      </w:r>
+      <w:proofErr w:type="spellStart"/>
+      <w:r>
+        <w:t>recognises</w:t>
+      </w:r>
+      <w:proofErr w:type="spellEnd"/>
+      <w:r>
+        <w:t xml:space="preserve"> the food on your phone and shows the best matches with a confidence bar.</w:t>
       </w:r>
     </w:p>
     <w:p>
@@ -10941,8 +12711,13 @@
         </w:numPr>
         <w:spacing w:after="80" w:line="280" w:lineRule="auto"/>
       </w:pPr>
-      <w:r>
-        <w:t>Not right? Tap *None of these — add manually*.</w:t>
+      <w:proofErr w:type="gramStart"/>
+      <w:r>
+        <w:t>Not</w:t>
+      </w:r>
+      <w:proofErr w:type="gramEnd"/>
+      <w:r>
+        <w:t xml:space="preserve"> right? Tap *None of these — add manually*.</w:t>
       </w:r>
     </w:p>
     <w:p>
@@ -10989,8 +12764,13 @@
         </w:numPr>
         <w:spacing w:after="80" w:line="280" w:lineRule="auto"/>
       </w:pPr>
-      <w:r>
-        <w:t>FreshKeep shows the date it found (it ignores the manufacture date). Tap *Add item with this date, type the name and save. You can also tap Read date from label photo* inside the add form.</w:t>
+      <w:proofErr w:type="spellStart"/>
+      <w:r>
+        <w:t>FreshKeep</w:t>
+      </w:r>
+      <w:proofErr w:type="spellEnd"/>
+      <w:r>
+        <w:t xml:space="preserve"> shows the date it found (it ignores the manufacture date). Tap *Add item with this date, type the name and save. You can also tap Read date from label photo* inside the add form.</w:t>
       </w:r>
     </w:p>
     <w:p>
@@ -11082,12 +12862,21 @@
       <w:r>
         <w:t xml:space="preserve">, </w:t>
       </w:r>
+      <w:proofErr w:type="gramStart"/>
       <w:r>
         <w:rPr>
           <w:b/>
           <w:bCs/>
         </w:rPr>
-        <w:t>Use today</w:t>
+        <w:t>Use</w:t>
+      </w:r>
+      <w:proofErr w:type="gramEnd"/>
+      <w:r>
+        <w:rPr>
+          <w:b/>
+          <w:bCs/>
+        </w:rPr>
+        <w:t xml:space="preserve"> today</w:t>
       </w:r>
       <w:r>
         <w:t xml:space="preserve">, </w:t>
@@ -11214,7 +13003,15 @@
         <w:t>Touch and hold</w:t>
       </w:r>
       <w:r>
-        <w:t xml:space="preserve"> an item for a preview and quick actions (Eaten, Freeze it, Wasted, Delete).</w:t>
+        <w:t xml:space="preserve"> an item for a preview and quick actions (Eaten, </w:t>
+      </w:r>
+      <w:proofErr w:type="gramStart"/>
+      <w:r>
+        <w:t>Freeze</w:t>
+      </w:r>
+      <w:proofErr w:type="gramEnd"/>
+      <w:r>
+        <w:t xml:space="preserve"> it, Wasted, Delete).</w:t>
       </w:r>
     </w:p>
     <w:p>
@@ -11252,13 +13049,7 @@
         <w:t>I ate it</w:t>
       </w:r>
       <w:r>
-        <w:t xml:space="preserve"> — marks it as rescued (with a little celebration </w:t>
-      </w:r>
-      <w:r>
-        <w:t>🎉</w:t>
-      </w:r>
-      <w:r>
-        <w:t>).</w:t>
+        <w:t xml:space="preserve"> — marks it as rescued (with a little celebration 🎉).</w:t>
       </w:r>
     </w:p>
     <w:p>
@@ -11348,8 +13139,13 @@
         <w:spacing w:after="140" w:line="300" w:lineRule="auto"/>
         <w:jc w:val="both"/>
       </w:pPr>
-      <w:r>
-        <w:t xml:space="preserve">FreshKeep sends two reminders for each item: a "use soon" reminder (2 days before by default) and one on the morning it expires. Change the timing in </w:t>
+      <w:proofErr w:type="spellStart"/>
+      <w:r>
+        <w:t>FreshKeep</w:t>
+      </w:r>
+      <w:proofErr w:type="spellEnd"/>
+      <w:r>
+        <w:t xml:space="preserve"> sends two reminders for each item: a "use soon" reminder (2 days before by default) and one on the morning it expires. Change the timing in </w:t>
       </w:r>
       <w:r>
         <w:rPr>
@@ -11397,7 +13193,15 @@
         <w:t>rescue rate</w:t>
       </w:r>
       <w:r>
-        <w:t xml:space="preserve">, money saved (LKR), items rescued and wasted, CO₂e avoided, your zero-waste streak, a 6-week chart and which categories you waste most. </w:t>
+        <w:t xml:space="preserve">, money saved (LKR), items rescued and wasted, </w:t>
+      </w:r>
+      <w:proofErr w:type="spellStart"/>
+      <w:r>
+        <w:t>CO₂e</w:t>
+      </w:r>
+      <w:proofErr w:type="spellEnd"/>
+      <w:r>
+        <w:t xml:space="preserve"> avoided, your zero-waste streak, a 6-week chart and which categories you waste most. </w:t>
       </w:r>
       <w:r>
         <w:rPr>
@@ -12007,8 +13811,29 @@
         <w:spacing w:after="140" w:line="300" w:lineRule="auto"/>
         <w:jc w:val="both"/>
       </w:pPr>
-      <w:r>
-        <w:t>FreshKeep supports Dark Mode, Dynamic Type (all text grows with your system text size), VoiceOver (every control and the freshness ring are labelled) and Reduce Motion. Status is always shown as text as well as colour.</w:t>
+      <w:proofErr w:type="spellStart"/>
+      <w:r>
+        <w:t>FreshKeep</w:t>
+      </w:r>
+      <w:proofErr w:type="spellEnd"/>
+      <w:r>
+        <w:t xml:space="preserve"> supports Dark Mode, Dynamic Type (all text grows with your system text size), </w:t>
+      </w:r>
+      <w:proofErr w:type="spellStart"/>
+      <w:r>
+        <w:t>VoiceOver</w:t>
+      </w:r>
+      <w:proofErr w:type="spellEnd"/>
+      <w:r>
+        <w:t xml:space="preserve"> (every control and the freshness ring are labelled) and Reduce Motion. Status is always shown as text as well as </w:t>
+      </w:r>
+      <w:proofErr w:type="spellStart"/>
+      <w:r>
+        <w:t>colour</w:t>
+      </w:r>
+      <w:proofErr w:type="spellEnd"/>
+      <w:r>
+        <w:t>.</w:t>
       </w:r>
     </w:p>
     <w:p>
@@ -12153,8 +13978,17 @@
                 <w:sz w:val="21"/>
                 <w:szCs w:val="21"/>
               </w:rPr>
-              <w:t>Food not recognised</w:t>
-            </w:r>
+              <w:t xml:space="preserve">Food not </w:t>
+            </w:r>
+            <w:proofErr w:type="spellStart"/>
+            <w:r>
+              <w:rPr>
+                <w:sz w:val="21"/>
+                <w:szCs w:val="21"/>
+              </w:rPr>
+              <w:t>recognised</w:t>
+            </w:r>
+            <w:proofErr w:type="spellEnd"/>
           </w:p>
         </w:tc>
         <w:tc>
@@ -12311,7 +14145,23 @@
                 <w:sz w:val="21"/>
                 <w:szCs w:val="21"/>
               </w:rPr>
-              <w:t>Check Settings → Notifications in FreshKeep and in iOS Settings</w:t>
+              <w:t xml:space="preserve">Check Settings → Notifications in </w:t>
+            </w:r>
+            <w:proofErr w:type="spellStart"/>
+            <w:r>
+              <w:rPr>
+                <w:sz w:val="21"/>
+                <w:szCs w:val="21"/>
+              </w:rPr>
+              <w:t>FreshKeep</w:t>
+            </w:r>
+            <w:proofErr w:type="spellEnd"/>
+            <w:r>
+              <w:rPr>
+                <w:sz w:val="21"/>
+                <w:szCs w:val="21"/>
+              </w:rPr>
+              <w:t xml:space="preserve"> and in iOS Settings</w:t>
             </w:r>
           </w:p>
         </w:tc>
@@ -12397,7 +14247,15 @@
         <w:keepNext/>
       </w:pPr>
       <w:r>
-        <w:t>11. FreshKeep Spatial (Apple Vision Pro prototype)</w:t>
+        <w:t xml:space="preserve">11. </w:t>
+      </w:r>
+      <w:proofErr w:type="spellStart"/>
+      <w:r>
+        <w:t>FreshKeep</w:t>
+      </w:r>
+      <w:proofErr w:type="spellEnd"/>
+      <w:r>
+        <w:t xml:space="preserve"> Spatial (Apple Vision Pro prototype)</w:t>
       </w:r>
     </w:p>
     <w:p>
@@ -12494,8 +14352,29 @@
         <w:spacing w:after="140" w:line="300" w:lineRule="auto"/>
         <w:jc w:val="both"/>
       </w:pPr>
-      <w:r>
-        <w:t>FreshKeep is a SwiftUI app for iOS 17+ (iPhone and iPad) plus a visionOS prototype. All logic runs on the device: there is no backend and no account.</w:t>
+      <w:proofErr w:type="spellStart"/>
+      <w:r>
+        <w:t>FreshKeep</w:t>
+      </w:r>
+      <w:proofErr w:type="spellEnd"/>
+      <w:r>
+        <w:t xml:space="preserve"> is a </w:t>
+      </w:r>
+      <w:proofErr w:type="spellStart"/>
+      <w:r>
+        <w:t>SwiftUI</w:t>
+      </w:r>
+      <w:proofErr w:type="spellEnd"/>
+      <w:r>
+        <w:t xml:space="preserve"> app for iOS 17+ (iPhone and iPad) plus a </w:t>
+      </w:r>
+      <w:proofErr w:type="spellStart"/>
+      <w:r>
+        <w:t>visionOS</w:t>
+      </w:r>
+      <w:proofErr w:type="spellEnd"/>
+      <w:r>
+        <w:t xml:space="preserve"> prototype. All logic runs on the device: there is no backend and no account.</w:t>
       </w:r>
     </w:p>
     <w:tbl>
@@ -12696,12 +14575,21 @@
             <w:pPr>
               <w:spacing w:after="30"/>
             </w:pPr>
-            <w:r>
-              <w:rPr>
-                <w:sz w:val="21"/>
-                <w:szCs w:val="21"/>
-              </w:rPr>
-              <w:t>SwiftUI, Observation (</w:t>
+            <w:proofErr w:type="spellStart"/>
+            <w:r>
+              <w:rPr>
+                <w:sz w:val="21"/>
+                <w:szCs w:val="21"/>
+              </w:rPr>
+              <w:t>SwiftUI</w:t>
+            </w:r>
+            <w:proofErr w:type="spellEnd"/>
+            <w:r>
+              <w:rPr>
+                <w:sz w:val="21"/>
+                <w:szCs w:val="21"/>
+              </w:rPr>
+              <w:t>, Observation (</w:t>
             </w:r>
             <w:r>
               <w:rPr>
@@ -12716,8 +14604,17 @@
                 <w:sz w:val="21"/>
                 <w:szCs w:val="21"/>
               </w:rPr>
-              <w:t>), Swift Charts, PhotosUI</w:t>
-            </w:r>
+              <w:t xml:space="preserve">), Swift Charts, </w:t>
+            </w:r>
+            <w:proofErr w:type="spellStart"/>
+            <w:r>
+              <w:rPr>
+                <w:sz w:val="21"/>
+                <w:szCs w:val="21"/>
+              </w:rPr>
+              <w:t>PhotosUI</w:t>
+            </w:r>
+            <w:proofErr w:type="spellEnd"/>
           </w:p>
         </w:tc>
       </w:tr>
@@ -12771,12 +14668,21 @@
             <w:pPr>
               <w:spacing w:after="30"/>
             </w:pPr>
-            <w:r>
-              <w:rPr>
-                <w:sz w:val="21"/>
-                <w:szCs w:val="21"/>
-              </w:rPr>
-              <w:t>SwiftData (</w:t>
+            <w:proofErr w:type="spellStart"/>
+            <w:r>
+              <w:rPr>
+                <w:sz w:val="21"/>
+                <w:szCs w:val="21"/>
+              </w:rPr>
+              <w:t>SwiftData</w:t>
+            </w:r>
+            <w:proofErr w:type="spellEnd"/>
+            <w:r>
+              <w:rPr>
+                <w:sz w:val="21"/>
+                <w:szCs w:val="21"/>
+              </w:rPr>
+              <w:t xml:space="preserve"> (</w:t>
             </w:r>
             <w:r>
               <w:rPr>
@@ -12784,89 +14690,24 @@
                 <w:sz w:val="19"/>
                 <w:szCs w:val="19"/>
               </w:rPr>
-              <w:t>@Model PantryItem</w:t>
-            </w:r>
-            <w:r>
-              <w:rPr>
-                <w:sz w:val="21"/>
-                <w:szCs w:val="21"/>
-              </w:rPr>
-              <w:t xml:space="preserve">), </w:t>
-            </w:r>
+              <w:t xml:space="preserve">@Model </w:t>
+            </w:r>
+            <w:proofErr w:type="spellStart"/>
             <w:r>
               <w:rPr>
                 <w:rFonts w:ascii="Consolas" w:eastAsia="Consolas" w:hAnsi="Consolas" w:cs="Consolas"/>
                 <w:sz w:val="19"/>
                 <w:szCs w:val="19"/>
               </w:rPr>
-              <w:t>@AppStorage</w:t>
-            </w:r>
-            <w:r>
-              <w:rPr>
-                <w:sz w:val="21"/>
-                <w:szCs w:val="21"/>
-              </w:rPr>
-              <w:t xml:space="preserve"> for settings</w:t>
-            </w:r>
-          </w:p>
-        </w:tc>
-      </w:tr>
-      <w:tr>
-        <w:tc>
-          <w:tcPr>
-            <w:tcW w:w="4653" w:type="dxa"/>
-            <w:tcBorders>
-              <w:top w:val="single" w:sz="4" w:space="0" w:color="BFC9C2"/>
-              <w:left w:val="single" w:sz="4" w:space="0" w:color="BFC9C2"/>
-              <w:bottom w:val="single" w:sz="4" w:space="0" w:color="BFC9C2"/>
-              <w:right w:val="single" w:sz="4" w:space="0" w:color="BFC9C2"/>
-            </w:tcBorders>
-            <w:tcMar>
-              <w:top w:w="70" w:type="dxa"/>
-              <w:left w:w="110" w:type="dxa"/>
-              <w:bottom w:w="70" w:type="dxa"/>
-              <w:right w:w="110" w:type="dxa"/>
-            </w:tcMar>
-          </w:tcPr>
-          <w:p>
-            <w:pPr>
-              <w:spacing w:after="30"/>
-            </w:pPr>
-            <w:r>
-              <w:rPr>
-                <w:sz w:val="21"/>
-                <w:szCs w:val="21"/>
-              </w:rPr>
-              <w:t>ML</w:t>
-            </w:r>
-          </w:p>
-        </w:tc>
-        <w:tc>
-          <w:tcPr>
-            <w:tcW w:w="4653" w:type="dxa"/>
-            <w:tcBorders>
-              <w:top w:val="single" w:sz="4" w:space="0" w:color="BFC9C2"/>
-              <w:left w:val="single" w:sz="4" w:space="0" w:color="BFC9C2"/>
-              <w:bottom w:val="single" w:sz="4" w:space="0" w:color="BFC9C2"/>
-              <w:right w:val="single" w:sz="4" w:space="0" w:color="BFC9C2"/>
-            </w:tcBorders>
-            <w:tcMar>
-              <w:top w:w="70" w:type="dxa"/>
-              <w:left w:w="110" w:type="dxa"/>
-              <w:bottom w:w="70" w:type="dxa"/>
-              <w:right w:w="110" w:type="dxa"/>
-            </w:tcMar>
-          </w:tcPr>
-          <w:p>
-            <w:pPr>
-              <w:spacing w:after="30"/>
-            </w:pPr>
-            <w:r>
-              <w:rPr>
-                <w:sz w:val="21"/>
-                <w:szCs w:val="21"/>
-              </w:rPr>
-              <w:t xml:space="preserve">Vision: </w:t>
+              <w:t>PantryItem</w:t>
+            </w:r>
+            <w:proofErr w:type="spellEnd"/>
+            <w:r>
+              <w:rPr>
+                <w:sz w:val="21"/>
+                <w:szCs w:val="21"/>
+              </w:rPr>
+              <w:t xml:space="preserve">), </w:t>
             </w:r>
             <w:r>
               <w:rPr>
@@ -12874,346 +14715,492 @@
                 <w:sz w:val="19"/>
                 <w:szCs w:val="19"/>
               </w:rPr>
-              <w:t>VNClassifyImageRequest</w:t>
-            </w:r>
-            <w:r>
-              <w:rPr>
-                <w:sz w:val="21"/>
-                <w:szCs w:val="21"/>
-              </w:rPr>
-              <w:t xml:space="preserve"> (Core ML image classifier), </w:t>
-            </w:r>
+              <w:t>@AppStorage</w:t>
+            </w:r>
+            <w:r>
+              <w:rPr>
+                <w:sz w:val="21"/>
+                <w:szCs w:val="21"/>
+              </w:rPr>
+              <w:t xml:space="preserve"> for settings</w:t>
+            </w:r>
+          </w:p>
+        </w:tc>
+      </w:tr>
+      <w:tr>
+        <w:tc>
+          <w:tcPr>
+            <w:tcW w:w="4653" w:type="dxa"/>
+            <w:tcBorders>
+              <w:top w:val="single" w:sz="4" w:space="0" w:color="BFC9C2"/>
+              <w:left w:val="single" w:sz="4" w:space="0" w:color="BFC9C2"/>
+              <w:bottom w:val="single" w:sz="4" w:space="0" w:color="BFC9C2"/>
+              <w:right w:val="single" w:sz="4" w:space="0" w:color="BFC9C2"/>
+            </w:tcBorders>
+            <w:tcMar>
+              <w:top w:w="70" w:type="dxa"/>
+              <w:left w:w="110" w:type="dxa"/>
+              <w:bottom w:w="70" w:type="dxa"/>
+              <w:right w:w="110" w:type="dxa"/>
+            </w:tcMar>
+          </w:tcPr>
+          <w:p>
+            <w:pPr>
+              <w:spacing w:after="30"/>
+            </w:pPr>
+            <w:r>
+              <w:rPr>
+                <w:sz w:val="21"/>
+                <w:szCs w:val="21"/>
+              </w:rPr>
+              <w:t>ML</w:t>
+            </w:r>
+          </w:p>
+        </w:tc>
+        <w:tc>
+          <w:tcPr>
+            <w:tcW w:w="4653" w:type="dxa"/>
+            <w:tcBorders>
+              <w:top w:val="single" w:sz="4" w:space="0" w:color="BFC9C2"/>
+              <w:left w:val="single" w:sz="4" w:space="0" w:color="BFC9C2"/>
+              <w:bottom w:val="single" w:sz="4" w:space="0" w:color="BFC9C2"/>
+              <w:right w:val="single" w:sz="4" w:space="0" w:color="BFC9C2"/>
+            </w:tcBorders>
+            <w:tcMar>
+              <w:top w:w="70" w:type="dxa"/>
+              <w:left w:w="110" w:type="dxa"/>
+              <w:bottom w:w="70" w:type="dxa"/>
+              <w:right w:w="110" w:type="dxa"/>
+            </w:tcMar>
+          </w:tcPr>
+          <w:p>
+            <w:pPr>
+              <w:spacing w:after="30"/>
+            </w:pPr>
+            <w:r>
+              <w:rPr>
+                <w:sz w:val="21"/>
+                <w:szCs w:val="21"/>
+              </w:rPr>
+              <w:t xml:space="preserve">Vision: </w:t>
+            </w:r>
+            <w:proofErr w:type="spellStart"/>
             <w:r>
               <w:rPr>
                 <w:rFonts w:ascii="Consolas" w:eastAsia="Consolas" w:hAnsi="Consolas" w:cs="Consolas"/>
                 <w:sz w:val="19"/>
                 <w:szCs w:val="19"/>
               </w:rPr>
-              <w:t>VNRecognizeTextRequest</w:t>
-            </w:r>
-            <w:r>
-              <w:rPr>
-                <w:sz w:val="21"/>
-                <w:szCs w:val="21"/>
-              </w:rPr>
-              <w:t xml:space="preserve"> (OCR)</w:t>
-            </w:r>
-          </w:p>
-        </w:tc>
-      </w:tr>
-      <w:tr>
-        <w:tc>
-          <w:tcPr>
-            <w:tcW w:w="4653" w:type="dxa"/>
-            <w:tcBorders>
-              <w:top w:val="single" w:sz="4" w:space="0" w:color="BFC9C2"/>
-              <w:left w:val="single" w:sz="4" w:space="0" w:color="BFC9C2"/>
-              <w:bottom w:val="single" w:sz="4" w:space="0" w:color="BFC9C2"/>
-              <w:right w:val="single" w:sz="4" w:space="0" w:color="BFC9C2"/>
-            </w:tcBorders>
-            <w:tcMar>
-              <w:top w:w="70" w:type="dxa"/>
-              <w:left w:w="110" w:type="dxa"/>
-              <w:bottom w:w="70" w:type="dxa"/>
-              <w:right w:w="110" w:type="dxa"/>
-            </w:tcMar>
-          </w:tcPr>
-          <w:p>
-            <w:pPr>
-              <w:spacing w:after="30"/>
-            </w:pPr>
-            <w:r>
-              <w:rPr>
-                <w:sz w:val="21"/>
-                <w:szCs w:val="21"/>
-              </w:rPr>
-              <w:t>Notifications</w:t>
-            </w:r>
-          </w:p>
-        </w:tc>
-        <w:tc>
-          <w:tcPr>
-            <w:tcW w:w="4653" w:type="dxa"/>
-            <w:tcBorders>
-              <w:top w:val="single" w:sz="4" w:space="0" w:color="BFC9C2"/>
-              <w:left w:val="single" w:sz="4" w:space="0" w:color="BFC9C2"/>
-              <w:bottom w:val="single" w:sz="4" w:space="0" w:color="BFC9C2"/>
-              <w:right w:val="single" w:sz="4" w:space="0" w:color="BFC9C2"/>
-            </w:tcBorders>
-            <w:tcMar>
-              <w:top w:w="70" w:type="dxa"/>
-              <w:left w:w="110" w:type="dxa"/>
-              <w:bottom w:w="70" w:type="dxa"/>
-              <w:right w:w="110" w:type="dxa"/>
-            </w:tcMar>
-          </w:tcPr>
-          <w:p>
-            <w:pPr>
-              <w:spacing w:after="30"/>
-            </w:pPr>
-            <w:r>
-              <w:rPr>
-                <w:sz w:val="21"/>
-                <w:szCs w:val="21"/>
-              </w:rPr>
-              <w:t>UserNotifications with calendar triggers</w:t>
-            </w:r>
-          </w:p>
-        </w:tc>
-      </w:tr>
-      <w:tr>
-        <w:tc>
-          <w:tcPr>
-            <w:tcW w:w="4653" w:type="dxa"/>
-            <w:tcBorders>
-              <w:top w:val="single" w:sz="4" w:space="0" w:color="BFC9C2"/>
-              <w:left w:val="single" w:sz="4" w:space="0" w:color="BFC9C2"/>
-              <w:bottom w:val="single" w:sz="4" w:space="0" w:color="BFC9C2"/>
-              <w:right w:val="single" w:sz="4" w:space="0" w:color="BFC9C2"/>
-            </w:tcBorders>
-            <w:tcMar>
-              <w:top w:w="70" w:type="dxa"/>
-              <w:left w:w="110" w:type="dxa"/>
-              <w:bottom w:w="70" w:type="dxa"/>
-              <w:right w:w="110" w:type="dxa"/>
-            </w:tcMar>
-          </w:tcPr>
-          <w:p>
-            <w:pPr>
-              <w:spacing w:after="30"/>
-            </w:pPr>
-            <w:r>
-              <w:rPr>
-                <w:sz w:val="21"/>
-                <w:szCs w:val="21"/>
-              </w:rPr>
-              <w:t>visionOS</w:t>
-            </w:r>
-          </w:p>
-        </w:tc>
-        <w:tc>
-          <w:tcPr>
-            <w:tcW w:w="4653" w:type="dxa"/>
-            <w:tcBorders>
-              <w:top w:val="single" w:sz="4" w:space="0" w:color="BFC9C2"/>
-              <w:left w:val="single" w:sz="4" w:space="0" w:color="BFC9C2"/>
-              <w:bottom w:val="single" w:sz="4" w:space="0" w:color="BFC9C2"/>
-              <w:right w:val="single" w:sz="4" w:space="0" w:color="BFC9C2"/>
-            </w:tcBorders>
-            <w:tcMar>
-              <w:top w:w="70" w:type="dxa"/>
-              <w:left w:w="110" w:type="dxa"/>
-              <w:bottom w:w="70" w:type="dxa"/>
-              <w:right w:w="110" w:type="dxa"/>
-            </w:tcMar>
-          </w:tcPr>
-          <w:p>
-            <w:pPr>
-              <w:spacing w:after="30"/>
-            </w:pPr>
-            <w:r>
-              <w:rPr>
-                <w:sz w:val="21"/>
-                <w:szCs w:val="21"/>
-              </w:rPr>
-              <w:t xml:space="preserve">RealityKit </w:t>
-            </w:r>
+              <w:t>VNClassifyImageRequest</w:t>
+            </w:r>
+            <w:proofErr w:type="spellEnd"/>
+            <w:r>
+              <w:rPr>
+                <w:sz w:val="21"/>
+                <w:szCs w:val="21"/>
+              </w:rPr>
+              <w:t xml:space="preserve"> (Core ML image classifier), </w:t>
+            </w:r>
+            <w:proofErr w:type="spellStart"/>
             <w:r>
               <w:rPr>
                 <w:rFonts w:ascii="Consolas" w:eastAsia="Consolas" w:hAnsi="Consolas" w:cs="Consolas"/>
                 <w:sz w:val="19"/>
                 <w:szCs w:val="19"/>
               </w:rPr>
-              <w:t>RealityView</w:t>
-            </w:r>
-            <w:r>
-              <w:rPr>
-                <w:sz w:val="21"/>
-                <w:szCs w:val="21"/>
-              </w:rPr>
-              <w:t xml:space="preserve">, volumetric </w:t>
-            </w:r>
+              <w:t>VNRecognizeTextRequest</w:t>
+            </w:r>
+            <w:proofErr w:type="spellEnd"/>
+            <w:r>
+              <w:rPr>
+                <w:sz w:val="21"/>
+                <w:szCs w:val="21"/>
+              </w:rPr>
+              <w:t xml:space="preserve"> (OCR)</w:t>
+            </w:r>
+          </w:p>
+        </w:tc>
+      </w:tr>
+      <w:tr>
+        <w:tc>
+          <w:tcPr>
+            <w:tcW w:w="4653" w:type="dxa"/>
+            <w:tcBorders>
+              <w:top w:val="single" w:sz="4" w:space="0" w:color="BFC9C2"/>
+              <w:left w:val="single" w:sz="4" w:space="0" w:color="BFC9C2"/>
+              <w:bottom w:val="single" w:sz="4" w:space="0" w:color="BFC9C2"/>
+              <w:right w:val="single" w:sz="4" w:space="0" w:color="BFC9C2"/>
+            </w:tcBorders>
+            <w:tcMar>
+              <w:top w:w="70" w:type="dxa"/>
+              <w:left w:w="110" w:type="dxa"/>
+              <w:bottom w:w="70" w:type="dxa"/>
+              <w:right w:w="110" w:type="dxa"/>
+            </w:tcMar>
+          </w:tcPr>
+          <w:p>
+            <w:pPr>
+              <w:spacing w:after="30"/>
+            </w:pPr>
+            <w:r>
+              <w:rPr>
+                <w:sz w:val="21"/>
+                <w:szCs w:val="21"/>
+              </w:rPr>
+              <w:t>Notifications</w:t>
+            </w:r>
+          </w:p>
+        </w:tc>
+        <w:tc>
+          <w:tcPr>
+            <w:tcW w:w="4653" w:type="dxa"/>
+            <w:tcBorders>
+              <w:top w:val="single" w:sz="4" w:space="0" w:color="BFC9C2"/>
+              <w:left w:val="single" w:sz="4" w:space="0" w:color="BFC9C2"/>
+              <w:bottom w:val="single" w:sz="4" w:space="0" w:color="BFC9C2"/>
+              <w:right w:val="single" w:sz="4" w:space="0" w:color="BFC9C2"/>
+            </w:tcBorders>
+            <w:tcMar>
+              <w:top w:w="70" w:type="dxa"/>
+              <w:left w:w="110" w:type="dxa"/>
+              <w:bottom w:w="70" w:type="dxa"/>
+              <w:right w:w="110" w:type="dxa"/>
+            </w:tcMar>
+          </w:tcPr>
+          <w:p>
+            <w:pPr>
+              <w:spacing w:after="30"/>
+            </w:pPr>
+            <w:proofErr w:type="spellStart"/>
+            <w:r>
+              <w:rPr>
+                <w:sz w:val="21"/>
+                <w:szCs w:val="21"/>
+              </w:rPr>
+              <w:t>UserNotifications</w:t>
+            </w:r>
+            <w:proofErr w:type="spellEnd"/>
+            <w:r>
+              <w:rPr>
+                <w:sz w:val="21"/>
+                <w:szCs w:val="21"/>
+              </w:rPr>
+              <w:t xml:space="preserve"> with calendar triggers</w:t>
+            </w:r>
+          </w:p>
+        </w:tc>
+      </w:tr>
+      <w:tr>
+        <w:tc>
+          <w:tcPr>
+            <w:tcW w:w="4653" w:type="dxa"/>
+            <w:tcBorders>
+              <w:top w:val="single" w:sz="4" w:space="0" w:color="BFC9C2"/>
+              <w:left w:val="single" w:sz="4" w:space="0" w:color="BFC9C2"/>
+              <w:bottom w:val="single" w:sz="4" w:space="0" w:color="BFC9C2"/>
+              <w:right w:val="single" w:sz="4" w:space="0" w:color="BFC9C2"/>
+            </w:tcBorders>
+            <w:tcMar>
+              <w:top w:w="70" w:type="dxa"/>
+              <w:left w:w="110" w:type="dxa"/>
+              <w:bottom w:w="70" w:type="dxa"/>
+              <w:right w:w="110" w:type="dxa"/>
+            </w:tcMar>
+          </w:tcPr>
+          <w:p>
+            <w:pPr>
+              <w:spacing w:after="30"/>
+            </w:pPr>
+            <w:proofErr w:type="spellStart"/>
+            <w:r>
+              <w:rPr>
+                <w:sz w:val="21"/>
+                <w:szCs w:val="21"/>
+              </w:rPr>
+              <w:t>visionOS</w:t>
+            </w:r>
+            <w:proofErr w:type="spellEnd"/>
+          </w:p>
+        </w:tc>
+        <w:tc>
+          <w:tcPr>
+            <w:tcW w:w="4653" w:type="dxa"/>
+            <w:tcBorders>
+              <w:top w:val="single" w:sz="4" w:space="0" w:color="BFC9C2"/>
+              <w:left w:val="single" w:sz="4" w:space="0" w:color="BFC9C2"/>
+              <w:bottom w:val="single" w:sz="4" w:space="0" w:color="BFC9C2"/>
+              <w:right w:val="single" w:sz="4" w:space="0" w:color="BFC9C2"/>
+            </w:tcBorders>
+            <w:tcMar>
+              <w:top w:w="70" w:type="dxa"/>
+              <w:left w:w="110" w:type="dxa"/>
+              <w:bottom w:w="70" w:type="dxa"/>
+              <w:right w:w="110" w:type="dxa"/>
+            </w:tcMar>
+          </w:tcPr>
+          <w:p>
+            <w:pPr>
+              <w:spacing w:after="30"/>
+            </w:pPr>
+            <w:proofErr w:type="spellStart"/>
+            <w:r>
+              <w:rPr>
+                <w:sz w:val="21"/>
+                <w:szCs w:val="21"/>
+              </w:rPr>
+              <w:t>RealityKit</w:t>
+            </w:r>
+            <w:proofErr w:type="spellEnd"/>
+            <w:r>
+              <w:rPr>
+                <w:sz w:val="21"/>
+                <w:szCs w:val="21"/>
+              </w:rPr>
+              <w:t xml:space="preserve"> </w:t>
+            </w:r>
+            <w:proofErr w:type="spellStart"/>
             <w:r>
               <w:rPr>
                 <w:rFonts w:ascii="Consolas" w:eastAsia="Consolas" w:hAnsi="Consolas" w:cs="Consolas"/>
                 <w:sz w:val="19"/>
                 <w:szCs w:val="19"/>
               </w:rPr>
-              <w:t>WindowGroup</w:t>
-            </w:r>
-            <w:r>
-              <w:rPr>
-                <w:sz w:val="21"/>
-                <w:szCs w:val="21"/>
-              </w:rPr>
-              <w:t xml:space="preserve">, </w:t>
-            </w:r>
+              <w:t>RealityView</w:t>
+            </w:r>
+            <w:proofErr w:type="spellEnd"/>
+            <w:r>
+              <w:rPr>
+                <w:sz w:val="21"/>
+                <w:szCs w:val="21"/>
+              </w:rPr>
+              <w:t xml:space="preserve">, volumetric </w:t>
+            </w:r>
+            <w:proofErr w:type="spellStart"/>
             <w:r>
               <w:rPr>
                 <w:rFonts w:ascii="Consolas" w:eastAsia="Consolas" w:hAnsi="Consolas" w:cs="Consolas"/>
                 <w:sz w:val="19"/>
                 <w:szCs w:val="19"/>
               </w:rPr>
-              <w:t>ImmersiveSpace</w:t>
-            </w:r>
-            <w:r>
-              <w:rPr>
-                <w:sz w:val="21"/>
-                <w:szCs w:val="21"/>
-              </w:rPr>
-              <w:t>, ornaments</w:t>
-            </w:r>
-          </w:p>
-        </w:tc>
-      </w:tr>
-      <w:tr>
-        <w:tc>
-          <w:tcPr>
-            <w:tcW w:w="4653" w:type="dxa"/>
-            <w:tcBorders>
-              <w:top w:val="single" w:sz="4" w:space="0" w:color="BFC9C2"/>
-              <w:left w:val="single" w:sz="4" w:space="0" w:color="BFC9C2"/>
-              <w:bottom w:val="single" w:sz="4" w:space="0" w:color="BFC9C2"/>
-              <w:right w:val="single" w:sz="4" w:space="0" w:color="BFC9C2"/>
-            </w:tcBorders>
-            <w:tcMar>
-              <w:top w:w="70" w:type="dxa"/>
-              <w:left w:w="110" w:type="dxa"/>
-              <w:bottom w:w="70" w:type="dxa"/>
-              <w:right w:w="110" w:type="dxa"/>
-            </w:tcMar>
-          </w:tcPr>
-          <w:p>
-            <w:pPr>
-              <w:spacing w:after="30"/>
-            </w:pPr>
-            <w:r>
-              <w:rPr>
-                <w:sz w:val="21"/>
-                <w:szCs w:val="21"/>
-              </w:rPr>
-              <w:t>Project</w:t>
-            </w:r>
-          </w:p>
-        </w:tc>
-        <w:tc>
-          <w:tcPr>
-            <w:tcW w:w="4653" w:type="dxa"/>
-            <w:tcBorders>
-              <w:top w:val="single" w:sz="4" w:space="0" w:color="BFC9C2"/>
-              <w:left w:val="single" w:sz="4" w:space="0" w:color="BFC9C2"/>
-              <w:bottom w:val="single" w:sz="4" w:space="0" w:color="BFC9C2"/>
-              <w:right w:val="single" w:sz="4" w:space="0" w:color="BFC9C2"/>
-            </w:tcBorders>
-            <w:tcMar>
-              <w:top w:w="70" w:type="dxa"/>
-              <w:left w:w="110" w:type="dxa"/>
-              <w:bottom w:w="70" w:type="dxa"/>
-              <w:right w:w="110" w:type="dxa"/>
-            </w:tcMar>
-          </w:tcPr>
-          <w:p>
-            <w:pPr>
-              <w:spacing w:after="30"/>
-            </w:pPr>
-            <w:r>
-              <w:rPr>
-                <w:sz w:val="21"/>
-                <w:szCs w:val="21"/>
-              </w:rPr>
-              <w:t>XcodeGen (</w:t>
-            </w:r>
+              <w:t>WindowGroup</w:t>
+            </w:r>
+            <w:proofErr w:type="spellEnd"/>
+            <w:r>
+              <w:rPr>
+                <w:sz w:val="21"/>
+                <w:szCs w:val="21"/>
+              </w:rPr>
+              <w:t xml:space="preserve">, </w:t>
+            </w:r>
+            <w:proofErr w:type="spellStart"/>
             <w:r>
               <w:rPr>
                 <w:rFonts w:ascii="Consolas" w:eastAsia="Consolas" w:hAnsi="Consolas" w:cs="Consolas"/>
                 <w:sz w:val="19"/>
                 <w:szCs w:val="19"/>
               </w:rPr>
-              <w:t>project.yml</w:t>
-            </w:r>
-            <w:r>
-              <w:rPr>
-                <w:sz w:val="21"/>
-                <w:szCs w:val="21"/>
-              </w:rPr>
-              <w:t xml:space="preserve">) → </w:t>
-            </w:r>
+              <w:t>ImmersiveSpace</w:t>
+            </w:r>
+            <w:proofErr w:type="spellEnd"/>
+            <w:r>
+              <w:rPr>
+                <w:sz w:val="21"/>
+                <w:szCs w:val="21"/>
+              </w:rPr>
+              <w:t>, ornaments</w:t>
+            </w:r>
+          </w:p>
+        </w:tc>
+      </w:tr>
+      <w:tr>
+        <w:tc>
+          <w:tcPr>
+            <w:tcW w:w="4653" w:type="dxa"/>
+            <w:tcBorders>
+              <w:top w:val="single" w:sz="4" w:space="0" w:color="BFC9C2"/>
+              <w:left w:val="single" w:sz="4" w:space="0" w:color="BFC9C2"/>
+              <w:bottom w:val="single" w:sz="4" w:space="0" w:color="BFC9C2"/>
+              <w:right w:val="single" w:sz="4" w:space="0" w:color="BFC9C2"/>
+            </w:tcBorders>
+            <w:tcMar>
+              <w:top w:w="70" w:type="dxa"/>
+              <w:left w:w="110" w:type="dxa"/>
+              <w:bottom w:w="70" w:type="dxa"/>
+              <w:right w:w="110" w:type="dxa"/>
+            </w:tcMar>
+          </w:tcPr>
+          <w:p>
+            <w:pPr>
+              <w:spacing w:after="30"/>
+            </w:pPr>
+            <w:r>
+              <w:rPr>
+                <w:sz w:val="21"/>
+                <w:szCs w:val="21"/>
+              </w:rPr>
+              <w:t>Project</w:t>
+            </w:r>
+          </w:p>
+        </w:tc>
+        <w:tc>
+          <w:tcPr>
+            <w:tcW w:w="4653" w:type="dxa"/>
+            <w:tcBorders>
+              <w:top w:val="single" w:sz="4" w:space="0" w:color="BFC9C2"/>
+              <w:left w:val="single" w:sz="4" w:space="0" w:color="BFC9C2"/>
+              <w:bottom w:val="single" w:sz="4" w:space="0" w:color="BFC9C2"/>
+              <w:right w:val="single" w:sz="4" w:space="0" w:color="BFC9C2"/>
+            </w:tcBorders>
+            <w:tcMar>
+              <w:top w:w="70" w:type="dxa"/>
+              <w:left w:w="110" w:type="dxa"/>
+              <w:bottom w:w="70" w:type="dxa"/>
+              <w:right w:w="110" w:type="dxa"/>
+            </w:tcMar>
+          </w:tcPr>
+          <w:p>
+            <w:pPr>
+              <w:spacing w:after="30"/>
+            </w:pPr>
+            <w:proofErr w:type="spellStart"/>
+            <w:r>
+              <w:rPr>
+                <w:sz w:val="21"/>
+                <w:szCs w:val="21"/>
+              </w:rPr>
+              <w:t>XcodeGen</w:t>
+            </w:r>
+            <w:proofErr w:type="spellEnd"/>
+            <w:r>
+              <w:rPr>
+                <w:sz w:val="21"/>
+                <w:szCs w:val="21"/>
+              </w:rPr>
+              <w:t xml:space="preserve"> (</w:t>
+            </w:r>
+            <w:proofErr w:type="spellStart"/>
             <w:r>
               <w:rPr>
                 <w:rFonts w:ascii="Consolas" w:eastAsia="Consolas" w:hAnsi="Consolas" w:cs="Consolas"/>
                 <w:sz w:val="19"/>
                 <w:szCs w:val="19"/>
               </w:rPr>
-              <w:t>FreshKeep.xcodeproj</w:t>
-            </w:r>
-          </w:p>
-        </w:tc>
-      </w:tr>
-      <w:tr>
-        <w:tc>
-          <w:tcPr>
-            <w:tcW w:w="4653" w:type="dxa"/>
-            <w:tcBorders>
-              <w:top w:val="single" w:sz="4" w:space="0" w:color="BFC9C2"/>
-              <w:left w:val="single" w:sz="4" w:space="0" w:color="BFC9C2"/>
-              <w:bottom w:val="single" w:sz="4" w:space="0" w:color="BFC9C2"/>
-              <w:right w:val="single" w:sz="4" w:space="0" w:color="BFC9C2"/>
-            </w:tcBorders>
-            <w:tcMar>
-              <w:top w:w="70" w:type="dxa"/>
-              <w:left w:w="110" w:type="dxa"/>
-              <w:bottom w:w="70" w:type="dxa"/>
-              <w:right w:w="110" w:type="dxa"/>
-            </w:tcMar>
-          </w:tcPr>
-          <w:p>
-            <w:pPr>
-              <w:spacing w:after="30"/>
-            </w:pPr>
-            <w:r>
-              <w:rPr>
-                <w:sz w:val="21"/>
-                <w:szCs w:val="21"/>
-              </w:rPr>
-              <w:t>CI</w:t>
-            </w:r>
-          </w:p>
-        </w:tc>
-        <w:tc>
-          <w:tcPr>
-            <w:tcW w:w="4653" w:type="dxa"/>
-            <w:tcBorders>
-              <w:top w:val="single" w:sz="4" w:space="0" w:color="BFC9C2"/>
-              <w:left w:val="single" w:sz="4" w:space="0" w:color="BFC9C2"/>
-              <w:bottom w:val="single" w:sz="4" w:space="0" w:color="BFC9C2"/>
-              <w:right w:val="single" w:sz="4" w:space="0" w:color="BFC9C2"/>
-            </w:tcBorders>
-            <w:tcMar>
-              <w:top w:w="70" w:type="dxa"/>
-              <w:left w:w="110" w:type="dxa"/>
-              <w:bottom w:w="70" w:type="dxa"/>
-              <w:right w:w="110" w:type="dxa"/>
-            </w:tcMar>
-          </w:tcPr>
-          <w:p>
-            <w:pPr>
-              <w:spacing w:after="30"/>
-            </w:pPr>
-            <w:r>
-              <w:rPr>
-                <w:sz w:val="21"/>
-                <w:szCs w:val="21"/>
-              </w:rPr>
-              <w:t>GitHub Actions, macOS runners (</w:t>
-            </w:r>
+              <w:t>project.yml</w:t>
+            </w:r>
+            <w:proofErr w:type="spellEnd"/>
+            <w:r>
+              <w:rPr>
+                <w:sz w:val="21"/>
+                <w:szCs w:val="21"/>
+              </w:rPr>
+              <w:t xml:space="preserve">) → </w:t>
+            </w:r>
+            <w:proofErr w:type="spellStart"/>
             <w:r>
               <w:rPr>
                 <w:rFonts w:ascii="Consolas" w:eastAsia="Consolas" w:hAnsi="Consolas" w:cs="Consolas"/>
                 <w:sz w:val="19"/>
                 <w:szCs w:val="19"/>
               </w:rPr>
-              <w:t>.github/workflows/ios.yml</w:t>
-            </w:r>
+              <w:t>FreshKeep.xcodeproj</w:t>
+            </w:r>
+            <w:proofErr w:type="spellEnd"/>
+          </w:p>
+        </w:tc>
+      </w:tr>
+      <w:tr>
+        <w:tc>
+          <w:tcPr>
+            <w:tcW w:w="4653" w:type="dxa"/>
+            <w:tcBorders>
+              <w:top w:val="single" w:sz="4" w:space="0" w:color="BFC9C2"/>
+              <w:left w:val="single" w:sz="4" w:space="0" w:color="BFC9C2"/>
+              <w:bottom w:val="single" w:sz="4" w:space="0" w:color="BFC9C2"/>
+              <w:right w:val="single" w:sz="4" w:space="0" w:color="BFC9C2"/>
+            </w:tcBorders>
+            <w:tcMar>
+              <w:top w:w="70" w:type="dxa"/>
+              <w:left w:w="110" w:type="dxa"/>
+              <w:bottom w:w="70" w:type="dxa"/>
+              <w:right w:w="110" w:type="dxa"/>
+            </w:tcMar>
+          </w:tcPr>
+          <w:p>
+            <w:pPr>
+              <w:spacing w:after="30"/>
+            </w:pPr>
+            <w:r>
+              <w:rPr>
+                <w:sz w:val="21"/>
+                <w:szCs w:val="21"/>
+              </w:rPr>
+              <w:t>CI</w:t>
+            </w:r>
+          </w:p>
+        </w:tc>
+        <w:tc>
+          <w:tcPr>
+            <w:tcW w:w="4653" w:type="dxa"/>
+            <w:tcBorders>
+              <w:top w:val="single" w:sz="4" w:space="0" w:color="BFC9C2"/>
+              <w:left w:val="single" w:sz="4" w:space="0" w:color="BFC9C2"/>
+              <w:bottom w:val="single" w:sz="4" w:space="0" w:color="BFC9C2"/>
+              <w:right w:val="single" w:sz="4" w:space="0" w:color="BFC9C2"/>
+            </w:tcBorders>
+            <w:tcMar>
+              <w:top w:w="70" w:type="dxa"/>
+              <w:left w:w="110" w:type="dxa"/>
+              <w:bottom w:w="70" w:type="dxa"/>
+              <w:right w:w="110" w:type="dxa"/>
+            </w:tcMar>
+          </w:tcPr>
+          <w:p>
+            <w:pPr>
+              <w:spacing w:after="30"/>
+            </w:pPr>
+            <w:r>
+              <w:rPr>
+                <w:sz w:val="21"/>
+                <w:szCs w:val="21"/>
+              </w:rPr>
+              <w:t>GitHub Actions, macOS runners (</w:t>
+            </w:r>
+            <w:r>
+              <w:rPr>
+                <w:rFonts w:ascii="Consolas" w:eastAsia="Consolas" w:hAnsi="Consolas" w:cs="Consolas"/>
+                <w:sz w:val="19"/>
+                <w:szCs w:val="19"/>
+              </w:rPr>
+              <w:t>.</w:t>
+            </w:r>
+            <w:proofErr w:type="spellStart"/>
+            <w:r>
+              <w:rPr>
+                <w:rFonts w:ascii="Consolas" w:eastAsia="Consolas" w:hAnsi="Consolas" w:cs="Consolas"/>
+                <w:sz w:val="19"/>
+                <w:szCs w:val="19"/>
+              </w:rPr>
+              <w:t>github</w:t>
+            </w:r>
+            <w:proofErr w:type="spellEnd"/>
+            <w:r>
+              <w:rPr>
+                <w:rFonts w:ascii="Consolas" w:eastAsia="Consolas" w:hAnsi="Consolas" w:cs="Consolas"/>
+                <w:sz w:val="19"/>
+                <w:szCs w:val="19"/>
+              </w:rPr>
+              <w:t>/workflows/</w:t>
+            </w:r>
+            <w:proofErr w:type="spellStart"/>
+            <w:r>
+              <w:rPr>
+                <w:rFonts w:ascii="Consolas" w:eastAsia="Consolas" w:hAnsi="Consolas" w:cs="Consolas"/>
+                <w:sz w:val="19"/>
+                <w:szCs w:val="19"/>
+              </w:rPr>
+              <w:t>ios.yml</w:t>
+            </w:r>
+            <w:proofErr w:type="spellEnd"/>
             <w:r>
               <w:rPr>
                 <w:sz w:val="21"/>
@@ -13327,16 +15314,42 @@
       <w:r>
         <w:t xml:space="preserve"> (</w:t>
       </w:r>
+      <w:proofErr w:type="spellStart"/>
       <w:r>
         <w:rPr>
           <w:rFonts w:ascii="Consolas" w:eastAsia="Consolas" w:hAnsi="Consolas" w:cs="Consolas"/>
           <w:sz w:val="21"/>
           <w:szCs w:val="21"/>
         </w:rPr>
-        <w:t>FreshKeep/Views</w:t>
-      </w:r>
-      <w:r>
-        <w:t xml:space="preserve">) are small SwiftUI structs. Lists read SwiftData directly with </w:t>
+        <w:t>FreshKeep</w:t>
+      </w:r>
+      <w:proofErr w:type="spellEnd"/>
+      <w:r>
+        <w:rPr>
+          <w:rFonts w:ascii="Consolas" w:eastAsia="Consolas" w:hAnsi="Consolas" w:cs="Consolas"/>
+          <w:sz w:val="21"/>
+          <w:szCs w:val="21"/>
+        </w:rPr>
+        <w:t>/Views</w:t>
+      </w:r>
+      <w:r>
+        <w:t xml:space="preserve">) are small </w:t>
+      </w:r>
+      <w:proofErr w:type="spellStart"/>
+      <w:r>
+        <w:t>SwiftUI</w:t>
+      </w:r>
+      <w:proofErr w:type="spellEnd"/>
+      <w:r>
+        <w:t xml:space="preserve"> structs. Lists read </w:t>
+      </w:r>
+      <w:proofErr w:type="spellStart"/>
+      <w:r>
+        <w:t>SwiftData</w:t>
+      </w:r>
+      <w:proofErr w:type="spellEnd"/>
+      <w:r>
+        <w:t xml:space="preserve"> directly with </w:t>
       </w:r>
       <w:r>
         <w:rPr>
@@ -13369,6 +15382,7 @@
       <w:r>
         <w:t xml:space="preserve"> — </w:t>
       </w:r>
+      <w:proofErr w:type="spellStart"/>
       <w:r>
         <w:rPr>
           <w:rFonts w:ascii="Consolas" w:eastAsia="Consolas" w:hAnsi="Consolas" w:cs="Consolas"/>
@@ -13377,6 +15391,7 @@
         </w:rPr>
         <w:t>ScanViewModel</w:t>
       </w:r>
+      <w:proofErr w:type="spellEnd"/>
       <w:r>
         <w:t xml:space="preserve"> (</w:t>
       </w:r>
@@ -13389,7 +15404,15 @@
         <w:t>@Observable</w:t>
       </w:r>
       <w:r>
-        <w:t xml:space="preserve">, main-actor) owns the scan pipeline: downsampling, running Vision off the main thread, cancellation when a new photo arrives, and the </w:t>
+        <w:t xml:space="preserve">, main-actor) owns the scan pipeline: </w:t>
+      </w:r>
+      <w:proofErr w:type="spellStart"/>
+      <w:r>
+        <w:t>downsampling</w:t>
+      </w:r>
+      <w:proofErr w:type="spellEnd"/>
+      <w:r>
+        <w:t xml:space="preserve">, running Vision off the main thread, cancellation when a new photo arrives, and the </w:t>
       </w:r>
       <w:r>
         <w:rPr>
@@ -13408,19 +15431,39 @@
           <w:sz w:val="21"/>
           <w:szCs w:val="21"/>
         </w:rPr>
-        <w:t>idle → analyzing → foods | noFood | label | failed</w:t>
-      </w:r>
-      <w:r>
-        <w:t xml:space="preserve">). </w:t>
-      </w:r>
+        <w:t xml:space="preserve">idle → analyzing → foods | </w:t>
+      </w:r>
+      <w:proofErr w:type="spellStart"/>
       <w:r>
         <w:rPr>
           <w:rFonts w:ascii="Consolas" w:eastAsia="Consolas" w:hAnsi="Consolas" w:cs="Consolas"/>
           <w:sz w:val="21"/>
           <w:szCs w:val="21"/>
         </w:rPr>
+        <w:t>noFood</w:t>
+      </w:r>
+      <w:proofErr w:type="spellEnd"/>
+      <w:r>
+        <w:rPr>
+          <w:rFonts w:ascii="Consolas" w:eastAsia="Consolas" w:hAnsi="Consolas" w:cs="Consolas"/>
+          <w:sz w:val="21"/>
+          <w:szCs w:val="21"/>
+        </w:rPr>
+        <w:t xml:space="preserve"> | label | failed</w:t>
+      </w:r>
+      <w:r>
+        <w:t xml:space="preserve">). </w:t>
+      </w:r>
+      <w:proofErr w:type="spellStart"/>
+      <w:r>
+        <w:rPr>
+          <w:rFonts w:ascii="Consolas" w:eastAsia="Consolas" w:hAnsi="Consolas" w:cs="Consolas"/>
+          <w:sz w:val="21"/>
+          <w:szCs w:val="21"/>
+        </w:rPr>
         <w:t>ItemDraft</w:t>
       </w:r>
+      <w:proofErr w:type="spellEnd"/>
       <w:r>
         <w:t xml:space="preserve"> is a value-type form model so cancelling a sheet never touches the store.</w:t>
       </w:r>
@@ -13444,60 +15487,86 @@
       <w:r>
         <w:t xml:space="preserve"> (</w:t>
       </w:r>
+      <w:proofErr w:type="spellStart"/>
       <w:r>
         <w:rPr>
           <w:rFonts w:ascii="Consolas" w:eastAsia="Consolas" w:hAnsi="Consolas" w:cs="Consolas"/>
           <w:sz w:val="21"/>
           <w:szCs w:val="21"/>
         </w:rPr>
-        <w:t>FreshKeep/Services</w:t>
-      </w:r>
-      <w:r>
-        <w:t>) wrap Apple frameworks behind protocols (</w:t>
-      </w:r>
+        <w:t>FreshKeep</w:t>
+      </w:r>
+      <w:proofErr w:type="spellEnd"/>
       <w:r>
         <w:rPr>
           <w:rFonts w:ascii="Consolas" w:eastAsia="Consolas" w:hAnsi="Consolas" w:cs="Consolas"/>
           <w:sz w:val="21"/>
           <w:szCs w:val="21"/>
         </w:rPr>
-        <w:t>FoodClassifying</w:t>
-      </w:r>
-      <w:r>
-        <w:t xml:space="preserve">, </w:t>
-      </w:r>
+        <w:t>/Services</w:t>
+      </w:r>
+      <w:r>
+        <w:t>) wrap Apple frameworks behind protocols (</w:t>
+      </w:r>
+      <w:proofErr w:type="spellStart"/>
       <w:r>
         <w:rPr>
           <w:rFonts w:ascii="Consolas" w:eastAsia="Consolas" w:hAnsi="Consolas" w:cs="Consolas"/>
           <w:sz w:val="21"/>
           <w:szCs w:val="21"/>
         </w:rPr>
-        <w:t>LabelReading</w:t>
-      </w:r>
+        <w:t>FoodClassifying</w:t>
+      </w:r>
+      <w:proofErr w:type="spellEnd"/>
       <w:r>
         <w:t xml:space="preserve">, </w:t>
       </w:r>
+      <w:proofErr w:type="spellStart"/>
       <w:r>
         <w:rPr>
           <w:rFonts w:ascii="Consolas" w:eastAsia="Consolas" w:hAnsi="Consolas" w:cs="Consolas"/>
           <w:sz w:val="21"/>
           <w:szCs w:val="21"/>
         </w:rPr>
-        <w:t>NotificationScheduling</w:t>
-      </w:r>
-      <w:r>
-        <w:t xml:space="preserve">). </w:t>
-      </w:r>
+        <w:t>LabelReading</w:t>
+      </w:r>
+      <w:proofErr w:type="spellEnd"/>
+      <w:r>
+        <w:t xml:space="preserve">, </w:t>
+      </w:r>
+      <w:proofErr w:type="spellStart"/>
       <w:r>
         <w:rPr>
           <w:rFonts w:ascii="Consolas" w:eastAsia="Consolas" w:hAnsi="Consolas" w:cs="Consolas"/>
           <w:sz w:val="21"/>
           <w:szCs w:val="21"/>
         </w:rPr>
+        <w:t>NotificationScheduling</w:t>
+      </w:r>
+      <w:proofErr w:type="spellEnd"/>
+      <w:r>
+        <w:t xml:space="preserve">). </w:t>
+      </w:r>
+      <w:proofErr w:type="spellStart"/>
+      <w:r>
+        <w:rPr>
+          <w:rFonts w:ascii="Consolas" w:eastAsia="Consolas" w:hAnsi="Consolas" w:cs="Consolas"/>
+          <w:sz w:val="21"/>
+          <w:szCs w:val="21"/>
+        </w:rPr>
         <w:t>AppServices</w:t>
       </w:r>
-      <w:r>
-        <w:t xml:space="preserve"> is injected through the SwiftUI environment and swaps in deterministic mocks for UI tests (</w:t>
+      <w:proofErr w:type="spellEnd"/>
+      <w:r>
+        <w:t xml:space="preserve"> is injected through the </w:t>
+      </w:r>
+      <w:proofErr w:type="spellStart"/>
+      <w:r>
+        <w:t>SwiftUI</w:t>
+      </w:r>
+      <w:proofErr w:type="spellEnd"/>
+      <w:r>
+        <w:t xml:space="preserve"> environment and swaps in deterministic mocks for UI tests (</w:t>
       </w:r>
       <w:r>
         <w:rPr>
@@ -13520,6 +15589,7 @@
         </w:numPr>
         <w:spacing w:after="80" w:line="280" w:lineRule="auto"/>
       </w:pPr>
+      <w:proofErr w:type="spellStart"/>
       <w:r>
         <w:rPr>
           <w:b/>
@@ -13527,6 +15597,7 @@
         </w:rPr>
         <w:t>FreshKeepCore</w:t>
       </w:r>
+      <w:proofErr w:type="spellEnd"/>
       <w:r>
         <w:t xml:space="preserve"> (</w:t>
       </w:r>
@@ -13536,10 +15607,28 @@
           <w:sz w:val="21"/>
           <w:szCs w:val="21"/>
         </w:rPr>
-        <w:t>Packages/FreshKeepCore</w:t>
-      </w:r>
-      <w:r>
-        <w:t xml:space="preserve">) is a Swift package with no UI dependencies. It is shared by the iOS and visionOS targets and tested on any platform with </w:t>
+        <w:t>Packages/</w:t>
+      </w:r>
+      <w:proofErr w:type="spellStart"/>
+      <w:r>
+        <w:rPr>
+          <w:rFonts w:ascii="Consolas" w:eastAsia="Consolas" w:hAnsi="Consolas" w:cs="Consolas"/>
+          <w:sz w:val="21"/>
+          <w:szCs w:val="21"/>
+        </w:rPr>
+        <w:t>FreshKeepCore</w:t>
+      </w:r>
+      <w:proofErr w:type="spellEnd"/>
+      <w:r>
+        <w:t xml:space="preserve">) is a Swift package with no UI dependencies. It is shared by the iOS and </w:t>
+      </w:r>
+      <w:proofErr w:type="spellStart"/>
+      <w:r>
+        <w:t>visionOS</w:t>
+      </w:r>
+      <w:proofErr w:type="spellEnd"/>
+      <w:r>
+        <w:t xml:space="preserve"> targets and tested on any platform with </w:t>
       </w:r>
       <w:r>
         <w:rPr>
@@ -13671,6 +15760,7 @@
             <w:pPr>
               <w:spacing w:after="30"/>
             </w:pPr>
+            <w:proofErr w:type="spellStart"/>
             <w:r>
               <w:rPr>
                 <w:rFonts w:ascii="Consolas" w:eastAsia="Consolas" w:hAnsi="Consolas" w:cs="Consolas"/>
@@ -13679,6 +15769,7 @@
               </w:rPr>
               <w:t>ShelfLifeCatalog</w:t>
             </w:r>
+            <w:proofErr w:type="spellEnd"/>
           </w:p>
         </w:tc>
         <w:tc>
@@ -13706,8 +15797,25 @@
                 <w:sz w:val="21"/>
                 <w:szCs w:val="21"/>
               </w:rPr>
-              <w:t>48 foods: aliases, shelf life per storage location, storage tip, typical LKR price. Normalises classifier labels (</w:t>
-            </w:r>
+              <w:t xml:space="preserve">48 foods: aliases, shelf life per storage location, storage tip, typical LKR price. </w:t>
+            </w:r>
+            <w:proofErr w:type="spellStart"/>
+            <w:r>
+              <w:rPr>
+                <w:sz w:val="21"/>
+                <w:szCs w:val="21"/>
+              </w:rPr>
+              <w:t>Normalises</w:t>
+            </w:r>
+            <w:proofErr w:type="spellEnd"/>
+            <w:r>
+              <w:rPr>
+                <w:sz w:val="21"/>
+                <w:szCs w:val="21"/>
+              </w:rPr>
+              <w:t xml:space="preserve"> classifier labels (</w:t>
+            </w:r>
+            <w:proofErr w:type="spellStart"/>
             <w:r>
               <w:rPr>
                 <w:rFonts w:ascii="Consolas" w:eastAsia="Consolas" w:hAnsi="Consolas" w:cs="Consolas"/>
@@ -13716,6 +15824,7 @@
               </w:rPr>
               <w:t>granny_smith</w:t>
             </w:r>
+            <w:proofErr w:type="spellEnd"/>
             <w:r>
               <w:rPr>
                 <w:sz w:val="21"/>
@@ -13747,6 +15856,7 @@
             <w:pPr>
               <w:spacing w:after="30"/>
             </w:pPr>
+            <w:proofErr w:type="spellStart"/>
             <w:r>
               <w:rPr>
                 <w:rFonts w:ascii="Consolas" w:eastAsia="Consolas" w:hAnsi="Consolas" w:cs="Consolas"/>
@@ -13755,6 +15865,7 @@
               </w:rPr>
               <w:t>FoodMatcher</w:t>
             </w:r>
+            <w:proofErr w:type="spellEnd"/>
           </w:p>
         </w:tc>
         <w:tc>
@@ -13808,6 +15919,7 @@
             <w:pPr>
               <w:spacing w:after="30"/>
             </w:pPr>
+            <w:proofErr w:type="spellStart"/>
             <w:r>
               <w:rPr>
                 <w:rFonts w:ascii="Consolas" w:eastAsia="Consolas" w:hAnsi="Consolas" w:cs="Consolas"/>
@@ -13816,6 +15928,7 @@
               </w:rPr>
               <w:t>ExpiryDateParser</w:t>
             </w:r>
+            <w:proofErr w:type="spellEnd"/>
           </w:p>
         </w:tc>
         <w:tc>
@@ -13869,6 +15982,7 @@
             <w:pPr>
               <w:spacing w:after="30"/>
             </w:pPr>
+            <w:proofErr w:type="spellStart"/>
             <w:r>
               <w:rPr>
                 <w:rFonts w:ascii="Consolas" w:eastAsia="Consolas" w:hAnsi="Consolas" w:cs="Consolas"/>
@@ -13877,6 +15991,7 @@
               </w:rPr>
               <w:t>FreshnessCalculator</w:t>
             </w:r>
+            <w:proofErr w:type="spellEnd"/>
           </w:p>
         </w:tc>
         <w:tc>
@@ -13930,6 +16045,7 @@
             <w:pPr>
               <w:spacing w:after="30"/>
             </w:pPr>
+            <w:proofErr w:type="spellStart"/>
             <w:r>
               <w:rPr>
                 <w:rFonts w:ascii="Consolas" w:eastAsia="Consolas" w:hAnsi="Consolas" w:cs="Consolas"/>
@@ -13938,6 +16054,7 @@
               </w:rPr>
               <w:t>WasteInsights</w:t>
             </w:r>
+            <w:proofErr w:type="spellEnd"/>
           </w:p>
         </w:tc>
         <w:tc>
@@ -13965,7 +16082,23 @@
                 <w:sz w:val="21"/>
                 <w:szCs w:val="21"/>
               </w:rPr>
-              <w:t>Totals, rescue rate, money saved/wasted, CO₂e estimate, weekly buckets, zero-waste streak.</w:t>
+              <w:t xml:space="preserve">Totals, rescue rate, money saved/wasted, </w:t>
+            </w:r>
+            <w:proofErr w:type="spellStart"/>
+            <w:r>
+              <w:rPr>
+                <w:sz w:val="21"/>
+                <w:szCs w:val="21"/>
+              </w:rPr>
+              <w:t>CO₂e</w:t>
+            </w:r>
+            <w:proofErr w:type="spellEnd"/>
+            <w:r>
+              <w:rPr>
+                <w:sz w:val="21"/>
+                <w:szCs w:val="21"/>
+              </w:rPr>
+              <w:t xml:space="preserve"> estimate, weekly buckets, zero-waste streak.</w:t>
             </w:r>
           </w:p>
         </w:tc>
@@ -13991,6 +16124,7 @@
             <w:pPr>
               <w:spacing w:after="30"/>
             </w:pPr>
+            <w:proofErr w:type="spellStart"/>
             <w:r>
               <w:rPr>
                 <w:rFonts w:ascii="Consolas" w:eastAsia="Consolas" w:hAnsi="Consolas" w:cs="Consolas"/>
@@ -13999,6 +16133,7 @@
               </w:rPr>
               <w:t>RecipeSuggester</w:t>
             </w:r>
+            <w:proofErr w:type="spellEnd"/>
           </w:p>
         </w:tc>
         <w:tc>
@@ -14067,6 +16202,7 @@
             <w:pPr>
               <w:spacing w:after="30"/>
             </w:pPr>
+            <w:proofErr w:type="spellStart"/>
             <w:r>
               <w:rPr>
                 <w:rFonts w:ascii="Consolas" w:eastAsia="Consolas" w:hAnsi="Consolas" w:cs="Consolas"/>
@@ -14075,6 +16211,7 @@
               </w:rPr>
               <w:t>ReminderPlanner</w:t>
             </w:r>
+            <w:proofErr w:type="spellEnd"/>
           </w:p>
         </w:tc>
         <w:tc>
@@ -14133,23 +16270,59 @@
           <w:sz w:val="18"/>
           <w:szCs w:val="18"/>
         </w:rPr>
-        <w:t>@Model final class PantryItem {</w:t>
-      </w:r>
+        <w:t xml:space="preserve">@Model final class </w:t>
+      </w:r>
+      <w:proofErr w:type="spellStart"/>
       <w:r>
         <w:rPr>
           <w:rFonts w:ascii="Consolas" w:eastAsia="Consolas" w:hAnsi="Consolas" w:cs="Consolas"/>
           <w:sz w:val="18"/>
           <w:szCs w:val="18"/>
         </w:rPr>
-        <w:br/>
-        <w:t xml:space="preserve">    @Attribute(.unique) var id: UUID</w:t>
-      </w:r>
+        <w:t>PantryItem</w:t>
+      </w:r>
+      <w:proofErr w:type="spellEnd"/>
       <w:r>
         <w:rPr>
           <w:rFonts w:ascii="Consolas" w:eastAsia="Consolas" w:hAnsi="Consolas" w:cs="Consolas"/>
           <w:sz w:val="18"/>
           <w:szCs w:val="18"/>
         </w:rPr>
+        <w:t xml:space="preserve"> {</w:t>
+      </w:r>
+      <w:r>
+        <w:rPr>
+          <w:rFonts w:ascii="Consolas" w:eastAsia="Consolas" w:hAnsi="Consolas" w:cs="Consolas"/>
+          <w:sz w:val="18"/>
+          <w:szCs w:val="18"/>
+        </w:rPr>
+        <w:br/>
+        <w:t xml:space="preserve">    @Attribute</w:t>
+      </w:r>
+      <w:proofErr w:type="gramStart"/>
+      <w:r>
+        <w:rPr>
+          <w:rFonts w:ascii="Consolas" w:eastAsia="Consolas" w:hAnsi="Consolas" w:cs="Consolas"/>
+          <w:sz w:val="18"/>
+          <w:szCs w:val="18"/>
+        </w:rPr>
+        <w:t>(.unique</w:t>
+      </w:r>
+      <w:proofErr w:type="gramEnd"/>
+      <w:r>
+        <w:rPr>
+          <w:rFonts w:ascii="Consolas" w:eastAsia="Consolas" w:hAnsi="Consolas" w:cs="Consolas"/>
+          <w:sz w:val="18"/>
+          <w:szCs w:val="18"/>
+        </w:rPr>
+        <w:t>) var id: UUID</w:t>
+      </w:r>
+      <w:r>
+        <w:rPr>
+          <w:rFonts w:ascii="Consolas" w:eastAsia="Consolas" w:hAnsi="Consolas" w:cs="Consolas"/>
+          <w:sz w:val="18"/>
+          <w:szCs w:val="18"/>
+        </w:rPr>
         <w:br/>
         <w:t xml:space="preserve">    var name: String</w:t>
       </w:r>
@@ -14160,33 +16333,36 @@
           <w:szCs w:val="18"/>
         </w:rPr>
         <w:br/>
-        <w:t xml:space="preserve">    var catalogID: String?          // link to ShelfLifeCatalog</w:t>
-      </w:r>
+        <w:t xml:space="preserve">    var </w:t>
+      </w:r>
+      <w:proofErr w:type="spellStart"/>
       <w:r>
         <w:rPr>
           <w:rFonts w:ascii="Consolas" w:eastAsia="Consolas" w:hAnsi="Consolas" w:cs="Consolas"/>
           <w:sz w:val="18"/>
           <w:szCs w:val="18"/>
         </w:rPr>
-        <w:br/>
-      </w:r>
+        <w:t>catalogID</w:t>
+      </w:r>
+      <w:proofErr w:type="spellEnd"/>
       <w:r>
         <w:rPr>
           <w:rFonts w:ascii="Consolas" w:eastAsia="Consolas" w:hAnsi="Consolas" w:cs="Consolas"/>
           <w:sz w:val="18"/>
           <w:szCs w:val="18"/>
         </w:rPr>
-        <w:t xml:space="preserve">    var categoryRaw: String         // FoodCategory</w:t>
-      </w:r>
+        <w:t xml:space="preserve">: String?          // link to </w:t>
+      </w:r>
+      <w:proofErr w:type="spellStart"/>
       <w:r>
         <w:rPr>
           <w:rFonts w:ascii="Consolas" w:eastAsia="Consolas" w:hAnsi="Consolas" w:cs="Consolas"/>
           <w:sz w:val="18"/>
           <w:szCs w:val="18"/>
         </w:rPr>
-        <w:br/>
-        <w:t xml:space="preserve">    var storageRaw: String          // StorageLocation</w:t>
-      </w:r>
+        <w:t>ShelfLifeCatalog</w:t>
+      </w:r>
+      <w:proofErr w:type="spellEnd"/>
       <w:r>
         <w:rPr>
           <w:rFonts w:ascii="Consolas" w:eastAsia="Consolas" w:hAnsi="Consolas" w:cs="Consolas"/>
@@ -14194,34 +16370,36 @@
           <w:szCs w:val="18"/>
         </w:rPr>
         <w:br/>
-        <w:t xml:space="preserve">    var quantity: Int</w:t>
-      </w:r>
+        <w:t xml:space="preserve">    var </w:t>
+      </w:r>
+      <w:proofErr w:type="spellStart"/>
       <w:r>
         <w:rPr>
           <w:rFonts w:ascii="Consolas" w:eastAsia="Consolas" w:hAnsi="Consolas" w:cs="Consolas"/>
           <w:sz w:val="18"/>
           <w:szCs w:val="18"/>
         </w:rPr>
-        <w:br/>
-        <w:t xml:space="preserve">    var addedAt: Date</w:t>
-      </w:r>
+        <w:t>categoryRaw</w:t>
+      </w:r>
+      <w:proofErr w:type="spellEnd"/>
       <w:r>
         <w:rPr>
           <w:rFonts w:ascii="Consolas" w:eastAsia="Consolas" w:hAnsi="Consolas" w:cs="Consolas"/>
           <w:sz w:val="18"/>
           <w:szCs w:val="18"/>
         </w:rPr>
-        <w:br/>
-      </w:r>
+        <w:t xml:space="preserve">: String         // </w:t>
+      </w:r>
+      <w:proofErr w:type="spellStart"/>
       <w:r>
         <w:rPr>
           <w:rFonts w:ascii="Consolas" w:eastAsia="Consolas" w:hAnsi="Consolas" w:cs="Consolas"/>
           <w:sz w:val="18"/>
           <w:szCs w:val="18"/>
         </w:rPr>
-        <w:lastRenderedPageBreak/>
-        <w:t xml:space="preserve">    var expiresAt: Date</w:t>
-      </w:r>
+        <w:t>FoodCategory</w:t>
+      </w:r>
+      <w:proofErr w:type="spellEnd"/>
       <w:r>
         <w:rPr>
           <w:rFonts w:ascii="Consolas" w:eastAsia="Consolas" w:hAnsi="Consolas" w:cs="Consolas"/>
@@ -14229,14 +16407,122 @@
           <w:szCs w:val="18"/>
         </w:rPr>
         <w:br/>
-        <w:t xml:space="preserve">    var price: Double               // LKR per unit</w:t>
-      </w:r>
+        <w:t xml:space="preserve">    var </w:t>
+      </w:r>
+      <w:proofErr w:type="spellStart"/>
       <w:r>
         <w:rPr>
           <w:rFonts w:ascii="Consolas" w:eastAsia="Consolas" w:hAnsi="Consolas" w:cs="Consolas"/>
           <w:sz w:val="18"/>
           <w:szCs w:val="18"/>
         </w:rPr>
+        <w:t>storageRaw</w:t>
+      </w:r>
+      <w:proofErr w:type="spellEnd"/>
+      <w:r>
+        <w:rPr>
+          <w:rFonts w:ascii="Consolas" w:eastAsia="Consolas" w:hAnsi="Consolas" w:cs="Consolas"/>
+          <w:sz w:val="18"/>
+          <w:szCs w:val="18"/>
+        </w:rPr>
+        <w:t xml:space="preserve">: String          // </w:t>
+      </w:r>
+      <w:proofErr w:type="spellStart"/>
+      <w:r>
+        <w:rPr>
+          <w:rFonts w:ascii="Consolas" w:eastAsia="Consolas" w:hAnsi="Consolas" w:cs="Consolas"/>
+          <w:sz w:val="18"/>
+          <w:szCs w:val="18"/>
+        </w:rPr>
+        <w:t>StorageLocation</w:t>
+      </w:r>
+      <w:proofErr w:type="spellEnd"/>
+      <w:r>
+        <w:rPr>
+          <w:rFonts w:ascii="Consolas" w:eastAsia="Consolas" w:hAnsi="Consolas" w:cs="Consolas"/>
+          <w:sz w:val="18"/>
+          <w:szCs w:val="18"/>
+        </w:rPr>
+        <w:br/>
+        <w:t xml:space="preserve">    var quantity: Int</w:t>
+      </w:r>
+      <w:r>
+        <w:rPr>
+          <w:rFonts w:ascii="Consolas" w:eastAsia="Consolas" w:hAnsi="Consolas" w:cs="Consolas"/>
+          <w:sz w:val="18"/>
+          <w:szCs w:val="18"/>
+        </w:rPr>
+        <w:br/>
+        <w:t xml:space="preserve">    var </w:t>
+      </w:r>
+      <w:proofErr w:type="spellStart"/>
+      <w:r>
+        <w:rPr>
+          <w:rFonts w:ascii="Consolas" w:eastAsia="Consolas" w:hAnsi="Consolas" w:cs="Consolas"/>
+          <w:sz w:val="18"/>
+          <w:szCs w:val="18"/>
+        </w:rPr>
+        <w:t>addedAt</w:t>
+      </w:r>
+      <w:proofErr w:type="spellEnd"/>
+      <w:r>
+        <w:rPr>
+          <w:rFonts w:ascii="Consolas" w:eastAsia="Consolas" w:hAnsi="Consolas" w:cs="Consolas"/>
+          <w:sz w:val="18"/>
+          <w:szCs w:val="18"/>
+        </w:rPr>
+        <w:t>: Date</w:t>
+      </w:r>
+      <w:r>
+        <w:rPr>
+          <w:rFonts w:ascii="Consolas" w:eastAsia="Consolas" w:hAnsi="Consolas" w:cs="Consolas"/>
+          <w:sz w:val="18"/>
+          <w:szCs w:val="18"/>
+        </w:rPr>
+        <w:br/>
+      </w:r>
+      <w:r>
+        <w:rPr>
+          <w:rFonts w:ascii="Consolas" w:eastAsia="Consolas" w:hAnsi="Consolas" w:cs="Consolas"/>
+          <w:sz w:val="18"/>
+          <w:szCs w:val="18"/>
+        </w:rPr>
+        <w:lastRenderedPageBreak/>
+        <w:t xml:space="preserve">    var </w:t>
+      </w:r>
+      <w:proofErr w:type="spellStart"/>
+      <w:r>
+        <w:rPr>
+          <w:rFonts w:ascii="Consolas" w:eastAsia="Consolas" w:hAnsi="Consolas" w:cs="Consolas"/>
+          <w:sz w:val="18"/>
+          <w:szCs w:val="18"/>
+        </w:rPr>
+        <w:t>expiresAt</w:t>
+      </w:r>
+      <w:proofErr w:type="spellEnd"/>
+      <w:r>
+        <w:rPr>
+          <w:rFonts w:ascii="Consolas" w:eastAsia="Consolas" w:hAnsi="Consolas" w:cs="Consolas"/>
+          <w:sz w:val="18"/>
+          <w:szCs w:val="18"/>
+        </w:rPr>
+        <w:t>: Date</w:t>
+      </w:r>
+      <w:r>
+        <w:rPr>
+          <w:rFonts w:ascii="Consolas" w:eastAsia="Consolas" w:hAnsi="Consolas" w:cs="Consolas"/>
+          <w:sz w:val="18"/>
+          <w:szCs w:val="18"/>
+        </w:rPr>
+        <w:br/>
+        <w:t xml:space="preserve">    var price: Double               // LKR per unit</w:t>
+      </w:r>
+      <w:r>
+        <w:rPr>
+          <w:rFonts w:ascii="Consolas" w:eastAsia="Consolas" w:hAnsi="Consolas" w:cs="Consolas"/>
+          <w:sz w:val="18"/>
+          <w:szCs w:val="18"/>
+        </w:rPr>
         <w:br/>
         <w:t xml:space="preserve">    var notes: String</w:t>
       </w:r>
@@ -14247,34 +16533,124 @@
           <w:szCs w:val="18"/>
         </w:rPr>
         <w:br/>
-        <w:t xml:space="preserve">    @Attribute(.externalStorage) var photoData: Data?</w:t>
-      </w:r>
+        <w:t xml:space="preserve">    @Attribute</w:t>
+      </w:r>
+      <w:proofErr w:type="gramStart"/>
       <w:r>
         <w:rPr>
           <w:rFonts w:ascii="Consolas" w:eastAsia="Consolas" w:hAnsi="Consolas" w:cs="Consolas"/>
           <w:sz w:val="18"/>
           <w:szCs w:val="18"/>
         </w:rPr>
-        <w:br/>
-        <w:t xml:space="preserve">    var statusRaw: String           // active | eaten | wasted</w:t>
-      </w:r>
+        <w:t>(.externalStorage</w:t>
+      </w:r>
+      <w:proofErr w:type="gramEnd"/>
       <w:r>
         <w:rPr>
           <w:rFonts w:ascii="Consolas" w:eastAsia="Consolas" w:hAnsi="Consolas" w:cs="Consolas"/>
           <w:sz w:val="18"/>
           <w:szCs w:val="18"/>
         </w:rPr>
-        <w:br/>
-        <w:t xml:space="preserve">    var resolvedAt: Date?           // when eaten/wasted, drives charts</w:t>
-      </w:r>
+        <w:t xml:space="preserve">) var </w:t>
+      </w:r>
+      <w:proofErr w:type="spellStart"/>
       <w:r>
         <w:rPr>
           <w:rFonts w:ascii="Consolas" w:eastAsia="Consolas" w:hAnsi="Consolas" w:cs="Consolas"/>
           <w:sz w:val="18"/>
           <w:szCs w:val="18"/>
         </w:rPr>
+        <w:t>photoData</w:t>
+      </w:r>
+      <w:proofErr w:type="spellEnd"/>
+      <w:r>
+        <w:rPr>
+          <w:rFonts w:ascii="Consolas" w:eastAsia="Consolas" w:hAnsi="Consolas" w:cs="Consolas"/>
+          <w:sz w:val="18"/>
+          <w:szCs w:val="18"/>
+        </w:rPr>
+        <w:t>: Data?</w:t>
+      </w:r>
+      <w:r>
+        <w:rPr>
+          <w:rFonts w:ascii="Consolas" w:eastAsia="Consolas" w:hAnsi="Consolas" w:cs="Consolas"/>
+          <w:sz w:val="18"/>
+          <w:szCs w:val="18"/>
+        </w:rPr>
         <w:br/>
-        <w:t xml:space="preserve">    var expirySourceRaw: String     // estimated | label | manual</w:t>
+        <w:t xml:space="preserve">    var </w:t>
+      </w:r>
+      <w:proofErr w:type="spellStart"/>
+      <w:r>
+        <w:rPr>
+          <w:rFonts w:ascii="Consolas" w:eastAsia="Consolas" w:hAnsi="Consolas" w:cs="Consolas"/>
+          <w:sz w:val="18"/>
+          <w:szCs w:val="18"/>
+        </w:rPr>
+        <w:t>statusRaw</w:t>
+      </w:r>
+      <w:proofErr w:type="spellEnd"/>
+      <w:r>
+        <w:rPr>
+          <w:rFonts w:ascii="Consolas" w:eastAsia="Consolas" w:hAnsi="Consolas" w:cs="Consolas"/>
+          <w:sz w:val="18"/>
+          <w:szCs w:val="18"/>
+        </w:rPr>
+        <w:t>: String           // active | eaten | wasted</w:t>
+      </w:r>
+      <w:r>
+        <w:rPr>
+          <w:rFonts w:ascii="Consolas" w:eastAsia="Consolas" w:hAnsi="Consolas" w:cs="Consolas"/>
+          <w:sz w:val="18"/>
+          <w:szCs w:val="18"/>
+        </w:rPr>
+        <w:br/>
+        <w:t xml:space="preserve">    var </w:t>
+      </w:r>
+      <w:proofErr w:type="spellStart"/>
+      <w:r>
+        <w:rPr>
+          <w:rFonts w:ascii="Consolas" w:eastAsia="Consolas" w:hAnsi="Consolas" w:cs="Consolas"/>
+          <w:sz w:val="18"/>
+          <w:szCs w:val="18"/>
+        </w:rPr>
+        <w:t>resolvedAt</w:t>
+      </w:r>
+      <w:proofErr w:type="spellEnd"/>
+      <w:r>
+        <w:rPr>
+          <w:rFonts w:ascii="Consolas" w:eastAsia="Consolas" w:hAnsi="Consolas" w:cs="Consolas"/>
+          <w:sz w:val="18"/>
+          <w:szCs w:val="18"/>
+        </w:rPr>
+        <w:t>: Date?           // when eaten/wasted, drives charts</w:t>
+      </w:r>
+      <w:r>
+        <w:rPr>
+          <w:rFonts w:ascii="Consolas" w:eastAsia="Consolas" w:hAnsi="Consolas" w:cs="Consolas"/>
+          <w:sz w:val="18"/>
+          <w:szCs w:val="18"/>
+        </w:rPr>
+        <w:br/>
+        <w:t xml:space="preserve">    var </w:t>
+      </w:r>
+      <w:proofErr w:type="spellStart"/>
+      <w:r>
+        <w:rPr>
+          <w:rFonts w:ascii="Consolas" w:eastAsia="Consolas" w:hAnsi="Consolas" w:cs="Consolas"/>
+          <w:sz w:val="18"/>
+          <w:szCs w:val="18"/>
+        </w:rPr>
+        <w:t>expirySourceRaw</w:t>
+      </w:r>
+      <w:proofErr w:type="spellEnd"/>
+      <w:r>
+        <w:rPr>
+          <w:rFonts w:ascii="Consolas" w:eastAsia="Consolas" w:hAnsi="Consolas" w:cs="Consolas"/>
+          <w:sz w:val="18"/>
+          <w:szCs w:val="18"/>
+        </w:rPr>
+        <w:t>: String     // estimated | label | manual</w:t>
       </w:r>
       <w:r>
         <w:rPr>
@@ -14360,6 +16736,7 @@
       <w:r>
         <w:t xml:space="preserve">iPhone (compact width): </w:t>
       </w:r>
+      <w:proofErr w:type="spellStart"/>
       <w:r>
         <w:rPr>
           <w:rFonts w:ascii="Consolas" w:eastAsia="Consolas" w:hAnsi="Consolas" w:cs="Consolas"/>
@@ -14368,6 +16745,7 @@
         </w:rPr>
         <w:t>TabView</w:t>
       </w:r>
+      <w:proofErr w:type="spellEnd"/>
       <w:r>
         <w:t xml:space="preserve"> with Pantry, Scan, Insights, Settings.</w:t>
       </w:r>
@@ -14384,6 +16762,7 @@
       <w:r>
         <w:t xml:space="preserve">iPad / large landscape (regular width): </w:t>
       </w:r>
+      <w:proofErr w:type="spellStart"/>
       <w:r>
         <w:rPr>
           <w:rFonts w:ascii="Consolas" w:eastAsia="Consolas" w:hAnsi="Consolas" w:cs="Consolas"/>
@@ -14392,6 +16771,7 @@
         </w:rPr>
         <w:t>NavigationSplitView</w:t>
       </w:r>
+      <w:proofErr w:type="spellEnd"/>
       <w:r>
         <w:t xml:space="preserve"> with the same sections in a sidebar.</w:t>
       </w:r>
@@ -14408,6 +16788,7 @@
       <w:r>
         <w:t xml:space="preserve">Each section owns a </w:t>
       </w:r>
+      <w:proofErr w:type="spellStart"/>
       <w:r>
         <w:rPr>
           <w:rFonts w:ascii="Consolas" w:eastAsia="Consolas" w:hAnsi="Consolas" w:cs="Consolas"/>
@@ -14416,39 +16797,98 @@
         </w:rPr>
         <w:t>NavigationStack</w:t>
       </w:r>
+      <w:proofErr w:type="spellEnd"/>
       <w:r>
         <w:t>. Pantry uses value-based navigation (</w:t>
       </w:r>
+      <w:proofErr w:type="spellStart"/>
+      <w:proofErr w:type="gramStart"/>
       <w:r>
         <w:rPr>
           <w:rFonts w:ascii="Consolas" w:eastAsia="Consolas" w:hAnsi="Consolas" w:cs="Consolas"/>
           <w:sz w:val="21"/>
           <w:szCs w:val="21"/>
         </w:rPr>
-        <w:t>NavigationLink(value:)</w:t>
-      </w:r>
-      <w:r>
-        <w:t xml:space="preserve"> + </w:t>
-      </w:r>
+        <w:t>NavigationLink</w:t>
+      </w:r>
+      <w:proofErr w:type="spellEnd"/>
       <w:r>
         <w:rPr>
           <w:rFonts w:ascii="Consolas" w:eastAsia="Consolas" w:hAnsi="Consolas" w:cs="Consolas"/>
           <w:sz w:val="21"/>
           <w:szCs w:val="21"/>
         </w:rPr>
-        <w:t>.navigationDestination(for: PantryItem.self)</w:t>
-      </w:r>
-      <w:r>
-        <w:t xml:space="preserve">), Insights navigates to </w:t>
-      </w:r>
+        <w:t>(</w:t>
+      </w:r>
+      <w:proofErr w:type="gramEnd"/>
       <w:r>
         <w:rPr>
           <w:rFonts w:ascii="Consolas" w:eastAsia="Consolas" w:hAnsi="Consolas" w:cs="Consolas"/>
           <w:sz w:val="21"/>
           <w:szCs w:val="21"/>
         </w:rPr>
+        <w:t>value:)</w:t>
+      </w:r>
+      <w:r>
+        <w:t xml:space="preserve"> + </w:t>
+      </w:r>
+      <w:r>
+        <w:rPr>
+          <w:rFonts w:ascii="Consolas" w:eastAsia="Consolas" w:hAnsi="Consolas" w:cs="Consolas"/>
+          <w:sz w:val="21"/>
+          <w:szCs w:val="21"/>
+        </w:rPr>
+        <w:t>.</w:t>
+      </w:r>
+      <w:proofErr w:type="spellStart"/>
+      <w:r>
+        <w:rPr>
+          <w:rFonts w:ascii="Consolas" w:eastAsia="Consolas" w:hAnsi="Consolas" w:cs="Consolas"/>
+          <w:sz w:val="21"/>
+          <w:szCs w:val="21"/>
+        </w:rPr>
+        <w:t>navigationDestination</w:t>
+      </w:r>
+      <w:proofErr w:type="spellEnd"/>
+      <w:r>
+        <w:rPr>
+          <w:rFonts w:ascii="Consolas" w:eastAsia="Consolas" w:hAnsi="Consolas" w:cs="Consolas"/>
+          <w:sz w:val="21"/>
+          <w:szCs w:val="21"/>
+        </w:rPr>
+        <w:t xml:space="preserve">(for: </w:t>
+      </w:r>
+      <w:proofErr w:type="spellStart"/>
+      <w:r>
+        <w:rPr>
+          <w:rFonts w:ascii="Consolas" w:eastAsia="Consolas" w:hAnsi="Consolas" w:cs="Consolas"/>
+          <w:sz w:val="21"/>
+          <w:szCs w:val="21"/>
+        </w:rPr>
+        <w:t>PantryItem.self</w:t>
+      </w:r>
+      <w:proofErr w:type="spellEnd"/>
+      <w:r>
+        <w:rPr>
+          <w:rFonts w:ascii="Consolas" w:eastAsia="Consolas" w:hAnsi="Consolas" w:cs="Consolas"/>
+          <w:sz w:val="21"/>
+          <w:szCs w:val="21"/>
+        </w:rPr>
+        <w:t>)</w:t>
+      </w:r>
+      <w:r>
+        <w:t xml:space="preserve">), Insights navigates to </w:t>
+      </w:r>
+      <w:proofErr w:type="spellStart"/>
+      <w:r>
+        <w:rPr>
+          <w:rFonts w:ascii="Consolas" w:eastAsia="Consolas" w:hAnsi="Consolas" w:cs="Consolas"/>
+          <w:sz w:val="21"/>
+          <w:szCs w:val="21"/>
+        </w:rPr>
         <w:t>RecipeSuggestion</w:t>
       </w:r>
+      <w:proofErr w:type="spellEnd"/>
       <w:r>
         <w:t xml:space="preserve"> values. Create/edit flows are sheets; onboarding is a full-screen cover.</w:t>
       </w:r>
@@ -14516,58 +16956,240 @@
         <w:shd w:val="clear" w:color="auto" w:fill="F2F5F1"/>
         <w:spacing w:after="160"/>
       </w:pPr>
+      <w:proofErr w:type="spellStart"/>
       <w:r>
         <w:rPr>
           <w:rFonts w:ascii="Consolas" w:eastAsia="Consolas" w:hAnsi="Consolas" w:cs="Consolas"/>
           <w:sz w:val="18"/>
           <w:szCs w:val="18"/>
         </w:rPr>
-        <w:t>UIImage ──► downsample (≤1280 px) ──► VNImageRequestHandler</w:t>
-      </w:r>
+        <w:t>UIImage</w:t>
+      </w:r>
+      <w:proofErr w:type="spellEnd"/>
       <w:r>
         <w:rPr>
           <w:rFonts w:ascii="Consolas" w:eastAsia="Consolas" w:hAnsi="Consolas" w:cs="Consolas"/>
           <w:sz w:val="18"/>
           <w:szCs w:val="18"/>
         </w:rPr>
-        <w:br/>
-        <w:t xml:space="preserve">              │                          ├─ VNClassifyImageRequest ──► [label, confidence]</w:t>
-      </w:r>
+        <w:t xml:space="preserve"> ──► </w:t>
+      </w:r>
+      <w:proofErr w:type="spellStart"/>
       <w:r>
         <w:rPr>
           <w:rFonts w:ascii="Consolas" w:eastAsia="Consolas" w:hAnsi="Consolas" w:cs="Consolas"/>
           <w:sz w:val="18"/>
           <w:szCs w:val="18"/>
         </w:rPr>
-        <w:br/>
-        <w:t xml:space="preserve">              │                          │       └─► FoodMatcher ──► ranked FoodMatch list</w:t>
-      </w:r>
+        <w:t>downsample</w:t>
+      </w:r>
+      <w:proofErr w:type="spellEnd"/>
       <w:r>
         <w:rPr>
           <w:rFonts w:ascii="Consolas" w:eastAsia="Consolas" w:hAnsi="Consolas" w:cs="Consolas"/>
           <w:sz w:val="18"/>
           <w:szCs w:val="18"/>
         </w:rPr>
-        <w:br/>
-        <w:t xml:space="preserve">              │                          └─ VNRecognizeTextRequest ──► recognised lines</w:t>
-      </w:r>
+        <w:t xml:space="preserve"> (≤1280 </w:t>
+      </w:r>
+      <w:proofErr w:type="spellStart"/>
       <w:r>
         <w:rPr>
           <w:rFonts w:ascii="Consolas" w:eastAsia="Consolas" w:hAnsi="Consolas" w:cs="Consolas"/>
           <w:sz w:val="18"/>
           <w:szCs w:val="18"/>
         </w:rPr>
-        <w:br/>
-        <w:t xml:space="preserve">              │                                  └─► ExpiryDateParser ──► Date?</w:t>
-      </w:r>
+        <w:t>px</w:t>
+      </w:r>
+      <w:proofErr w:type="spellEnd"/>
       <w:r>
         <w:rPr>
           <w:rFonts w:ascii="Consolas" w:eastAsia="Consolas" w:hAnsi="Consolas" w:cs="Consolas"/>
           <w:sz w:val="18"/>
           <w:szCs w:val="18"/>
         </w:rPr>
+        <w:t xml:space="preserve">) ──► </w:t>
+      </w:r>
+      <w:proofErr w:type="spellStart"/>
+      <w:r>
+        <w:rPr>
+          <w:rFonts w:ascii="Consolas" w:eastAsia="Consolas" w:hAnsi="Consolas" w:cs="Consolas"/>
+          <w:sz w:val="18"/>
+          <w:szCs w:val="18"/>
+        </w:rPr>
+        <w:t>VNImageRequestHandler</w:t>
+      </w:r>
+      <w:proofErr w:type="spellEnd"/>
+      <w:r>
+        <w:rPr>
+          <w:rFonts w:ascii="Consolas" w:eastAsia="Consolas" w:hAnsi="Consolas" w:cs="Consolas"/>
+          <w:sz w:val="18"/>
+          <w:szCs w:val="18"/>
+        </w:rPr>
         <w:br/>
-        <w:t xml:space="preserve">              └─ stored copy (≤1024 px JPEG, external storage)</w:t>
+        <w:t xml:space="preserve">              │                          ├─ </w:t>
+      </w:r>
+      <w:proofErr w:type="spellStart"/>
+      <w:r>
+        <w:rPr>
+          <w:rFonts w:ascii="Consolas" w:eastAsia="Consolas" w:hAnsi="Consolas" w:cs="Consolas"/>
+          <w:sz w:val="18"/>
+          <w:szCs w:val="18"/>
+        </w:rPr>
+        <w:t>VNClassifyImageRequest</w:t>
+      </w:r>
+      <w:proofErr w:type="spellEnd"/>
+      <w:r>
+        <w:rPr>
+          <w:rFonts w:ascii="Consolas" w:eastAsia="Consolas" w:hAnsi="Consolas" w:cs="Consolas"/>
+          <w:sz w:val="18"/>
+          <w:szCs w:val="18"/>
+        </w:rPr>
+        <w:t xml:space="preserve"> ──► [label, confidence]</w:t>
+      </w:r>
+      <w:r>
+        <w:rPr>
+          <w:rFonts w:ascii="Consolas" w:eastAsia="Consolas" w:hAnsi="Consolas" w:cs="Consolas"/>
+          <w:sz w:val="18"/>
+          <w:szCs w:val="18"/>
+        </w:rPr>
+        <w:br/>
+        <w:t xml:space="preserve">              │                          │       └─► </w:t>
+      </w:r>
+      <w:proofErr w:type="spellStart"/>
+      <w:r>
+        <w:rPr>
+          <w:rFonts w:ascii="Consolas" w:eastAsia="Consolas" w:hAnsi="Consolas" w:cs="Consolas"/>
+          <w:sz w:val="18"/>
+          <w:szCs w:val="18"/>
+        </w:rPr>
+        <w:t>FoodMatcher</w:t>
+      </w:r>
+      <w:proofErr w:type="spellEnd"/>
+      <w:r>
+        <w:rPr>
+          <w:rFonts w:ascii="Consolas" w:eastAsia="Consolas" w:hAnsi="Consolas" w:cs="Consolas"/>
+          <w:sz w:val="18"/>
+          <w:szCs w:val="18"/>
+        </w:rPr>
+        <w:t xml:space="preserve"> ──► ranked </w:t>
+      </w:r>
+      <w:proofErr w:type="spellStart"/>
+      <w:r>
+        <w:rPr>
+          <w:rFonts w:ascii="Consolas" w:eastAsia="Consolas" w:hAnsi="Consolas" w:cs="Consolas"/>
+          <w:sz w:val="18"/>
+          <w:szCs w:val="18"/>
+        </w:rPr>
+        <w:t>FoodMatch</w:t>
+      </w:r>
+      <w:proofErr w:type="spellEnd"/>
+      <w:r>
+        <w:rPr>
+          <w:rFonts w:ascii="Consolas" w:eastAsia="Consolas" w:hAnsi="Consolas" w:cs="Consolas"/>
+          <w:sz w:val="18"/>
+          <w:szCs w:val="18"/>
+        </w:rPr>
+        <w:t xml:space="preserve"> list</w:t>
+      </w:r>
+      <w:r>
+        <w:rPr>
+          <w:rFonts w:ascii="Consolas" w:eastAsia="Consolas" w:hAnsi="Consolas" w:cs="Consolas"/>
+          <w:sz w:val="18"/>
+          <w:szCs w:val="18"/>
+        </w:rPr>
+        <w:br/>
+        <w:t xml:space="preserve">              │                          └─ </w:t>
+      </w:r>
+      <w:proofErr w:type="spellStart"/>
+      <w:r>
+        <w:rPr>
+          <w:rFonts w:ascii="Consolas" w:eastAsia="Consolas" w:hAnsi="Consolas" w:cs="Consolas"/>
+          <w:sz w:val="18"/>
+          <w:szCs w:val="18"/>
+        </w:rPr>
+        <w:t>VNRecognizeTextRequest</w:t>
+      </w:r>
+      <w:proofErr w:type="spellEnd"/>
+      <w:r>
+        <w:rPr>
+          <w:rFonts w:ascii="Consolas" w:eastAsia="Consolas" w:hAnsi="Consolas" w:cs="Consolas"/>
+          <w:sz w:val="18"/>
+          <w:szCs w:val="18"/>
+        </w:rPr>
+        <w:t xml:space="preserve"> ──► </w:t>
+      </w:r>
+      <w:proofErr w:type="spellStart"/>
+      <w:r>
+        <w:rPr>
+          <w:rFonts w:ascii="Consolas" w:eastAsia="Consolas" w:hAnsi="Consolas" w:cs="Consolas"/>
+          <w:sz w:val="18"/>
+          <w:szCs w:val="18"/>
+        </w:rPr>
+        <w:t>recognised</w:t>
+      </w:r>
+      <w:proofErr w:type="spellEnd"/>
+      <w:r>
+        <w:rPr>
+          <w:rFonts w:ascii="Consolas" w:eastAsia="Consolas" w:hAnsi="Consolas" w:cs="Consolas"/>
+          <w:sz w:val="18"/>
+          <w:szCs w:val="18"/>
+        </w:rPr>
+        <w:t xml:space="preserve"> lines</w:t>
+      </w:r>
+      <w:r>
+        <w:rPr>
+          <w:rFonts w:ascii="Consolas" w:eastAsia="Consolas" w:hAnsi="Consolas" w:cs="Consolas"/>
+          <w:sz w:val="18"/>
+          <w:szCs w:val="18"/>
+        </w:rPr>
+        <w:br/>
+        <w:t xml:space="preserve">              │                                  └─► </w:t>
+      </w:r>
+      <w:proofErr w:type="spellStart"/>
+      <w:r>
+        <w:rPr>
+          <w:rFonts w:ascii="Consolas" w:eastAsia="Consolas" w:hAnsi="Consolas" w:cs="Consolas"/>
+          <w:sz w:val="18"/>
+          <w:szCs w:val="18"/>
+        </w:rPr>
+        <w:t>ExpiryDateParser</w:t>
+      </w:r>
+      <w:proofErr w:type="spellEnd"/>
+      <w:r>
+        <w:rPr>
+          <w:rFonts w:ascii="Consolas" w:eastAsia="Consolas" w:hAnsi="Consolas" w:cs="Consolas"/>
+          <w:sz w:val="18"/>
+          <w:szCs w:val="18"/>
+        </w:rPr>
+        <w:t xml:space="preserve"> ──► Date?</w:t>
+      </w:r>
+      <w:r>
+        <w:rPr>
+          <w:rFonts w:ascii="Consolas" w:eastAsia="Consolas" w:hAnsi="Consolas" w:cs="Consolas"/>
+          <w:sz w:val="18"/>
+          <w:szCs w:val="18"/>
+        </w:rPr>
+        <w:br/>
+        <w:t xml:space="preserve">              └─ stored copy (≤1024 </w:t>
+      </w:r>
+      <w:proofErr w:type="spellStart"/>
+      <w:r>
+        <w:rPr>
+          <w:rFonts w:ascii="Consolas" w:eastAsia="Consolas" w:hAnsi="Consolas" w:cs="Consolas"/>
+          <w:sz w:val="18"/>
+          <w:szCs w:val="18"/>
+        </w:rPr>
+        <w:t>px</w:t>
+      </w:r>
+      <w:proofErr w:type="spellEnd"/>
+      <w:r>
+        <w:rPr>
+          <w:rFonts w:ascii="Consolas" w:eastAsia="Consolas" w:hAnsi="Consolas" w:cs="Consolas"/>
+          <w:sz w:val="18"/>
+          <w:szCs w:val="18"/>
+        </w:rPr>
+        <w:t xml:space="preserve"> JPEG, external storage)</w:t>
       </w:r>
     </w:p>
     <w:p>
@@ -14582,13 +17204,51 @@
       <w:r>
         <w:t xml:space="preserve">Requests run in </w:t>
       </w:r>
+      <w:proofErr w:type="spellStart"/>
       <w:r>
         <w:rPr>
           <w:rFonts w:ascii="Consolas" w:eastAsia="Consolas" w:hAnsi="Consolas" w:cs="Consolas"/>
           <w:sz w:val="21"/>
           <w:szCs w:val="21"/>
         </w:rPr>
-        <w:t>Task.detached(priority: .userInitiated)</w:t>
+        <w:t>Task.detached</w:t>
+      </w:r>
+      <w:proofErr w:type="spellEnd"/>
+      <w:r>
+        <w:rPr>
+          <w:rFonts w:ascii="Consolas" w:eastAsia="Consolas" w:hAnsi="Consolas" w:cs="Consolas"/>
+          <w:sz w:val="21"/>
+          <w:szCs w:val="21"/>
+        </w:rPr>
+        <w:t>(priority</w:t>
+      </w:r>
+      <w:proofErr w:type="gramStart"/>
+      <w:r>
+        <w:rPr>
+          <w:rFonts w:ascii="Consolas" w:eastAsia="Consolas" w:hAnsi="Consolas" w:cs="Consolas"/>
+          <w:sz w:val="21"/>
+          <w:szCs w:val="21"/>
+        </w:rPr>
+        <w:t>: .</w:t>
+      </w:r>
+      <w:proofErr w:type="spellStart"/>
+      <w:r>
+        <w:rPr>
+          <w:rFonts w:ascii="Consolas" w:eastAsia="Consolas" w:hAnsi="Consolas" w:cs="Consolas"/>
+          <w:sz w:val="21"/>
+          <w:szCs w:val="21"/>
+        </w:rPr>
+        <w:t>userInitiated</w:t>
+      </w:r>
+      <w:proofErr w:type="spellEnd"/>
+      <w:proofErr w:type="gramEnd"/>
+      <w:r>
+        <w:rPr>
+          <w:rFonts w:ascii="Consolas" w:eastAsia="Consolas" w:hAnsi="Consolas" w:cs="Consolas"/>
+          <w:sz w:val="21"/>
+          <w:szCs w:val="21"/>
+        </w:rPr>
+        <w:t>)</w:t>
       </w:r>
       <w:r>
         <w:t xml:space="preserve"> so the UI stays at 60/120 fps.</w:t>
@@ -14606,6 +17266,7 @@
       <w:r>
         <w:t xml:space="preserve">On the Simulator </w:t>
       </w:r>
+      <w:proofErr w:type="spellStart"/>
       <w:r>
         <w:rPr>
           <w:rFonts w:ascii="Consolas" w:eastAsia="Consolas" w:hAnsi="Consolas" w:cs="Consolas"/>
@@ -14614,6 +17275,7 @@
         </w:rPr>
         <w:t>usesCPUOnly</w:t>
       </w:r>
+      <w:proofErr w:type="spellEnd"/>
       <w:r>
         <w:t xml:space="preserve"> is set because there is no Neural Engine.</w:t>
       </w:r>
@@ -14630,13 +17292,51 @@
       <w:r>
         <w:t xml:space="preserve">Observations are filtered with </w:t>
       </w:r>
+      <w:proofErr w:type="spellStart"/>
+      <w:proofErr w:type="gramStart"/>
       <w:r>
         <w:rPr>
           <w:rFonts w:ascii="Consolas" w:eastAsia="Consolas" w:hAnsi="Consolas" w:cs="Consolas"/>
           <w:sz w:val="21"/>
           <w:szCs w:val="21"/>
         </w:rPr>
-        <w:t>hasMinimumPrecision(0.1, forRecall: 0.8)</w:t>
+        <w:t>hasMinimumPrecision</w:t>
+      </w:r>
+      <w:proofErr w:type="spellEnd"/>
+      <w:r>
+        <w:rPr>
+          <w:rFonts w:ascii="Consolas" w:eastAsia="Consolas" w:hAnsi="Consolas" w:cs="Consolas"/>
+          <w:sz w:val="21"/>
+          <w:szCs w:val="21"/>
+        </w:rPr>
+        <w:t>(</w:t>
+      </w:r>
+      <w:proofErr w:type="gramEnd"/>
+      <w:r>
+        <w:rPr>
+          <w:rFonts w:ascii="Consolas" w:eastAsia="Consolas" w:hAnsi="Consolas" w:cs="Consolas"/>
+          <w:sz w:val="21"/>
+          <w:szCs w:val="21"/>
+        </w:rPr>
+        <w:t xml:space="preserve">0.1, </w:t>
+      </w:r>
+      <w:proofErr w:type="spellStart"/>
+      <w:r>
+        <w:rPr>
+          <w:rFonts w:ascii="Consolas" w:eastAsia="Consolas" w:hAnsi="Consolas" w:cs="Consolas"/>
+          <w:sz w:val="21"/>
+          <w:szCs w:val="21"/>
+        </w:rPr>
+        <w:t>forRecall</w:t>
+      </w:r>
+      <w:proofErr w:type="spellEnd"/>
+      <w:r>
+        <w:rPr>
+          <w:rFonts w:ascii="Consolas" w:eastAsia="Consolas" w:hAnsi="Consolas" w:cs="Consolas"/>
+          <w:sz w:val="21"/>
+          <w:szCs w:val="21"/>
+        </w:rPr>
+        <w:t>: 0.8)</w:t>
       </w:r>
       <w:r>
         <w:t xml:space="preserve"> or confidence &gt; 0.2.</w:t>
@@ -14653,7 +17353,11 @@
       </w:pPr>
       <w:r>
         <w:lastRenderedPageBreak/>
-        <w:t xml:space="preserve">OCR uses </w:t>
+        <w:t xml:space="preserve">OCR </w:t>
+      </w:r>
+      <w:proofErr w:type="gramStart"/>
+      <w:r>
+        <w:t xml:space="preserve">uses </w:t>
       </w:r>
       <w:r>
         <w:rPr>
@@ -14663,6 +17367,7 @@
         </w:rPr>
         <w:t>.accurate</w:t>
       </w:r>
+      <w:proofErr w:type="gramEnd"/>
       <w:r>
         <w:t xml:space="preserve"> recognition with language correction </w:t>
       </w:r>
@@ -14835,6 +17540,7 @@
             <w:pPr>
               <w:spacing w:after="30"/>
             </w:pPr>
+            <w:proofErr w:type="spellStart"/>
             <w:r>
               <w:rPr>
                 <w:rFonts w:ascii="Consolas" w:eastAsia="Consolas" w:hAnsi="Consolas" w:cs="Consolas"/>
@@ -14843,6 +17549,7 @@
               </w:rPr>
               <w:t>FreshnessRing</w:t>
             </w:r>
+            <w:proofErr w:type="spellEnd"/>
             <w:r>
               <w:rPr>
                 <w:sz w:val="21"/>
@@ -14863,7 +17570,23 @@
                 <w:sz w:val="21"/>
                 <w:szCs w:val="21"/>
               </w:rPr>
-              <w:t>, VoiceOver value.</w:t>
+              <w:t xml:space="preserve">, </w:t>
+            </w:r>
+            <w:proofErr w:type="spellStart"/>
+            <w:r>
+              <w:rPr>
+                <w:sz w:val="21"/>
+                <w:szCs w:val="21"/>
+              </w:rPr>
+              <w:t>VoiceOver</w:t>
+            </w:r>
+            <w:proofErr w:type="spellEnd"/>
+            <w:r>
+              <w:rPr>
+                <w:sz w:val="21"/>
+                <w:szCs w:val="21"/>
+              </w:rPr>
+              <w:t xml:space="preserve"> value.</w:t>
             </w:r>
           </w:p>
         </w:tc>
@@ -14918,6 +17641,7 @@
             <w:pPr>
               <w:spacing w:after="30"/>
             </w:pPr>
+            <w:proofErr w:type="spellStart"/>
             <w:r>
               <w:rPr>
                 <w:rFonts w:ascii="Consolas" w:eastAsia="Consolas" w:hAnsi="Consolas" w:cs="Consolas"/>
@@ -14926,12 +17650,21 @@
               </w:rPr>
               <w:t>FreshCardModifier</w:t>
             </w:r>
-            <w:r>
-              <w:rPr>
-                <w:sz w:val="21"/>
-                <w:szCs w:val="21"/>
-              </w:rPr>
-              <w:t xml:space="preserve"> (</w:t>
+            <w:proofErr w:type="spellEnd"/>
+            <w:r>
+              <w:rPr>
+                <w:sz w:val="21"/>
+                <w:szCs w:val="21"/>
+              </w:rPr>
+              <w:t xml:space="preserve"> </w:t>
+            </w:r>
+            <w:proofErr w:type="gramStart"/>
+            <w:r>
+              <w:rPr>
+                <w:sz w:val="21"/>
+                <w:szCs w:val="21"/>
+              </w:rPr>
+              <w:t>(</w:t>
             </w:r>
             <w:r>
               <w:rPr>
@@ -14939,204 +17672,164 @@
                 <w:sz w:val="19"/>
                 <w:szCs w:val="19"/>
               </w:rPr>
-              <w:t>.freshCard()</w:t>
-            </w:r>
-            <w:r>
-              <w:rPr>
-                <w:sz w:val="21"/>
-                <w:szCs w:val="21"/>
-              </w:rPr>
-              <w:t xml:space="preserve">), </w:t>
-            </w:r>
+              <w:t>.</w:t>
+            </w:r>
+            <w:proofErr w:type="spellStart"/>
             <w:r>
               <w:rPr>
                 <w:rFonts w:ascii="Consolas" w:eastAsia="Consolas" w:hAnsi="Consolas" w:cs="Consolas"/>
                 <w:sz w:val="19"/>
                 <w:szCs w:val="19"/>
               </w:rPr>
-              <w:t>ShakeEffect</w:t>
-            </w:r>
-            <w:r>
-              <w:rPr>
-                <w:sz w:val="21"/>
-                <w:szCs w:val="21"/>
-              </w:rPr>
-              <w:t xml:space="preserve"> (GeometryEffect for invalid input).</w:t>
-            </w:r>
-          </w:p>
-        </w:tc>
-      </w:tr>
-      <w:tr>
-        <w:tc>
-          <w:tcPr>
-            <w:tcW w:w="4653" w:type="dxa"/>
-            <w:tcBorders>
-              <w:top w:val="single" w:sz="4" w:space="0" w:color="BFC9C2"/>
-              <w:left w:val="single" w:sz="4" w:space="0" w:color="BFC9C2"/>
-              <w:bottom w:val="single" w:sz="4" w:space="0" w:color="BFC9C2"/>
-              <w:right w:val="single" w:sz="4" w:space="0" w:color="BFC9C2"/>
-            </w:tcBorders>
-            <w:tcMar>
-              <w:top w:w="70" w:type="dxa"/>
-              <w:left w:w="110" w:type="dxa"/>
-              <w:bottom w:w="70" w:type="dxa"/>
-              <w:right w:w="110" w:type="dxa"/>
-            </w:tcMar>
-          </w:tcPr>
-          <w:p>
-            <w:pPr>
-              <w:spacing w:after="30"/>
-            </w:pPr>
-            <w:r>
-              <w:rPr>
-                <w:sz w:val="21"/>
-                <w:szCs w:val="21"/>
-              </w:rPr>
-              <w:t>Custom styles</w:t>
-            </w:r>
-          </w:p>
-        </w:tc>
-        <w:tc>
-          <w:tcPr>
-            <w:tcW w:w="4653" w:type="dxa"/>
-            <w:tcBorders>
-              <w:top w:val="single" w:sz="4" w:space="0" w:color="BFC9C2"/>
-              <w:left w:val="single" w:sz="4" w:space="0" w:color="BFC9C2"/>
-              <w:bottom w:val="single" w:sz="4" w:space="0" w:color="BFC9C2"/>
-              <w:right w:val="single" w:sz="4" w:space="0" w:color="BFC9C2"/>
-            </w:tcBorders>
-            <w:tcMar>
-              <w:top w:w="70" w:type="dxa"/>
-              <w:left w:w="110" w:type="dxa"/>
-              <w:bottom w:w="70" w:type="dxa"/>
-              <w:right w:w="110" w:type="dxa"/>
-            </w:tcMar>
-          </w:tcPr>
-          <w:p>
-            <w:pPr>
-              <w:spacing w:after="30"/>
-            </w:pPr>
+              <w:t>freshCard</w:t>
+            </w:r>
+            <w:proofErr w:type="spellEnd"/>
+            <w:proofErr w:type="gramEnd"/>
             <w:r>
               <w:rPr>
                 <w:rFonts w:ascii="Consolas" w:eastAsia="Consolas" w:hAnsi="Consolas" w:cs="Consolas"/>
                 <w:sz w:val="19"/>
                 <w:szCs w:val="19"/>
               </w:rPr>
-              <w:t>PrimaryButtonStyle</w:t>
-            </w:r>
-            <w:r>
-              <w:rPr>
-                <w:sz w:val="21"/>
-                <w:szCs w:val="21"/>
-              </w:rPr>
-              <w:t xml:space="preserve">, </w:t>
-            </w:r>
+              <w:t>()</w:t>
+            </w:r>
+            <w:r>
+              <w:rPr>
+                <w:sz w:val="21"/>
+                <w:szCs w:val="21"/>
+              </w:rPr>
+              <w:t xml:space="preserve">), </w:t>
+            </w:r>
+            <w:proofErr w:type="spellStart"/>
             <w:r>
               <w:rPr>
                 <w:rFonts w:ascii="Consolas" w:eastAsia="Consolas" w:hAnsi="Consolas" w:cs="Consolas"/>
                 <w:sz w:val="19"/>
                 <w:szCs w:val="19"/>
               </w:rPr>
-              <w:t>SoftButtonStyle</w:t>
-            </w:r>
-            <w:r>
-              <w:rPr>
-                <w:sz w:val="21"/>
-                <w:szCs w:val="21"/>
-              </w:rPr>
-              <w:t xml:space="preserve"> (spring scale on press), </w:t>
-            </w:r>
+              <w:t>ShakeEffect</w:t>
+            </w:r>
+            <w:proofErr w:type="spellEnd"/>
+            <w:r>
+              <w:rPr>
+                <w:sz w:val="21"/>
+                <w:szCs w:val="21"/>
+              </w:rPr>
+              <w:t xml:space="preserve"> (</w:t>
+            </w:r>
+            <w:proofErr w:type="spellStart"/>
+            <w:r>
+              <w:rPr>
+                <w:sz w:val="21"/>
+                <w:szCs w:val="21"/>
+              </w:rPr>
+              <w:t>GeometryEffect</w:t>
+            </w:r>
+            <w:proofErr w:type="spellEnd"/>
+            <w:r>
+              <w:rPr>
+                <w:sz w:val="21"/>
+                <w:szCs w:val="21"/>
+              </w:rPr>
+              <w:t xml:space="preserve"> for invalid input).</w:t>
+            </w:r>
+          </w:p>
+        </w:tc>
+      </w:tr>
+      <w:tr>
+        <w:tc>
+          <w:tcPr>
+            <w:tcW w:w="4653" w:type="dxa"/>
+            <w:tcBorders>
+              <w:top w:val="single" w:sz="4" w:space="0" w:color="BFC9C2"/>
+              <w:left w:val="single" w:sz="4" w:space="0" w:color="BFC9C2"/>
+              <w:bottom w:val="single" w:sz="4" w:space="0" w:color="BFC9C2"/>
+              <w:right w:val="single" w:sz="4" w:space="0" w:color="BFC9C2"/>
+            </w:tcBorders>
+            <w:tcMar>
+              <w:top w:w="70" w:type="dxa"/>
+              <w:left w:w="110" w:type="dxa"/>
+              <w:bottom w:w="70" w:type="dxa"/>
+              <w:right w:w="110" w:type="dxa"/>
+            </w:tcMar>
+          </w:tcPr>
+          <w:p>
+            <w:pPr>
+              <w:spacing w:after="30"/>
+            </w:pPr>
+            <w:r>
+              <w:rPr>
+                <w:sz w:val="21"/>
+                <w:szCs w:val="21"/>
+              </w:rPr>
+              <w:t>Custom styles</w:t>
+            </w:r>
+          </w:p>
+        </w:tc>
+        <w:tc>
+          <w:tcPr>
+            <w:tcW w:w="4653" w:type="dxa"/>
+            <w:tcBorders>
+              <w:top w:val="single" w:sz="4" w:space="0" w:color="BFC9C2"/>
+              <w:left w:val="single" w:sz="4" w:space="0" w:color="BFC9C2"/>
+              <w:bottom w:val="single" w:sz="4" w:space="0" w:color="BFC9C2"/>
+              <w:right w:val="single" w:sz="4" w:space="0" w:color="BFC9C2"/>
+            </w:tcBorders>
+            <w:tcMar>
+              <w:top w:w="70" w:type="dxa"/>
+              <w:left w:w="110" w:type="dxa"/>
+              <w:bottom w:w="70" w:type="dxa"/>
+              <w:right w:w="110" w:type="dxa"/>
+            </w:tcMar>
+          </w:tcPr>
+          <w:p>
+            <w:pPr>
+              <w:spacing w:after="30"/>
+            </w:pPr>
+            <w:proofErr w:type="spellStart"/>
             <w:r>
               <w:rPr>
                 <w:rFonts w:ascii="Consolas" w:eastAsia="Consolas" w:hAnsi="Consolas" w:cs="Consolas"/>
                 <w:sz w:val="19"/>
                 <w:szCs w:val="19"/>
               </w:rPr>
-              <w:t>FilterChip</w:t>
-            </w:r>
-            <w:r>
-              <w:rPr>
-                <w:sz w:val="21"/>
-                <w:szCs w:val="21"/>
-              </w:rPr>
-              <w:t>.</w:t>
-            </w:r>
-          </w:p>
-        </w:tc>
-      </w:tr>
-      <w:tr>
-        <w:tc>
-          <w:tcPr>
-            <w:tcW w:w="4653" w:type="dxa"/>
-            <w:tcBorders>
-              <w:top w:val="single" w:sz="4" w:space="0" w:color="BFC9C2"/>
-              <w:left w:val="single" w:sz="4" w:space="0" w:color="BFC9C2"/>
-              <w:bottom w:val="single" w:sz="4" w:space="0" w:color="BFC9C2"/>
-              <w:right w:val="single" w:sz="4" w:space="0" w:color="BFC9C2"/>
-            </w:tcBorders>
-            <w:tcMar>
-              <w:top w:w="70" w:type="dxa"/>
-              <w:left w:w="110" w:type="dxa"/>
-              <w:bottom w:w="70" w:type="dxa"/>
-              <w:right w:w="110" w:type="dxa"/>
-            </w:tcMar>
-          </w:tcPr>
-          <w:p>
-            <w:pPr>
-              <w:spacing w:after="30"/>
-            </w:pPr>
-            <w:r>
-              <w:rPr>
-                <w:sz w:val="21"/>
-                <w:szCs w:val="21"/>
-              </w:rPr>
-              <w:t>Custom shape</w:t>
-            </w:r>
-          </w:p>
-        </w:tc>
-        <w:tc>
-          <w:tcPr>
-            <w:tcW w:w="4653" w:type="dxa"/>
-            <w:tcBorders>
-              <w:top w:val="single" w:sz="4" w:space="0" w:color="BFC9C2"/>
-              <w:left w:val="single" w:sz="4" w:space="0" w:color="BFC9C2"/>
-              <w:bottom w:val="single" w:sz="4" w:space="0" w:color="BFC9C2"/>
-              <w:right w:val="single" w:sz="4" w:space="0" w:color="BFC9C2"/>
-            </w:tcBorders>
-            <w:tcMar>
-              <w:top w:w="70" w:type="dxa"/>
-              <w:left w:w="110" w:type="dxa"/>
-              <w:bottom w:w="70" w:type="dxa"/>
-              <w:right w:w="110" w:type="dxa"/>
-            </w:tcMar>
-          </w:tcPr>
-          <w:p>
-            <w:pPr>
-              <w:spacing w:after="30"/>
-            </w:pPr>
+              <w:t>PrimaryButtonStyle</w:t>
+            </w:r>
+            <w:proofErr w:type="spellEnd"/>
+            <w:r>
+              <w:rPr>
+                <w:sz w:val="21"/>
+                <w:szCs w:val="21"/>
+              </w:rPr>
+              <w:t xml:space="preserve">, </w:t>
+            </w:r>
+            <w:proofErr w:type="spellStart"/>
             <w:r>
               <w:rPr>
                 <w:rFonts w:ascii="Consolas" w:eastAsia="Consolas" w:hAnsi="Consolas" w:cs="Consolas"/>
                 <w:sz w:val="19"/>
                 <w:szCs w:val="19"/>
               </w:rPr>
-              <w:t>ViewfinderShape</w:t>
-            </w:r>
-            <w:r>
-              <w:rPr>
-                <w:sz w:val="21"/>
-                <w:szCs w:val="21"/>
-              </w:rPr>
-              <w:t xml:space="preserve"> (corner brackets) + animated </w:t>
-            </w:r>
+              <w:t>SoftButtonStyle</w:t>
+            </w:r>
+            <w:proofErr w:type="spellEnd"/>
+            <w:r>
+              <w:rPr>
+                <w:sz w:val="21"/>
+                <w:szCs w:val="21"/>
+              </w:rPr>
+              <w:t xml:space="preserve"> (spring scale on press), </w:t>
+            </w:r>
+            <w:proofErr w:type="spellStart"/>
             <w:r>
               <w:rPr>
                 <w:rFonts w:ascii="Consolas" w:eastAsia="Consolas" w:hAnsi="Consolas" w:cs="Consolas"/>
                 <w:sz w:val="19"/>
                 <w:szCs w:val="19"/>
               </w:rPr>
-              <w:t>ScanningOverlay</w:t>
-            </w:r>
+              <w:t>FilterChip</w:t>
+            </w:r>
+            <w:proofErr w:type="spellEnd"/>
             <w:r>
               <w:rPr>
                 <w:sz w:val="21"/>
@@ -15173,7 +17866,7 @@
                 <w:sz w:val="21"/>
                 <w:szCs w:val="21"/>
               </w:rPr>
-              <w:t>Animations</w:t>
+              <w:t>Custom shape</w:t>
             </w:r>
           </w:p>
         </w:tc>
@@ -15197,290 +17890,305 @@
             <w:pPr>
               <w:spacing w:after="30"/>
             </w:pPr>
-            <w:r>
-              <w:rPr>
-                <w:sz w:val="21"/>
-                <w:szCs w:val="21"/>
-              </w:rPr>
-              <w:t>keyframe confetti (</w:t>
-            </w:r>
+            <w:proofErr w:type="spellStart"/>
             <w:r>
               <w:rPr>
                 <w:rFonts w:ascii="Consolas" w:eastAsia="Consolas" w:hAnsi="Consolas" w:cs="Consolas"/>
                 <w:sz w:val="19"/>
                 <w:szCs w:val="19"/>
               </w:rPr>
-              <w:t>keyframeAnimator</w:t>
-            </w:r>
-            <w:r>
-              <w:rPr>
-                <w:sz w:val="21"/>
-                <w:szCs w:val="21"/>
-              </w:rPr>
-              <w:t xml:space="preserve">), </w:t>
-            </w:r>
+              <w:t>ViewfinderShape</w:t>
+            </w:r>
+            <w:proofErr w:type="spellEnd"/>
+            <w:r>
+              <w:rPr>
+                <w:sz w:val="21"/>
+                <w:szCs w:val="21"/>
+              </w:rPr>
+              <w:t xml:space="preserve"> (corner brackets) + animated </w:t>
+            </w:r>
+            <w:proofErr w:type="spellStart"/>
             <w:r>
               <w:rPr>
                 <w:rFonts w:ascii="Consolas" w:eastAsia="Consolas" w:hAnsi="Consolas" w:cs="Consolas"/>
                 <w:sz w:val="19"/>
                 <w:szCs w:val="19"/>
               </w:rPr>
-              <w:t>phaseAnimator</w:t>
-            </w:r>
-            <w:r>
-              <w:rPr>
-                <w:sz w:val="21"/>
-                <w:szCs w:val="21"/>
-              </w:rPr>
-              <w:t xml:space="preserve"> floating emoji, </w:t>
-            </w:r>
+              <w:t>ScanningOverlay</w:t>
+            </w:r>
+            <w:proofErr w:type="spellEnd"/>
+            <w:r>
+              <w:rPr>
+                <w:sz w:val="21"/>
+                <w:szCs w:val="21"/>
+              </w:rPr>
+              <w:t>.</w:t>
+            </w:r>
+          </w:p>
+        </w:tc>
+      </w:tr>
+      <w:tr>
+        <w:tc>
+          <w:tcPr>
+            <w:tcW w:w="4653" w:type="dxa"/>
+            <w:tcBorders>
+              <w:top w:val="single" w:sz="4" w:space="0" w:color="BFC9C2"/>
+              <w:left w:val="single" w:sz="4" w:space="0" w:color="BFC9C2"/>
+              <w:bottom w:val="single" w:sz="4" w:space="0" w:color="BFC9C2"/>
+              <w:right w:val="single" w:sz="4" w:space="0" w:color="BFC9C2"/>
+            </w:tcBorders>
+            <w:tcMar>
+              <w:top w:w="70" w:type="dxa"/>
+              <w:left w:w="110" w:type="dxa"/>
+              <w:bottom w:w="70" w:type="dxa"/>
+              <w:right w:w="110" w:type="dxa"/>
+            </w:tcMar>
+          </w:tcPr>
+          <w:p>
+            <w:pPr>
+              <w:spacing w:after="30"/>
+            </w:pPr>
+            <w:r>
+              <w:rPr>
+                <w:sz w:val="21"/>
+                <w:szCs w:val="21"/>
+              </w:rPr>
+              <w:t>Animations</w:t>
+            </w:r>
+          </w:p>
+        </w:tc>
+        <w:tc>
+          <w:tcPr>
+            <w:tcW w:w="4653" w:type="dxa"/>
+            <w:tcBorders>
+              <w:top w:val="single" w:sz="4" w:space="0" w:color="BFC9C2"/>
+              <w:left w:val="single" w:sz="4" w:space="0" w:color="BFC9C2"/>
+              <w:bottom w:val="single" w:sz="4" w:space="0" w:color="BFC9C2"/>
+              <w:right w:val="single" w:sz="4" w:space="0" w:color="BFC9C2"/>
+            </w:tcBorders>
+            <w:tcMar>
+              <w:top w:w="70" w:type="dxa"/>
+              <w:left w:w="110" w:type="dxa"/>
+              <w:bottom w:w="70" w:type="dxa"/>
+              <w:right w:w="110" w:type="dxa"/>
+            </w:tcMar>
+          </w:tcPr>
+          <w:p>
+            <w:pPr>
+              <w:spacing w:after="30"/>
+            </w:pPr>
+            <w:r>
+              <w:rPr>
+                <w:sz w:val="21"/>
+                <w:szCs w:val="21"/>
+              </w:rPr>
+              <w:t>keyframe confetti (</w:t>
+            </w:r>
+            <w:proofErr w:type="spellStart"/>
             <w:r>
               <w:rPr>
                 <w:rFonts w:ascii="Consolas" w:eastAsia="Consolas" w:hAnsi="Consolas" w:cs="Consolas"/>
                 <w:sz w:val="19"/>
                 <w:szCs w:val="19"/>
               </w:rPr>
-              <w:t>symbolEffect</w:t>
-            </w:r>
-            <w:r>
-              <w:rPr>
-                <w:sz w:val="21"/>
-                <w:szCs w:val="21"/>
-              </w:rPr>
-              <w:t xml:space="preserve">, </w:t>
-            </w:r>
+              <w:t>keyframeAnimator</w:t>
+            </w:r>
+            <w:proofErr w:type="spellEnd"/>
+            <w:r>
+              <w:rPr>
+                <w:sz w:val="21"/>
+                <w:szCs w:val="21"/>
+              </w:rPr>
+              <w:t xml:space="preserve">), </w:t>
+            </w:r>
+            <w:proofErr w:type="spellStart"/>
             <w:r>
               <w:rPr>
                 <w:rFonts w:ascii="Consolas" w:eastAsia="Consolas" w:hAnsi="Consolas" w:cs="Consolas"/>
                 <w:sz w:val="19"/>
                 <w:szCs w:val="19"/>
               </w:rPr>
-              <w:t>scrollTransition</w:t>
-            </w:r>
-            <w:r>
-              <w:rPr>
-                <w:sz w:val="21"/>
-                <w:szCs w:val="21"/>
-              </w:rPr>
-              <w:t xml:space="preserve"> 3D carousel, </w:t>
-            </w:r>
+              <w:t>phaseAnimator</w:t>
+            </w:r>
+            <w:proofErr w:type="spellEnd"/>
+            <w:r>
+              <w:rPr>
+                <w:sz w:val="21"/>
+                <w:szCs w:val="21"/>
+              </w:rPr>
+              <w:t xml:space="preserve"> floating emoji, </w:t>
+            </w:r>
+            <w:proofErr w:type="spellStart"/>
             <w:r>
               <w:rPr>
                 <w:rFonts w:ascii="Consolas" w:eastAsia="Consolas" w:hAnsi="Consolas" w:cs="Consolas"/>
                 <w:sz w:val="19"/>
                 <w:szCs w:val="19"/>
               </w:rPr>
-              <w:t>contentTransition(.numericText())</w:t>
-            </w:r>
-            <w:r>
-              <w:rPr>
-                <w:sz w:val="21"/>
-                <w:szCs w:val="21"/>
-              </w:rPr>
-              <w:t>, animated charts.</w:t>
-            </w:r>
-          </w:p>
-        </w:tc>
-      </w:tr>
-      <w:tr>
-        <w:tc>
-          <w:tcPr>
-            <w:tcW w:w="4653" w:type="dxa"/>
-            <w:tcBorders>
-              <w:top w:val="single" w:sz="4" w:space="0" w:color="BFC9C2"/>
-              <w:left w:val="single" w:sz="4" w:space="0" w:color="BFC9C2"/>
-              <w:bottom w:val="single" w:sz="4" w:space="0" w:color="BFC9C2"/>
-              <w:right w:val="single" w:sz="4" w:space="0" w:color="BFC9C2"/>
-            </w:tcBorders>
-            <w:tcMar>
-              <w:top w:w="70" w:type="dxa"/>
-              <w:left w:w="110" w:type="dxa"/>
-              <w:bottom w:w="70" w:type="dxa"/>
-              <w:right w:w="110" w:type="dxa"/>
-            </w:tcMar>
-          </w:tcPr>
-          <w:p>
-            <w:pPr>
-              <w:spacing w:after="30"/>
-            </w:pPr>
-            <w:r>
-              <w:rPr>
-                <w:sz w:val="21"/>
-                <w:szCs w:val="21"/>
-              </w:rPr>
-              <w:t>Gestures</w:t>
-            </w:r>
-          </w:p>
-        </w:tc>
-        <w:tc>
-          <w:tcPr>
-            <w:tcW w:w="4653" w:type="dxa"/>
-            <w:tcBorders>
-              <w:top w:val="single" w:sz="4" w:space="0" w:color="BFC9C2"/>
-              <w:left w:val="single" w:sz="4" w:space="0" w:color="BFC9C2"/>
-              <w:bottom w:val="single" w:sz="4" w:space="0" w:color="BFC9C2"/>
-              <w:right w:val="single" w:sz="4" w:space="0" w:color="BFC9C2"/>
-            </w:tcBorders>
-            <w:tcMar>
-              <w:top w:w="70" w:type="dxa"/>
-              <w:left w:w="110" w:type="dxa"/>
-              <w:bottom w:w="70" w:type="dxa"/>
-              <w:right w:w="110" w:type="dxa"/>
-            </w:tcMar>
-          </w:tcPr>
-          <w:p>
-            <w:pPr>
-              <w:spacing w:after="30"/>
-            </w:pPr>
-            <w:r>
-              <w:rPr>
-                <w:sz w:val="21"/>
-                <w:szCs w:val="21"/>
-              </w:rPr>
-              <w:t xml:space="preserve">swipe actions, long-press context menu with preview, </w:t>
-            </w:r>
+              <w:t>symbolEffect</w:t>
+            </w:r>
+            <w:proofErr w:type="spellEnd"/>
+            <w:r>
+              <w:rPr>
+                <w:sz w:val="21"/>
+                <w:szCs w:val="21"/>
+              </w:rPr>
+              <w:t xml:space="preserve">, </w:t>
+            </w:r>
+            <w:proofErr w:type="spellStart"/>
             <w:r>
               <w:rPr>
                 <w:rFonts w:ascii="Consolas" w:eastAsia="Consolas" w:hAnsi="Consolas" w:cs="Consolas"/>
                 <w:sz w:val="19"/>
                 <w:szCs w:val="19"/>
               </w:rPr>
-              <w:t>MagnifyGesture</w:t>
-            </w:r>
-            <w:r>
-              <w:rPr>
-                <w:sz w:val="21"/>
-                <w:szCs w:val="21"/>
-              </w:rPr>
-              <w:t xml:space="preserve"> pinch-zoom, visionOS spatial tap + drag.</w:t>
-            </w:r>
-          </w:p>
-        </w:tc>
-      </w:tr>
-      <w:tr>
-        <w:tc>
-          <w:tcPr>
-            <w:tcW w:w="4653" w:type="dxa"/>
-            <w:tcBorders>
-              <w:top w:val="single" w:sz="4" w:space="0" w:color="BFC9C2"/>
-              <w:left w:val="single" w:sz="4" w:space="0" w:color="BFC9C2"/>
-              <w:bottom w:val="single" w:sz="4" w:space="0" w:color="BFC9C2"/>
-              <w:right w:val="single" w:sz="4" w:space="0" w:color="BFC9C2"/>
-            </w:tcBorders>
-            <w:tcMar>
-              <w:top w:w="70" w:type="dxa"/>
-              <w:left w:w="110" w:type="dxa"/>
-              <w:bottom w:w="70" w:type="dxa"/>
-              <w:right w:w="110" w:type="dxa"/>
-            </w:tcMar>
-          </w:tcPr>
-          <w:p>
-            <w:pPr>
-              <w:spacing w:after="30"/>
-            </w:pPr>
-            <w:r>
-              <w:rPr>
-                <w:sz w:val="21"/>
-                <w:szCs w:val="21"/>
-              </w:rPr>
-              <w:t>Adaptive layout</w:t>
-            </w:r>
-          </w:p>
-        </w:tc>
-        <w:tc>
-          <w:tcPr>
-            <w:tcW w:w="4653" w:type="dxa"/>
-            <w:tcBorders>
-              <w:top w:val="single" w:sz="4" w:space="0" w:color="BFC9C2"/>
-              <w:left w:val="single" w:sz="4" w:space="0" w:color="BFC9C2"/>
-              <w:bottom w:val="single" w:sz="4" w:space="0" w:color="BFC9C2"/>
-              <w:right w:val="single" w:sz="4" w:space="0" w:color="BFC9C2"/>
-            </w:tcBorders>
-            <w:tcMar>
-              <w:top w:w="70" w:type="dxa"/>
-              <w:left w:w="110" w:type="dxa"/>
-              <w:bottom w:w="70" w:type="dxa"/>
-              <w:right w:w="110" w:type="dxa"/>
-            </w:tcMar>
-          </w:tcPr>
-          <w:p>
-            <w:pPr>
-              <w:spacing w:after="30"/>
-            </w:pPr>
+              <w:t>scrollTransition</w:t>
+            </w:r>
+            <w:proofErr w:type="spellEnd"/>
+            <w:r>
+              <w:rPr>
+                <w:sz w:val="21"/>
+                <w:szCs w:val="21"/>
+              </w:rPr>
+              <w:t xml:space="preserve"> 3D carousel, </w:t>
+            </w:r>
+            <w:proofErr w:type="spellStart"/>
             <w:r>
               <w:rPr>
                 <w:rFonts w:ascii="Consolas" w:eastAsia="Consolas" w:hAnsi="Consolas" w:cs="Consolas"/>
                 <w:sz w:val="19"/>
                 <w:szCs w:val="19"/>
               </w:rPr>
-              <w:t>NavigationSplitView</w:t>
-            </w:r>
-            <w:r>
-              <w:rPr>
-                <w:sz w:val="21"/>
-                <w:szCs w:val="21"/>
-              </w:rPr>
-              <w:t xml:space="preserve"> vs </w:t>
-            </w:r>
+              <w:t>contentTransition</w:t>
+            </w:r>
+            <w:proofErr w:type="spellEnd"/>
+            <w:proofErr w:type="gramStart"/>
             <w:r>
               <w:rPr>
                 <w:rFonts w:ascii="Consolas" w:eastAsia="Consolas" w:hAnsi="Consolas" w:cs="Consolas"/>
                 <w:sz w:val="19"/>
                 <w:szCs w:val="19"/>
               </w:rPr>
-              <w:t>TabView</w:t>
-            </w:r>
-            <w:r>
-              <w:rPr>
-                <w:sz w:val="21"/>
-                <w:szCs w:val="21"/>
-              </w:rPr>
-              <w:t xml:space="preserve">, </w:t>
-            </w:r>
+              <w:t>(.</w:t>
+            </w:r>
+            <w:proofErr w:type="spellStart"/>
             <w:r>
               <w:rPr>
                 <w:rFonts w:ascii="Consolas" w:eastAsia="Consolas" w:hAnsi="Consolas" w:cs="Consolas"/>
                 <w:sz w:val="19"/>
                 <w:szCs w:val="19"/>
               </w:rPr>
-              <w:t>ViewThatFits</w:t>
-            </w:r>
-            <w:r>
-              <w:rPr>
-                <w:sz w:val="21"/>
-                <w:szCs w:val="21"/>
-              </w:rPr>
-              <w:t xml:space="preserve"> (detail cards), </w:t>
-            </w:r>
+              <w:t>numericText</w:t>
+            </w:r>
+            <w:proofErr w:type="spellEnd"/>
+            <w:proofErr w:type="gramEnd"/>
             <w:r>
               <w:rPr>
                 <w:rFonts w:ascii="Consolas" w:eastAsia="Consolas" w:hAnsi="Consolas" w:cs="Consolas"/>
                 <w:sz w:val="19"/>
                 <w:szCs w:val="19"/>
               </w:rPr>
-              <w:t>AnyLayout</w:t>
-            </w:r>
-            <w:r>
-              <w:rPr>
-                <w:sz w:val="21"/>
-                <w:szCs w:val="21"/>
-              </w:rPr>
-              <w:t xml:space="preserve"> HStack/VStack (scan screen), adaptive </w:t>
-            </w:r>
+              <w:t>())</w:t>
+            </w:r>
+            <w:r>
+              <w:rPr>
+                <w:sz w:val="21"/>
+                <w:szCs w:val="21"/>
+              </w:rPr>
+              <w:t>, animated charts.</w:t>
+            </w:r>
+          </w:p>
+        </w:tc>
+      </w:tr>
+      <w:tr>
+        <w:tc>
+          <w:tcPr>
+            <w:tcW w:w="4653" w:type="dxa"/>
+            <w:tcBorders>
+              <w:top w:val="single" w:sz="4" w:space="0" w:color="BFC9C2"/>
+              <w:left w:val="single" w:sz="4" w:space="0" w:color="BFC9C2"/>
+              <w:bottom w:val="single" w:sz="4" w:space="0" w:color="BFC9C2"/>
+              <w:right w:val="single" w:sz="4" w:space="0" w:color="BFC9C2"/>
+            </w:tcBorders>
+            <w:tcMar>
+              <w:top w:w="70" w:type="dxa"/>
+              <w:left w:w="110" w:type="dxa"/>
+              <w:bottom w:w="70" w:type="dxa"/>
+              <w:right w:w="110" w:type="dxa"/>
+            </w:tcMar>
+          </w:tcPr>
+          <w:p>
+            <w:pPr>
+              <w:spacing w:after="30"/>
+            </w:pPr>
+            <w:r>
+              <w:rPr>
+                <w:sz w:val="21"/>
+                <w:szCs w:val="21"/>
+              </w:rPr>
+              <w:t>Gestures</w:t>
+            </w:r>
+          </w:p>
+        </w:tc>
+        <w:tc>
+          <w:tcPr>
+            <w:tcW w:w="4653" w:type="dxa"/>
+            <w:tcBorders>
+              <w:top w:val="single" w:sz="4" w:space="0" w:color="BFC9C2"/>
+              <w:left w:val="single" w:sz="4" w:space="0" w:color="BFC9C2"/>
+              <w:bottom w:val="single" w:sz="4" w:space="0" w:color="BFC9C2"/>
+              <w:right w:val="single" w:sz="4" w:space="0" w:color="BFC9C2"/>
+            </w:tcBorders>
+            <w:tcMar>
+              <w:top w:w="70" w:type="dxa"/>
+              <w:left w:w="110" w:type="dxa"/>
+              <w:bottom w:w="70" w:type="dxa"/>
+              <w:right w:w="110" w:type="dxa"/>
+            </w:tcMar>
+          </w:tcPr>
+          <w:p>
+            <w:pPr>
+              <w:spacing w:after="30"/>
+            </w:pPr>
+            <w:r>
+              <w:rPr>
+                <w:sz w:val="21"/>
+                <w:szCs w:val="21"/>
+              </w:rPr>
+              <w:t xml:space="preserve">swipe actions, long-press context menu with preview, </w:t>
+            </w:r>
+            <w:proofErr w:type="spellStart"/>
             <w:r>
               <w:rPr>
                 <w:rFonts w:ascii="Consolas" w:eastAsia="Consolas" w:hAnsi="Consolas" w:cs="Consolas"/>
                 <w:sz w:val="19"/>
                 <w:szCs w:val="19"/>
               </w:rPr>
-              <w:t>LazyVGrid</w:t>
-            </w:r>
-            <w:r>
-              <w:rPr>
-                <w:sz w:val="21"/>
-                <w:szCs w:val="21"/>
-              </w:rPr>
-              <w:t>.</w:t>
+              <w:t>MagnifyGesture</w:t>
+            </w:r>
+            <w:proofErr w:type="spellEnd"/>
+            <w:r>
+              <w:rPr>
+                <w:sz w:val="21"/>
+                <w:szCs w:val="21"/>
+              </w:rPr>
+              <w:t xml:space="preserve"> pinch-zoom, </w:t>
+            </w:r>
+            <w:proofErr w:type="spellStart"/>
+            <w:r>
+              <w:rPr>
+                <w:sz w:val="21"/>
+                <w:szCs w:val="21"/>
+              </w:rPr>
+              <w:t>visionOS</w:t>
+            </w:r>
+            <w:proofErr w:type="spellEnd"/>
+            <w:r>
+              <w:rPr>
+                <w:sz w:val="21"/>
+                <w:szCs w:val="21"/>
+              </w:rPr>
+              <w:t xml:space="preserve"> spatial tap + drag.</w:t>
             </w:r>
           </w:p>
         </w:tc>
@@ -15511,7 +18219,7 @@
                 <w:sz w:val="21"/>
                 <w:szCs w:val="21"/>
               </w:rPr>
-              <w:t>Feedback</w:t>
+              <w:t>Adaptive layout</w:t>
             </w:r>
           </w:p>
         </w:tc>
@@ -15535,95 +18243,122 @@
             <w:pPr>
               <w:spacing w:after="30"/>
             </w:pPr>
+            <w:proofErr w:type="spellStart"/>
             <w:r>
               <w:rPr>
                 <w:rFonts w:ascii="Consolas" w:eastAsia="Consolas" w:hAnsi="Consolas" w:cs="Consolas"/>
                 <w:sz w:val="19"/>
                 <w:szCs w:val="19"/>
               </w:rPr>
-              <w:t>sensoryFeedback</w:t>
-            </w:r>
-            <w:r>
-              <w:rPr>
-                <w:sz w:val="21"/>
-                <w:szCs w:val="21"/>
-              </w:rPr>
-              <w:t xml:space="preserve"> haptics, toasts with VoiceOver announcements.</w:t>
-            </w:r>
-          </w:p>
-        </w:tc>
-      </w:tr>
-      <w:tr>
-        <w:tc>
-          <w:tcPr>
-            <w:tcW w:w="4653" w:type="dxa"/>
-            <w:tcBorders>
-              <w:top w:val="single" w:sz="4" w:space="0" w:color="BFC9C2"/>
-              <w:left w:val="single" w:sz="4" w:space="0" w:color="BFC9C2"/>
-              <w:bottom w:val="single" w:sz="4" w:space="0" w:color="BFC9C2"/>
-              <w:right w:val="single" w:sz="4" w:space="0" w:color="BFC9C2"/>
-            </w:tcBorders>
-            <w:tcMar>
-              <w:top w:w="70" w:type="dxa"/>
-              <w:left w:w="110" w:type="dxa"/>
-              <w:bottom w:w="70" w:type="dxa"/>
-              <w:right w:w="110" w:type="dxa"/>
-            </w:tcMar>
-          </w:tcPr>
-          <w:p>
-            <w:pPr>
-              <w:spacing w:after="30"/>
-            </w:pPr>
-            <w:r>
-              <w:rPr>
-                <w:sz w:val="21"/>
-                <w:szCs w:val="21"/>
-              </w:rPr>
-              <w:t>Accessibility</w:t>
-            </w:r>
-          </w:p>
-        </w:tc>
-        <w:tc>
-          <w:tcPr>
-            <w:tcW w:w="4653" w:type="dxa"/>
-            <w:tcBorders>
-              <w:top w:val="single" w:sz="4" w:space="0" w:color="BFC9C2"/>
-              <w:left w:val="single" w:sz="4" w:space="0" w:color="BFC9C2"/>
-              <w:bottom w:val="single" w:sz="4" w:space="0" w:color="BFC9C2"/>
-              <w:right w:val="single" w:sz="4" w:space="0" w:color="BFC9C2"/>
-            </w:tcBorders>
-            <w:tcMar>
-              <w:top w:w="70" w:type="dxa"/>
-              <w:left w:w="110" w:type="dxa"/>
-              <w:bottom w:w="70" w:type="dxa"/>
-              <w:right w:w="110" w:type="dxa"/>
-            </w:tcMar>
-          </w:tcPr>
-          <w:p>
-            <w:pPr>
-              <w:spacing w:after="30"/>
-            </w:pPr>
-            <w:r>
-              <w:rPr>
-                <w:sz w:val="21"/>
-                <w:szCs w:val="21"/>
-              </w:rPr>
-              <w:t xml:space="preserve">Dynamic Type everywhere (system text styles), </w:t>
-            </w:r>
+              <w:t>NavigationSplitView</w:t>
+            </w:r>
+            <w:proofErr w:type="spellEnd"/>
+            <w:r>
+              <w:rPr>
+                <w:sz w:val="21"/>
+                <w:szCs w:val="21"/>
+              </w:rPr>
+              <w:t xml:space="preserve"> vs </w:t>
+            </w:r>
+            <w:proofErr w:type="spellStart"/>
             <w:r>
               <w:rPr>
                 <w:rFonts w:ascii="Consolas" w:eastAsia="Consolas" w:hAnsi="Consolas" w:cs="Consolas"/>
                 <w:sz w:val="19"/>
                 <w:szCs w:val="19"/>
               </w:rPr>
-              <w:t>@ScaledMetric</w:t>
-            </w:r>
-            <w:r>
-              <w:rPr>
-                <w:sz w:val="21"/>
-                <w:szCs w:val="21"/>
-              </w:rPr>
-              <w:t>, combined accessibility elements, labels/hints, reduce-motion checks, colour + text for status (never colour alone).</w:t>
+              <w:t>TabView</w:t>
+            </w:r>
+            <w:proofErr w:type="spellEnd"/>
+            <w:r>
+              <w:rPr>
+                <w:sz w:val="21"/>
+                <w:szCs w:val="21"/>
+              </w:rPr>
+              <w:t xml:space="preserve">, </w:t>
+            </w:r>
+            <w:proofErr w:type="spellStart"/>
+            <w:r>
+              <w:rPr>
+                <w:rFonts w:ascii="Consolas" w:eastAsia="Consolas" w:hAnsi="Consolas" w:cs="Consolas"/>
+                <w:sz w:val="19"/>
+                <w:szCs w:val="19"/>
+              </w:rPr>
+              <w:t>ViewThatFits</w:t>
+            </w:r>
+            <w:proofErr w:type="spellEnd"/>
+            <w:r>
+              <w:rPr>
+                <w:sz w:val="21"/>
+                <w:szCs w:val="21"/>
+              </w:rPr>
+              <w:t xml:space="preserve"> (detail cards), </w:t>
+            </w:r>
+            <w:proofErr w:type="spellStart"/>
+            <w:r>
+              <w:rPr>
+                <w:rFonts w:ascii="Consolas" w:eastAsia="Consolas" w:hAnsi="Consolas" w:cs="Consolas"/>
+                <w:sz w:val="19"/>
+                <w:szCs w:val="19"/>
+              </w:rPr>
+              <w:t>AnyLayout</w:t>
+            </w:r>
+            <w:proofErr w:type="spellEnd"/>
+            <w:r>
+              <w:rPr>
+                <w:sz w:val="21"/>
+                <w:szCs w:val="21"/>
+              </w:rPr>
+              <w:t xml:space="preserve"> </w:t>
+            </w:r>
+            <w:proofErr w:type="spellStart"/>
+            <w:r>
+              <w:rPr>
+                <w:sz w:val="21"/>
+                <w:szCs w:val="21"/>
+              </w:rPr>
+              <w:t>HStack</w:t>
+            </w:r>
+            <w:proofErr w:type="spellEnd"/>
+            <w:r>
+              <w:rPr>
+                <w:sz w:val="21"/>
+                <w:szCs w:val="21"/>
+              </w:rPr>
+              <w:t>/</w:t>
+            </w:r>
+            <w:proofErr w:type="spellStart"/>
+            <w:r>
+              <w:rPr>
+                <w:sz w:val="21"/>
+                <w:szCs w:val="21"/>
+              </w:rPr>
+              <w:t>VStack</w:t>
+            </w:r>
+            <w:proofErr w:type="spellEnd"/>
+            <w:r>
+              <w:rPr>
+                <w:sz w:val="21"/>
+                <w:szCs w:val="21"/>
+              </w:rPr>
+              <w:t xml:space="preserve"> (scan screen), adaptive </w:t>
+            </w:r>
+            <w:proofErr w:type="spellStart"/>
+            <w:r>
+              <w:rPr>
+                <w:rFonts w:ascii="Consolas" w:eastAsia="Consolas" w:hAnsi="Consolas" w:cs="Consolas"/>
+                <w:sz w:val="19"/>
+                <w:szCs w:val="19"/>
+              </w:rPr>
+              <w:t>LazyVGrid</w:t>
+            </w:r>
+            <w:proofErr w:type="spellEnd"/>
+            <w:r>
+              <w:rPr>
+                <w:sz w:val="21"/>
+                <w:szCs w:val="21"/>
+              </w:rPr>
+              <w:t>.</w:t>
             </w:r>
           </w:p>
         </w:tc>
@@ -15654,6 +18389,199 @@
                 <w:sz w:val="21"/>
                 <w:szCs w:val="21"/>
               </w:rPr>
+              <w:t>Feedback</w:t>
+            </w:r>
+          </w:p>
+        </w:tc>
+        <w:tc>
+          <w:tcPr>
+            <w:tcW w:w="4653" w:type="dxa"/>
+            <w:tcBorders>
+              <w:top w:val="single" w:sz="4" w:space="0" w:color="BFC9C2"/>
+              <w:left w:val="single" w:sz="4" w:space="0" w:color="BFC9C2"/>
+              <w:bottom w:val="single" w:sz="4" w:space="0" w:color="BFC9C2"/>
+              <w:right w:val="single" w:sz="4" w:space="0" w:color="BFC9C2"/>
+            </w:tcBorders>
+            <w:tcMar>
+              <w:top w:w="70" w:type="dxa"/>
+              <w:left w:w="110" w:type="dxa"/>
+              <w:bottom w:w="70" w:type="dxa"/>
+              <w:right w:w="110" w:type="dxa"/>
+            </w:tcMar>
+          </w:tcPr>
+          <w:p>
+            <w:pPr>
+              <w:spacing w:after="30"/>
+            </w:pPr>
+            <w:proofErr w:type="spellStart"/>
+            <w:r>
+              <w:rPr>
+                <w:rFonts w:ascii="Consolas" w:eastAsia="Consolas" w:hAnsi="Consolas" w:cs="Consolas"/>
+                <w:sz w:val="19"/>
+                <w:szCs w:val="19"/>
+              </w:rPr>
+              <w:t>sensoryFeedback</w:t>
+            </w:r>
+            <w:proofErr w:type="spellEnd"/>
+            <w:r>
+              <w:rPr>
+                <w:sz w:val="21"/>
+                <w:szCs w:val="21"/>
+              </w:rPr>
+              <w:t xml:space="preserve"> haptics, toasts with </w:t>
+            </w:r>
+            <w:proofErr w:type="spellStart"/>
+            <w:r>
+              <w:rPr>
+                <w:sz w:val="21"/>
+                <w:szCs w:val="21"/>
+              </w:rPr>
+              <w:t>VoiceOver</w:t>
+            </w:r>
+            <w:proofErr w:type="spellEnd"/>
+            <w:r>
+              <w:rPr>
+                <w:sz w:val="21"/>
+                <w:szCs w:val="21"/>
+              </w:rPr>
+              <w:t xml:space="preserve"> announcements.</w:t>
+            </w:r>
+          </w:p>
+        </w:tc>
+      </w:tr>
+      <w:tr>
+        <w:tc>
+          <w:tcPr>
+            <w:tcW w:w="4653" w:type="dxa"/>
+            <w:tcBorders>
+              <w:top w:val="single" w:sz="4" w:space="0" w:color="BFC9C2"/>
+              <w:left w:val="single" w:sz="4" w:space="0" w:color="BFC9C2"/>
+              <w:bottom w:val="single" w:sz="4" w:space="0" w:color="BFC9C2"/>
+              <w:right w:val="single" w:sz="4" w:space="0" w:color="BFC9C2"/>
+            </w:tcBorders>
+            <w:tcMar>
+              <w:top w:w="70" w:type="dxa"/>
+              <w:left w:w="110" w:type="dxa"/>
+              <w:bottom w:w="70" w:type="dxa"/>
+              <w:right w:w="110" w:type="dxa"/>
+            </w:tcMar>
+          </w:tcPr>
+          <w:p>
+            <w:pPr>
+              <w:spacing w:after="30"/>
+            </w:pPr>
+            <w:r>
+              <w:rPr>
+                <w:sz w:val="21"/>
+                <w:szCs w:val="21"/>
+              </w:rPr>
+              <w:t>Accessibility</w:t>
+            </w:r>
+          </w:p>
+        </w:tc>
+        <w:tc>
+          <w:tcPr>
+            <w:tcW w:w="4653" w:type="dxa"/>
+            <w:tcBorders>
+              <w:top w:val="single" w:sz="4" w:space="0" w:color="BFC9C2"/>
+              <w:left w:val="single" w:sz="4" w:space="0" w:color="BFC9C2"/>
+              <w:bottom w:val="single" w:sz="4" w:space="0" w:color="BFC9C2"/>
+              <w:right w:val="single" w:sz="4" w:space="0" w:color="BFC9C2"/>
+            </w:tcBorders>
+            <w:tcMar>
+              <w:top w:w="70" w:type="dxa"/>
+              <w:left w:w="110" w:type="dxa"/>
+              <w:bottom w:w="70" w:type="dxa"/>
+              <w:right w:w="110" w:type="dxa"/>
+            </w:tcMar>
+          </w:tcPr>
+          <w:p>
+            <w:pPr>
+              <w:spacing w:after="30"/>
+            </w:pPr>
+            <w:r>
+              <w:rPr>
+                <w:sz w:val="21"/>
+                <w:szCs w:val="21"/>
+              </w:rPr>
+              <w:t xml:space="preserve">Dynamic Type everywhere (system text styles), </w:t>
+            </w:r>
+            <w:r>
+              <w:rPr>
+                <w:rFonts w:ascii="Consolas" w:eastAsia="Consolas" w:hAnsi="Consolas" w:cs="Consolas"/>
+                <w:sz w:val="19"/>
+                <w:szCs w:val="19"/>
+              </w:rPr>
+              <w:t>@ScaledMetric</w:t>
+            </w:r>
+            <w:r>
+              <w:rPr>
+                <w:sz w:val="21"/>
+                <w:szCs w:val="21"/>
+              </w:rPr>
+              <w:t xml:space="preserve">, combined accessibility elements, labels/hints, reduce-motion checks, </w:t>
+            </w:r>
+            <w:proofErr w:type="spellStart"/>
+            <w:r>
+              <w:rPr>
+                <w:sz w:val="21"/>
+                <w:szCs w:val="21"/>
+              </w:rPr>
+              <w:t>colour</w:t>
+            </w:r>
+            <w:proofErr w:type="spellEnd"/>
+            <w:r>
+              <w:rPr>
+                <w:sz w:val="21"/>
+                <w:szCs w:val="21"/>
+              </w:rPr>
+              <w:t xml:space="preserve"> + text for status (never </w:t>
+            </w:r>
+            <w:proofErr w:type="spellStart"/>
+            <w:r>
+              <w:rPr>
+                <w:sz w:val="21"/>
+                <w:szCs w:val="21"/>
+              </w:rPr>
+              <w:t>colour</w:t>
+            </w:r>
+            <w:proofErr w:type="spellEnd"/>
+            <w:r>
+              <w:rPr>
+                <w:sz w:val="21"/>
+                <w:szCs w:val="21"/>
+              </w:rPr>
+              <w:t xml:space="preserve"> alone).</w:t>
+            </w:r>
+          </w:p>
+        </w:tc>
+      </w:tr>
+      <w:tr>
+        <w:tc>
+          <w:tcPr>
+            <w:tcW w:w="4653" w:type="dxa"/>
+            <w:tcBorders>
+              <w:top w:val="single" w:sz="4" w:space="0" w:color="BFC9C2"/>
+              <w:left w:val="single" w:sz="4" w:space="0" w:color="BFC9C2"/>
+              <w:bottom w:val="single" w:sz="4" w:space="0" w:color="BFC9C2"/>
+              <w:right w:val="single" w:sz="4" w:space="0" w:color="BFC9C2"/>
+            </w:tcBorders>
+            <w:tcMar>
+              <w:top w:w="70" w:type="dxa"/>
+              <w:left w:w="110" w:type="dxa"/>
+              <w:bottom w:w="70" w:type="dxa"/>
+              <w:right w:w="110" w:type="dxa"/>
+            </w:tcMar>
+          </w:tcPr>
+          <w:p>
+            <w:pPr>
+              <w:spacing w:after="30"/>
+            </w:pPr>
+            <w:r>
+              <w:rPr>
+                <w:sz w:val="21"/>
+                <w:szCs w:val="21"/>
+              </w:rPr>
               <w:t>Dark Mode</w:t>
             </w:r>
           </w:p>
@@ -15683,7 +18611,23 @@
                 <w:sz w:val="21"/>
                 <w:szCs w:val="21"/>
               </w:rPr>
-              <w:t>Every colour is an asset with a dark variant; shadows removed in dark mode.</w:t>
+              <w:t xml:space="preserve">Every </w:t>
+            </w:r>
+            <w:proofErr w:type="spellStart"/>
+            <w:r>
+              <w:rPr>
+                <w:sz w:val="21"/>
+                <w:szCs w:val="21"/>
+              </w:rPr>
+              <w:t>colour</w:t>
+            </w:r>
+            <w:proofErr w:type="spellEnd"/>
+            <w:r>
+              <w:rPr>
+                <w:sz w:val="21"/>
+                <w:szCs w:val="21"/>
+              </w:rPr>
+              <w:t xml:space="preserve"> is an asset with a dark variant; shadows removed in dark mode.</w:t>
             </w:r>
           </w:p>
         </w:tc>
@@ -15717,11 +18661,37 @@
           <w:b/>
           <w:bCs/>
         </w:rPr>
-        <w:t>Image downsampling with ImageIO</w:t>
-      </w:r>
+        <w:t xml:space="preserve">Image </w:t>
+      </w:r>
+      <w:proofErr w:type="spellStart"/>
+      <w:r>
+        <w:rPr>
+          <w:b/>
+          <w:bCs/>
+        </w:rPr>
+        <w:t>downsampling</w:t>
+      </w:r>
+      <w:proofErr w:type="spellEnd"/>
+      <w:r>
+        <w:rPr>
+          <w:b/>
+          <w:bCs/>
+        </w:rPr>
+        <w:t xml:space="preserve"> with </w:t>
+      </w:r>
+      <w:proofErr w:type="spellStart"/>
+      <w:r>
+        <w:rPr>
+          <w:b/>
+          <w:bCs/>
+        </w:rPr>
+        <w:t>ImageIO</w:t>
+      </w:r>
+      <w:proofErr w:type="spellEnd"/>
       <w:r>
         <w:t xml:space="preserve"> (</w:t>
       </w:r>
+      <w:proofErr w:type="spellStart"/>
       <w:r>
         <w:rPr>
           <w:rFonts w:ascii="Consolas" w:eastAsia="Consolas" w:hAnsi="Consolas" w:cs="Consolas"/>
@@ -15730,8 +18700,17 @@
         </w:rPr>
         <w:t>CGImageSourceCreateThumbnailAtIndex</w:t>
       </w:r>
-      <w:r>
-        <w:t>) — a 12 MP photo is never decoded at full size. Stored photos are ≤1024 px JPEG (~150 KB instead of ~48 MB decoded).</w:t>
+      <w:proofErr w:type="spellEnd"/>
+      <w:r>
+        <w:t xml:space="preserve">) — a 12 MP photo is never decoded at full size. Stored photos are ≤1024 </w:t>
+      </w:r>
+      <w:proofErr w:type="spellStart"/>
+      <w:r>
+        <w:t>px</w:t>
+      </w:r>
+      <w:proofErr w:type="spellEnd"/>
+      <w:r>
+        <w:t xml:space="preserve"> JPEG (~150 KB instead of ~48 MB decoded).</w:t>
       </w:r>
     </w:p>
     <w:p>
@@ -15753,6 +18732,7 @@
       <w:r>
         <w:t xml:space="preserve"> — </w:t>
       </w:r>
+      <w:proofErr w:type="spellStart"/>
       <w:r>
         <w:rPr>
           <w:rFonts w:ascii="Consolas" w:eastAsia="Consolas" w:hAnsi="Consolas" w:cs="Consolas"/>
@@ -15761,6 +18741,7 @@
         </w:rPr>
         <w:t>NSCache</w:t>
       </w:r>
+      <w:proofErr w:type="spellEnd"/>
       <w:r>
         <w:t xml:space="preserve"> (150 entries) keyed by item id and size.</w:t>
       </w:r>
@@ -15782,7 +18763,15 @@
         <w:t>External storage</w:t>
       </w:r>
       <w:r>
-        <w:t xml:space="preserve"> for photos keeps SwiftData fetches fast; </w:t>
+        <w:t xml:space="preserve"> for photos keeps </w:t>
+      </w:r>
+      <w:proofErr w:type="spellStart"/>
+      <w:r>
+        <w:t>SwiftData</w:t>
+      </w:r>
+      <w:proofErr w:type="spellEnd"/>
+      <w:r>
+        <w:t xml:space="preserve"> fetches fast; </w:t>
       </w:r>
       <w:r>
         <w:rPr>
@@ -15835,6 +18824,7 @@
       <w:r>
         <w:t xml:space="preserve"> (</w:t>
       </w:r>
+      <w:proofErr w:type="spellStart"/>
       <w:r>
         <w:rPr>
           <w:rFonts w:ascii="Consolas" w:eastAsia="Consolas" w:hAnsi="Consolas" w:cs="Consolas"/>
@@ -15843,9 +18833,11 @@
         </w:rPr>
         <w:t>LazyHStack</w:t>
       </w:r>
+      <w:proofErr w:type="spellEnd"/>
       <w:r>
         <w:t xml:space="preserve">, </w:t>
       </w:r>
+      <w:proofErr w:type="spellStart"/>
       <w:r>
         <w:rPr>
           <w:rFonts w:ascii="Consolas" w:eastAsia="Consolas" w:hAnsi="Consolas" w:cs="Consolas"/>
@@ -15854,6 +18846,7 @@
         </w:rPr>
         <w:t>LazyVGrid</w:t>
       </w:r>
+      <w:proofErr w:type="spellEnd"/>
       <w:r>
         <w:t>) and value types for derived data.</w:t>
       </w:r>
@@ -15882,6 +18875,7 @@
       <w:r>
         <w:t>), 500-item fetch, app launch (</w:t>
       </w:r>
+      <w:proofErr w:type="spellStart"/>
       <w:r>
         <w:rPr>
           <w:rFonts w:ascii="Consolas" w:eastAsia="Consolas" w:hAnsi="Consolas" w:cs="Consolas"/>
@@ -15890,6 +18884,7 @@
         </w:rPr>
         <w:t>XCTApplicationLaunchMetric</w:t>
       </w:r>
+      <w:proofErr w:type="spellEnd"/>
       <w:r>
         <w:t>).</w:t>
       </w:r>
@@ -16046,6 +19041,7 @@
             <w:pPr>
               <w:spacing w:after="30"/>
             </w:pPr>
+            <w:proofErr w:type="spellStart"/>
             <w:r>
               <w:rPr>
                 <w:rFonts w:ascii="Consolas" w:eastAsia="Consolas" w:hAnsi="Consolas" w:cs="Consolas"/>
@@ -16054,6 +19050,7 @@
               </w:rPr>
               <w:t>FreshKeepCoreTests</w:t>
             </w:r>
+            <w:proofErr w:type="spellEnd"/>
           </w:p>
         </w:tc>
         <w:tc>
@@ -16136,6 +19133,7 @@
             <w:pPr>
               <w:spacing w:after="30"/>
             </w:pPr>
+            <w:proofErr w:type="spellStart"/>
             <w:r>
               <w:rPr>
                 <w:rFonts w:ascii="Consolas" w:eastAsia="Consolas" w:hAnsi="Consolas" w:cs="Consolas"/>
@@ -16144,6 +19142,7 @@
               </w:rPr>
               <w:t>FreshKeepTests</w:t>
             </w:r>
+            <w:proofErr w:type="spellEnd"/>
           </w:p>
         </w:tc>
         <w:tc>
@@ -16195,12 +19194,37 @@
             <w:pPr>
               <w:spacing w:after="30"/>
             </w:pPr>
-            <w:r>
-              <w:rPr>
-                <w:sz w:val="21"/>
-                <w:szCs w:val="21"/>
-              </w:rPr>
-              <w:t>SwiftData queries, resolve/freeze, record maths, sample data, item draft logic, scan view model (mock services), image pipeline, fetch performance</w:t>
+            <w:proofErr w:type="spellStart"/>
+            <w:r>
+              <w:rPr>
+                <w:sz w:val="21"/>
+                <w:szCs w:val="21"/>
+              </w:rPr>
+              <w:t>SwiftData</w:t>
+            </w:r>
+            <w:proofErr w:type="spellEnd"/>
+            <w:r>
+              <w:rPr>
+                <w:sz w:val="21"/>
+                <w:szCs w:val="21"/>
+              </w:rPr>
+              <w:t xml:space="preserve"> queries, resolve/freeze, record </w:t>
+            </w:r>
+            <w:proofErr w:type="spellStart"/>
+            <w:r>
+              <w:rPr>
+                <w:sz w:val="21"/>
+                <w:szCs w:val="21"/>
+              </w:rPr>
+              <w:t>maths</w:t>
+            </w:r>
+            <w:proofErr w:type="spellEnd"/>
+            <w:r>
+              <w:rPr>
+                <w:sz w:val="21"/>
+                <w:szCs w:val="21"/>
+              </w:rPr>
+              <w:t>, sample data, item draft logic, scan view model (mock services), image pipeline, fetch performance</w:t>
             </w:r>
           </w:p>
         </w:tc>
@@ -16226,6 +19250,7 @@
             <w:pPr>
               <w:spacing w:after="30"/>
             </w:pPr>
+            <w:proofErr w:type="spellStart"/>
             <w:r>
               <w:rPr>
                 <w:rFonts w:ascii="Consolas" w:eastAsia="Consolas" w:hAnsi="Consolas" w:cs="Consolas"/>
@@ -16234,6 +19259,7 @@
               </w:rPr>
               <w:t>FreshKeepUITests</w:t>
             </w:r>
+            <w:proofErr w:type="spellEnd"/>
           </w:p>
         </w:tc>
         <w:tc>
@@ -16341,17 +19367,18 @@
           <w:sz w:val="18"/>
           <w:szCs w:val="18"/>
         </w:rPr>
-        <w:t>brew install xcodegen</w:t>
-      </w:r>
+        <w:t xml:space="preserve">brew install </w:t>
+      </w:r>
+      <w:proofErr w:type="spellStart"/>
       <w:r>
         <w:rPr>
           <w:rFonts w:ascii="Consolas" w:eastAsia="Consolas" w:hAnsi="Consolas" w:cs="Consolas"/>
           <w:sz w:val="18"/>
           <w:szCs w:val="18"/>
         </w:rPr>
-        <w:br/>
-        <w:t>xcodegen generate</w:t>
-      </w:r>
+        <w:t>xcodegen</w:t>
+      </w:r>
+      <w:proofErr w:type="spellEnd"/>
       <w:r>
         <w:rPr>
           <w:rFonts w:ascii="Consolas" w:eastAsia="Consolas" w:hAnsi="Consolas" w:cs="Consolas"/>
@@ -16359,7 +19386,105 @@
           <w:szCs w:val="18"/>
         </w:rPr>
         <w:br/>
-        <w:t>open FreshKeep.xcodeproj         # schemes: FreshKeep (iOS), FreshKeepSpatial (visionOS)</w:t>
+      </w:r>
+      <w:proofErr w:type="spellStart"/>
+      <w:r>
+        <w:rPr>
+          <w:rFonts w:ascii="Consolas" w:eastAsia="Consolas" w:hAnsi="Consolas" w:cs="Consolas"/>
+          <w:sz w:val="18"/>
+          <w:szCs w:val="18"/>
+        </w:rPr>
+        <w:t>xcodegen</w:t>
+      </w:r>
+      <w:proofErr w:type="spellEnd"/>
+      <w:r>
+        <w:rPr>
+          <w:rFonts w:ascii="Consolas" w:eastAsia="Consolas" w:hAnsi="Consolas" w:cs="Consolas"/>
+          <w:sz w:val="18"/>
+          <w:szCs w:val="18"/>
+        </w:rPr>
+        <w:t xml:space="preserve"> generate</w:t>
+      </w:r>
+      <w:r>
+        <w:rPr>
+          <w:rFonts w:ascii="Consolas" w:eastAsia="Consolas" w:hAnsi="Consolas" w:cs="Consolas"/>
+          <w:sz w:val="18"/>
+          <w:szCs w:val="18"/>
+        </w:rPr>
+        <w:br/>
+        <w:t xml:space="preserve">open </w:t>
+      </w:r>
+      <w:proofErr w:type="spellStart"/>
+      <w:r>
+        <w:rPr>
+          <w:rFonts w:ascii="Consolas" w:eastAsia="Consolas" w:hAnsi="Consolas" w:cs="Consolas"/>
+          <w:sz w:val="18"/>
+          <w:szCs w:val="18"/>
+        </w:rPr>
+        <w:t>FreshKeep.xcodeproj</w:t>
+      </w:r>
+      <w:proofErr w:type="spellEnd"/>
+      <w:r>
+        <w:rPr>
+          <w:rFonts w:ascii="Consolas" w:eastAsia="Consolas" w:hAnsi="Consolas" w:cs="Consolas"/>
+          <w:sz w:val="18"/>
+          <w:szCs w:val="18"/>
+        </w:rPr>
+        <w:t xml:space="preserve">         # schemes: </w:t>
+      </w:r>
+      <w:proofErr w:type="spellStart"/>
+      <w:r>
+        <w:rPr>
+          <w:rFonts w:ascii="Consolas" w:eastAsia="Consolas" w:hAnsi="Consolas" w:cs="Consolas"/>
+          <w:sz w:val="18"/>
+          <w:szCs w:val="18"/>
+        </w:rPr>
+        <w:t>FreshKeep</w:t>
+      </w:r>
+      <w:proofErr w:type="spellEnd"/>
+      <w:r>
+        <w:rPr>
+          <w:rFonts w:ascii="Consolas" w:eastAsia="Consolas" w:hAnsi="Consolas" w:cs="Consolas"/>
+          <w:sz w:val="18"/>
+          <w:szCs w:val="18"/>
+        </w:rPr>
+        <w:t xml:space="preserve"> (iOS), </w:t>
+      </w:r>
+      <w:proofErr w:type="spellStart"/>
+      <w:r>
+        <w:rPr>
+          <w:rFonts w:ascii="Consolas" w:eastAsia="Consolas" w:hAnsi="Consolas" w:cs="Consolas"/>
+          <w:sz w:val="18"/>
+          <w:szCs w:val="18"/>
+        </w:rPr>
+        <w:t>FreshKeepSpatial</w:t>
+      </w:r>
+      <w:proofErr w:type="spellEnd"/>
+      <w:r>
+        <w:rPr>
+          <w:rFonts w:ascii="Consolas" w:eastAsia="Consolas" w:hAnsi="Consolas" w:cs="Consolas"/>
+          <w:sz w:val="18"/>
+          <w:szCs w:val="18"/>
+        </w:rPr>
+        <w:t xml:space="preserve"> (</w:t>
+      </w:r>
+      <w:proofErr w:type="spellStart"/>
+      <w:r>
+        <w:rPr>
+          <w:rFonts w:ascii="Consolas" w:eastAsia="Consolas" w:hAnsi="Consolas" w:cs="Consolas"/>
+          <w:sz w:val="18"/>
+          <w:szCs w:val="18"/>
+        </w:rPr>
+        <w:t>visionOS</w:t>
+      </w:r>
+      <w:proofErr w:type="spellEnd"/>
+      <w:r>
+        <w:rPr>
+          <w:rFonts w:ascii="Consolas" w:eastAsia="Consolas" w:hAnsi="Consolas" w:cs="Consolas"/>
+          <w:sz w:val="18"/>
+          <w:szCs w:val="18"/>
+        </w:rPr>
+        <w:t>)</w:t>
       </w:r>
     </w:p>
     <w:p>
@@ -16376,7 +19501,25 @@
           <w:sz w:val="21"/>
           <w:szCs w:val="21"/>
         </w:rPr>
-        <w:t>-ui-testing</w:t>
+        <w:t>-</w:t>
+      </w:r>
+      <w:proofErr w:type="spellStart"/>
+      <w:r>
+        <w:rPr>
+          <w:rFonts w:ascii="Consolas" w:eastAsia="Consolas" w:hAnsi="Consolas" w:cs="Consolas"/>
+          <w:sz w:val="21"/>
+          <w:szCs w:val="21"/>
+        </w:rPr>
+        <w:t>ui</w:t>
+      </w:r>
+      <w:proofErr w:type="spellEnd"/>
+      <w:r>
+        <w:rPr>
+          <w:rFonts w:ascii="Consolas" w:eastAsia="Consolas" w:hAnsi="Consolas" w:cs="Consolas"/>
+          <w:sz w:val="21"/>
+          <w:szCs w:val="21"/>
+        </w:rPr>
+        <w:t>-testing</w:t>
       </w:r>
       <w:r>
         <w:t xml:space="preserve"> (in-memory store), </w:t>
@@ -16445,6 +19588,7 @@
       <w:r>
         <w:t xml:space="preserve"> (swift test), </w:t>
       </w:r>
+      <w:proofErr w:type="spellStart"/>
       <w:r>
         <w:rPr>
           <w:rFonts w:ascii="Consolas" w:eastAsia="Consolas" w:hAnsi="Consolas" w:cs="Consolas"/>
@@ -16453,9 +19597,27 @@
         </w:rPr>
         <w:t>ios</w:t>
       </w:r>
-      <w:r>
-        <w:t xml:space="preserve"> (xcodegen → xcodebuild test on the newest iPhone simulator, screen recording, screenshots, coverage), </w:t>
-      </w:r>
+      <w:proofErr w:type="spellEnd"/>
+      <w:r>
+        <w:t xml:space="preserve"> (</w:t>
+      </w:r>
+      <w:proofErr w:type="spellStart"/>
+      <w:r>
+        <w:t>xcodegen</w:t>
+      </w:r>
+      <w:proofErr w:type="spellEnd"/>
+      <w:r>
+        <w:t xml:space="preserve"> → </w:t>
+      </w:r>
+      <w:proofErr w:type="spellStart"/>
+      <w:r>
+        <w:t>xcodebuild</w:t>
+      </w:r>
+      <w:proofErr w:type="spellEnd"/>
+      <w:r>
+        <w:t xml:space="preserve"> test on the newest iPhone simulator, screen recording, screenshots, coverage), </w:t>
+      </w:r>
+      <w:proofErr w:type="spellStart"/>
       <w:r>
         <w:rPr>
           <w:rFonts w:ascii="Consolas" w:eastAsia="Consolas" w:hAnsi="Consolas" w:cs="Consolas"/>
@@ -16464,8 +19626,17 @@
         </w:rPr>
         <w:t>visionos</w:t>
       </w:r>
-      <w:r>
-        <w:t xml:space="preserve"> (build for visionOS simulator, launch, screenshot, recording).</w:t>
+      <w:proofErr w:type="spellEnd"/>
+      <w:r>
+        <w:t xml:space="preserve"> (build for </w:t>
+      </w:r>
+      <w:proofErr w:type="spellStart"/>
+      <w:r>
+        <w:t>visionOS</w:t>
+      </w:r>
+      <w:proofErr w:type="spellEnd"/>
+      <w:r>
+        <w:t xml:space="preserve"> simulator, launch, screenshot, recording).</w:t>
       </w:r>
     </w:p>
     <w:p>
@@ -16505,7 +19676,23 @@
         <w:spacing w:after="80" w:line="280" w:lineRule="auto"/>
       </w:pPr>
       <w:r>
-        <w:t>Apple's generic classifier recognises common produce well but not every packaged product; a custom Create ML model trained on local foods (e.g. jackfruit, gotukola) would improve accuracy.</w:t>
+        <w:t xml:space="preserve">Apple's generic classifier </w:t>
+      </w:r>
+      <w:proofErr w:type="spellStart"/>
+      <w:r>
+        <w:t>recognises</w:t>
+      </w:r>
+      <w:proofErr w:type="spellEnd"/>
+      <w:r>
+        <w:t xml:space="preserve"> common produce well but not every packaged product; a custom Create ML model trained on local foods (e.g. jackfruit, </w:t>
+      </w:r>
+      <w:proofErr w:type="spellStart"/>
+      <w:r>
+        <w:t>gotukola</w:t>
+      </w:r>
+      <w:proofErr w:type="spellEnd"/>
+      <w:r>
+        <w:t>) would improve accuracy.</w:t>
       </w:r>
     </w:p>
     <w:p>
@@ -16518,8 +19705,17 @@
         <w:spacing w:after="80" w:line="280" w:lineRule="auto"/>
       </w:pPr>
       <w:r>
-        <w:t xml:space="preserve">Barcode lookup (VisionKit </w:t>
-      </w:r>
+        <w:t>Barcode lookup (</w:t>
+      </w:r>
+      <w:proofErr w:type="spellStart"/>
+      <w:r>
+        <w:t>VisionKit</w:t>
+      </w:r>
+      <w:proofErr w:type="spellEnd"/>
+      <w:r>
+        <w:t xml:space="preserve"> </w:t>
+      </w:r>
+      <w:proofErr w:type="spellStart"/>
       <w:r>
         <w:rPr>
           <w:rFonts w:ascii="Consolas" w:eastAsia="Consolas" w:hAnsi="Consolas" w:cs="Consolas"/>
@@ -16528,6 +19724,7 @@
         </w:rPr>
         <w:t>DataScannerViewController</w:t>
       </w:r>
+      <w:proofErr w:type="spellEnd"/>
       <w:r>
         <w:t>) for packaged goods.</w:t>
       </w:r>
@@ -16542,7 +19739,23 @@
         <w:spacing w:after="80" w:line="280" w:lineRule="auto"/>
       </w:pPr>
       <w:r>
-        <w:t>iCloud sync (SwiftData + CloudKit) and a shared household pantry.</w:t>
+        <w:t>iCloud sync (</w:t>
+      </w:r>
+      <w:proofErr w:type="spellStart"/>
+      <w:r>
+        <w:t>SwiftData</w:t>
+      </w:r>
+      <w:proofErr w:type="spellEnd"/>
+      <w:r>
+        <w:t xml:space="preserve"> + </w:t>
+      </w:r>
+      <w:proofErr w:type="spellStart"/>
+      <w:r>
+        <w:t>CloudKit</w:t>
+      </w:r>
+      <w:proofErr w:type="spellEnd"/>
+      <w:r>
+        <w:t>) and a shared household pantry.</w:t>
       </w:r>
     </w:p>
     <w:p>
@@ -16688,13 +19901,23 @@
       </w:pBdr>
       <w:jc w:val="right"/>
     </w:pPr>
+    <w:proofErr w:type="spellStart"/>
     <w:r>
       <w:rPr>
         <w:color w:val="5F6B64"/>
         <w:sz w:val="18"/>
         <w:szCs w:val="18"/>
       </w:rPr>
-      <w:t>FreshKeep — Final Report</w:t>
+      <w:t>FreshKeep</w:t>
+    </w:r>
+    <w:proofErr w:type="spellEnd"/>
+    <w:r>
+      <w:rPr>
+        <w:color w:val="5F6B64"/>
+        <w:sz w:val="18"/>
+        <w:szCs w:val="18"/>
+      </w:rPr>
+      <w:t xml:space="preserve"> — Final Report</w:t>
     </w:r>
   </w:p>
 </w:hdr>
